--- a/500125144/Lab11.docx
+++ b/500125144/Lab11.docx
@@ -1,784 +1,963 @@
 
 <file path=word/document.xml><?xml version="1.0" encoding="utf-8"?>
-<w:document xmlns:wpc="http://schemas.microsoft.com/office/word/2010/wordprocessingCanvas" xmlns:cx="http://schemas.microsoft.com/office/drawing/2014/chartex" xmlns:cx1="http://schemas.microsoft.com/office/drawing/2015/9/8/chartex" xmlns:cx2="http://schemas.microsoft.com/office/drawing/2015/10/21/chartex" xmlns:cx3="http://schemas.microsoft.com/office/drawing/2016/5/9/chartex" xmlns:cx4="http://schemas.microsoft.com/office/drawing/2016/5/10/chartex" xmlns:cx5="http://schemas.microsoft.com/office/drawing/2016/5/11/chartex" xmlns:cx6="http://schemas.microsoft.com/office/drawing/2016/5/12/chartex" xmlns:cx7="http://schemas.microsoft.com/office/drawing/2016/5/13/chartex" xmlns:cx8="http://schemas.microsoft.com/office/drawing/2016/5/14/chartex" xmlns:mc="http://schemas.openxmlformats.org/markup-compatibility/2006" xmlns:aink="http://schemas.microsoft.com/office/drawing/2016/ink" xmlns:am3d="http://schemas.microsoft.com/office/drawing/2017/model3d" xmlns:o="urn:schemas-microsoft-com:office:office" xmlns:oel="http://schemas.microsoft.com/office/2019/extlst" xmlns:r="http://schemas.openxmlformats.org/officeDocument/2006/relationships" xmlns:m="http://schemas.openxmlformats.org/officeDocument/2006/math" xmlns:v="urn:schemas-microsoft-com:vml" xmlns:wp14="http://schemas.microsoft.com/office/word/2010/wordprocessingDrawing" xmlns:wp="http://schemas.openxmlformats.org/drawingml/2006/wordprocessingDrawing" xmlns:w10="urn:schemas-microsoft-com:office:word" xmlns:w="http://schemas.openxmlformats.org/wordprocessingml/2006/main" xmlns:w14="http://schemas.microsoft.com/office/word/2010/wordml" xmlns:w15="http://schemas.microsoft.com/office/word/2012/wordml" xmlns:w16cex="http://schemas.microsoft.com/office/word/2018/wordml/cex" xmlns:w16cid="http://schemas.microsoft.com/office/word/2016/wordml/cid" xmlns:w16="http://schemas.microsoft.com/office/word/2018/wordml" xmlns:w16du="http://schemas.microsoft.com/office/word/2023/wordml/word16du" xmlns:w16sdtdh="http://schemas.microsoft.com/office/word/2020/wordml/sdtdatahash" xmlns:w16sdtfl="http://schemas.microsoft.com/office/word/2024/wordml/sdtformatlock" xmlns:w16se="http://schemas.microsoft.com/office/word/2015/wordml/symex" xmlns:wpg="http://schemas.microsoft.com/office/word/2010/wordprocessingGroup" xmlns:wpi="http://schemas.microsoft.com/office/word/2010/wordprocessingInk" xmlns:wne="http://schemas.microsoft.com/office/word/2006/wordml" xmlns:wps="http://schemas.microsoft.com/office/word/2010/wordprocessingShape" mc:Ignorable="w14 w15 w16se w16cid w16 w16cex w16sdtdh w16sdtfl w16du wp14">
+<w:document xmlns:ve="http://schemas.openxmlformats.org/markup-compatibility/2006" xmlns:o="urn:schemas-microsoft-com:office:office" xmlns:r="http://schemas.openxmlformats.org/officeDocument/2006/relationships" xmlns:m="http://schemas.openxmlformats.org/officeDocument/2006/math" xmlns:v="urn:schemas-microsoft-com:vml" xmlns:wp="http://schemas.openxmlformats.org/drawingml/2006/wordprocessingDrawing" xmlns:w10="urn:schemas-microsoft-com:office:word" xmlns:w="http://schemas.openxmlformats.org/wordprocessingml/2006/main" xmlns:wne="http://schemas.microsoft.com/office/word/2006/wordml">
   <w:body>
     <w:p>
       <w:pPr>
-        <w:spacing w:after="0" w:line="360" w:lineRule="auto"/>
-        <w:jc w:val="both"/>
-        <w:rPr>
-          <w:rFonts w:ascii="Times New Roman" w:hAnsi="Times New Roman" w:cs="Times New Roman"/>
+        <w:spacing w:line="360" w:lineRule="auto"/>
+        <w:jc w:val="both"/>
+        <w:rPr>
+          <w:rFonts w:ascii="Georgia" w:hAnsi="Georgia"/>
           <w:b/>
-          <w:bCs/>
           <w:color w:val="000000" w:themeColor="text1"/>
           <w:sz w:val="36"/>
           <w:szCs w:val="36"/>
-          <w:u w:val="single"/>
-        </w:rPr>
-      </w:pPr>
-      <w:bookmarkStart w:id="0" w:name="_Hlk148685889"/>
-      <w:r>
-        <w:rPr>
-          <w:rFonts w:ascii="Times New Roman" w:hAnsi="Times New Roman" w:cs="Times New Roman"/>
+        </w:rPr>
+      </w:pPr>
+      <w:r>
+        <w:rPr>
+          <w:rFonts w:ascii="Georgia" w:hAnsi="Georgia"/>
           <w:b/>
-          <w:bCs/>
           <w:color w:val="000000" w:themeColor="text1"/>
           <w:sz w:val="36"/>
           <w:szCs w:val="36"/>
-          <w:u w:val="single"/>
-        </w:rPr>
-        <w:t xml:space="preserve">Lab Exercise </w:t>
-      </w:r>
-      <w:r>
-        <w:rPr>
-          <w:rFonts w:ascii="Times New Roman" w:hAnsi="Times New Roman" w:cs="Times New Roman"/>
+        </w:rPr>
+        <w:t>Lab Exercise</w:t>
+      </w:r>
+      <w:r>
+        <w:rPr>
+          <w:rFonts w:ascii="Georgia" w:hAnsi="Georgia"/>
           <w:b/>
-          <w:bCs/>
           <w:color w:val="000000" w:themeColor="text1"/>
           <w:sz w:val="36"/>
           <w:szCs w:val="36"/>
-          <w:u w:val="single"/>
-        </w:rPr>
-        <w:t>2</w:t>
-      </w:r>
-      <w:r>
-        <w:rPr>
-          <w:rFonts w:ascii="Times New Roman" w:hAnsi="Times New Roman" w:cs="Times New Roman"/>
+        </w:rPr>
+        <w:t>1</w:t>
+      </w:r>
+      <w:r>
+        <w:rPr>
+          <w:rFonts w:ascii="Georgia" w:hAnsi="Georgia"/>
           <w:b/>
-          <w:bCs/>
           <w:color w:val="000000" w:themeColor="text1"/>
           <w:sz w:val="36"/>
           <w:szCs w:val="36"/>
-          <w:u w:val="single"/>
-        </w:rPr>
-        <w:t xml:space="preserve">– </w:t>
-      </w:r>
-      <w:bookmarkEnd w:id="0"/>
-      <w:r>
-        <w:rPr>
-          <w:rFonts w:ascii="Times New Roman" w:hAnsi="Times New Roman" w:cs="Times New Roman"/>
+        </w:rPr>
+        <w:t>1</w:t>
+      </w:r>
+      <w:r>
+        <w:rPr>
+          <w:rFonts w:ascii="Georgia" w:hAnsi="Georgia"/>
           <w:b/>
-          <w:bCs/>
           <w:color w:val="000000" w:themeColor="text1"/>
           <w:sz w:val="36"/>
           <w:szCs w:val="36"/>
-          <w:u w:val="single"/>
-        </w:rPr>
-        <w:t xml:space="preserve">Terraform AWS Provider </w:t>
-      </w:r>
-      <w:r>
-        <w:rPr>
-          <w:rFonts w:ascii="Times New Roman" w:hAnsi="Times New Roman" w:cs="Times New Roman"/>
+        </w:rPr>
+        <w:t xml:space="preserve">- </w:t>
+      </w:r>
+      <w:r>
+        <w:rPr>
+          <w:rFonts w:ascii="Georgia" w:hAnsi="Georgia"/>
           <w:b/>
-          <w:bCs/>
           <w:color w:val="000000" w:themeColor="text1"/>
           <w:sz w:val="36"/>
           <w:szCs w:val="36"/>
-          <w:u w:val="single"/>
-        </w:rPr>
-        <w:t>Configuration</w:t>
-      </w:r>
-    </w:p>
-    <w:p>
-      <w:pPr>
-        <w:pStyle w:val="NormalWeb"/>
-        <w:spacing w:line="360" w:lineRule="auto"/>
-        <w:jc w:val="both"/>
-        <w:rPr>
-          <w:rFonts w:ascii="Georgia" w:hAnsi="Georgia"/>
-          <w:color w:val="000000" w:themeColor="text1"/>
-        </w:rPr>
-      </w:pPr>
-      <w:r>
+        </w:rPr>
+        <w:t>Deployments with Rolling Update and Recreate Strategies</w:t>
+      </w:r>
+    </w:p>
+    <w:p>
+      <w:pPr>
+        <w:spacing w:line="360" w:lineRule="auto"/>
+        <w:rPr>
+          <w:rFonts w:ascii="Georgia" w:hAnsi="Georgia"/>
+          <w:sz w:val="24"/>
+          <w:szCs w:val="24"/>
+        </w:rPr>
+      </w:pPr>
+    </w:p>
+    <w:p>
+      <w:pPr>
+        <w:spacing w:line="360" w:lineRule="auto"/>
+        <w:jc w:val="both"/>
+        <w:rPr>
+          <w:rFonts w:ascii="Georgia" w:hAnsi="Georgia"/>
+          <w:sz w:val="24"/>
+          <w:szCs w:val="24"/>
+        </w:rPr>
+      </w:pPr>
+      <w:r>
+        <w:rPr>
+          <w:rFonts w:ascii="Georgia" w:hAnsi="Georgia"/>
+          <w:sz w:val="24"/>
+          <w:szCs w:val="24"/>
+        </w:rPr>
+        <w:t>Understand how to use the rolling update and recreate strategies for deploying applications using Kubernetes Deployments.</w:t>
+      </w:r>
+    </w:p>
+    <w:p>
+      <w:pPr>
+        <w:spacing w:line="360" w:lineRule="auto"/>
+        <w:jc w:val="both"/>
+        <w:rPr>
+          <w:rFonts w:ascii="Georgia" w:hAnsi="Georgia"/>
+          <w:sz w:val="24"/>
+          <w:szCs w:val="24"/>
+        </w:rPr>
+      </w:pPr>
+    </w:p>
+    <w:p>
+      <w:pPr>
+        <w:spacing w:line="360" w:lineRule="auto"/>
+        <w:jc w:val="both"/>
         <w:rPr>
           <w:rFonts w:ascii="Georgia" w:hAnsi="Georgia"/>
           <w:b/>
           <w:bCs/>
-          <w:color w:val="000000" w:themeColor="text1"/>
-          <w:u w:val="single"/>
-        </w:rPr>
-        <w:t>Prerequisites</w:t>
-      </w:r>
-      <w:r>
-        <w:rPr>
-          <w:rFonts w:ascii="Georgia" w:hAnsi="Georgia"/>
-          <w:color w:val="000000" w:themeColor="text1"/>
-        </w:rPr>
-        <w:t xml:space="preserve">: Terraform Installed </w:t>
-      </w:r>
-      <w:r>
-        <w:rPr>
-          <w:rFonts w:ascii="Georgia" w:hAnsi="Georgia"/>
-          <w:color w:val="000000" w:themeColor="text1"/>
-        </w:rPr>
-        <w:t>(</w:t>
-      </w:r>
-      <w:r>
-        <w:rPr>
-          <w:rFonts w:ascii="Georgia" w:hAnsi="Georgia"/>
-          <w:color w:val="000000" w:themeColor="text1"/>
-        </w:rPr>
-        <w:t>Make sure you have Terraform installed on your machine. Follow the official installation guide if needed.</w:t>
-      </w:r>
-      <w:r>
-        <w:rPr>
-          <w:rFonts w:ascii="Georgia" w:hAnsi="Georgia"/>
-          <w:color w:val="000000" w:themeColor="text1"/>
-        </w:rPr>
-        <w:t>)</w:t>
-      </w:r>
-    </w:p>
-    <w:p>
-      <w:pPr>
-        <w:pStyle w:val="NormalWeb"/>
-        <w:spacing w:line="360" w:lineRule="auto"/>
-        <w:jc w:val="both"/>
+          <w:sz w:val="24"/>
+          <w:szCs w:val="24"/>
+        </w:rPr>
+      </w:pPr>
+      <w:r>
         <w:rPr>
           <w:rFonts w:ascii="Georgia" w:hAnsi="Georgia"/>
           <w:b/>
           <w:bCs/>
-          <w:color w:val="000000" w:themeColor="text1"/>
-          <w:u w:val="single"/>
-        </w:rPr>
-      </w:pPr>
+          <w:sz w:val="24"/>
+          <w:szCs w:val="24"/>
+        </w:rPr>
+        <w:t>Step 1: Create a Deployment with Rolling Update Strategy</w:t>
+      </w:r>
+    </w:p>
+    <w:p>
+      <w:pPr>
+        <w:spacing w:line="360" w:lineRule="auto"/>
+        <w:jc w:val="both"/>
+        <w:rPr>
+          <w:rFonts w:ascii="Georgia" w:hAnsi="Georgia"/>
+          <w:sz w:val="24"/>
+          <w:szCs w:val="24"/>
+        </w:rPr>
+      </w:pPr>
+    </w:p>
+    <w:p>
+      <w:pPr>
+        <w:spacing w:line="360" w:lineRule="auto"/>
+        <w:jc w:val="both"/>
+        <w:rPr>
+          <w:rFonts w:ascii="Georgia" w:hAnsi="Georgia"/>
+          <w:sz w:val="24"/>
+          <w:szCs w:val="24"/>
+        </w:rPr>
+      </w:pPr>
+      <w:r>
+        <w:rPr>
+          <w:rFonts w:ascii="Georgia" w:hAnsi="Georgia"/>
+          <w:sz w:val="24"/>
+          <w:szCs w:val="24"/>
+        </w:rPr>
+        <w:t>Create a YAML file for the deployment:</w:t>
+      </w:r>
+    </w:p>
+    <w:p>
+      <w:pPr>
+        <w:spacing w:line="360" w:lineRule="auto"/>
+        <w:jc w:val="both"/>
+        <w:rPr>
+          <w:rFonts w:ascii="Georgia" w:hAnsi="Georgia"/>
+          <w:sz w:val="24"/>
+          <w:szCs w:val="24"/>
+        </w:rPr>
+      </w:pPr>
+    </w:p>
+    <w:p>
+      <w:pPr>
+        <w:spacing w:line="360" w:lineRule="auto"/>
+        <w:jc w:val="both"/>
+        <w:rPr>
+          <w:rFonts w:ascii="Georgia" w:hAnsi="Georgia"/>
+          <w:sz w:val="24"/>
+          <w:szCs w:val="24"/>
+        </w:rPr>
+      </w:pPr>
+      <w:r>
+        <w:rPr>
+          <w:rFonts w:ascii="Georgia" w:hAnsi="Georgia"/>
+          <w:sz w:val="24"/>
+          <w:szCs w:val="24"/>
+        </w:rPr>
+        <w:t xml:space="preserve">Create a file named </w:t>
+      </w:r>
       <w:r>
         <w:rPr>
           <w:rFonts w:ascii="Georgia" w:hAnsi="Georgia"/>
           <w:b/>
           <w:bCs/>
-          <w:color w:val="000000" w:themeColor="text1"/>
-          <w:u w:val="single"/>
-        </w:rPr>
-        <w:t>Exercise Steps:</w:t>
-      </w:r>
-    </w:p>
-    <w:p>
-      <w:pPr>
-        <w:pStyle w:val="NormalWeb"/>
-        <w:spacing w:line="360" w:lineRule="auto"/>
-        <w:jc w:val="both"/>
-        <w:rPr>
-          <w:rFonts w:ascii="Georgia" w:hAnsi="Georgia"/>
-          <w:b/>
-          <w:bCs/>
-          <w:color w:val="000000" w:themeColor="text1"/>
-        </w:rPr>
-      </w:pPr>
-      <w:r>
-        <w:rPr>
-          <w:rFonts w:ascii="Georgia" w:hAnsi="Georgia"/>
-          <w:b/>
-          <w:bCs/>
-          <w:color w:val="000000" w:themeColor="text1"/>
-        </w:rPr>
-        <w:t>Step 1: Create a New Directory:</w:t>
-      </w:r>
-    </w:p>
-    <w:p>
-      <w:pPr>
-        <w:pStyle w:val="NormalWeb"/>
-        <w:spacing w:line="360" w:lineRule="auto"/>
-        <w:jc w:val="both"/>
-        <w:rPr>
-          <w:rFonts w:ascii="Georgia" w:hAnsi="Georgia"/>
-          <w:color w:val="000000" w:themeColor="text1"/>
-        </w:rPr>
-      </w:pPr>
-      <w:r>
-        <w:rPr>
-          <w:rFonts w:ascii="Georgia" w:hAnsi="Georgia"/>
-          <w:color w:val="000000" w:themeColor="text1"/>
-        </w:rPr>
-        <w:t>Create a new directory for your Terraform configuration:</w:t>
-      </w:r>
-    </w:p>
-    <w:p>
-      <w:pPr>
-        <w:pStyle w:val="NormalWeb"/>
-        <w:spacing w:line="360" w:lineRule="auto"/>
-        <w:jc w:val="both"/>
-        <w:rPr>
-          <w:rFonts w:ascii="Georgia" w:hAnsi="Georgia"/>
-          <w:color w:val="000000" w:themeColor="text1"/>
-        </w:rPr>
-      </w:pPr>
-      <w:r>
-        <w:rPr>
-          <w:rFonts w:ascii="Georgia" w:hAnsi="Georgia"/>
-          <w:color w:val="000000" w:themeColor="text1"/>
-        </w:rPr>
-        <w:t>“</w:t>
-      </w:r>
-      <w:r>
-        <w:rPr>
-          <w:rFonts w:ascii="Georgia" w:hAnsi="Georgia"/>
-          <w:b/>
-          <w:bCs/>
-          <w:color w:val="000000" w:themeColor="text1"/>
-        </w:rPr>
-        <w:t>Terraform-Demo”</w:t>
-      </w:r>
-    </w:p>
-    <w:p>
-      <w:pPr>
-        <w:pStyle w:val="NormalWeb"/>
-        <w:spacing w:line="360" w:lineRule="auto"/>
-        <w:jc w:val="both"/>
-        <w:rPr>
-          <w:rFonts w:ascii="Georgia" w:hAnsi="Georgia"/>
-          <w:b/>
-          <w:bCs/>
-          <w:color w:val="000000" w:themeColor="text1"/>
-        </w:rPr>
-      </w:pPr>
-      <w:r>
-        <w:rPr>
-          <w:rFonts w:ascii="Georgia" w:hAnsi="Georgia"/>
-          <w:b/>
-          <w:bCs/>
-          <w:color w:val="000000" w:themeColor="text1"/>
-        </w:rPr>
-        <w:t>Step 2: Create Terraform Configuration File (main.tf):</w:t>
-      </w:r>
-    </w:p>
-    <w:p>
-      <w:pPr>
-        <w:pStyle w:val="NormalWeb"/>
-        <w:spacing w:line="360" w:lineRule="auto"/>
-        <w:jc w:val="both"/>
-        <w:rPr>
-          <w:rFonts w:ascii="Georgia" w:hAnsi="Georgia"/>
-          <w:color w:val="000000" w:themeColor="text1"/>
-        </w:rPr>
-      </w:pPr>
-      <w:r>
-        <w:rPr>
-          <w:rFonts w:ascii="Georgia" w:hAnsi="Georgia"/>
-          <w:color w:val="000000" w:themeColor="text1"/>
-        </w:rPr>
-        <w:t>Create a file named main.tf with the following content:</w:t>
-      </w:r>
-    </w:p>
-    <w:p>
-      <w:pPr>
-        <w:pStyle w:val="NormalWeb"/>
+          <w:sz w:val="24"/>
+          <w:szCs w:val="24"/>
+        </w:rPr>
+        <w:t>nginx-deployment-rolling.yaml</w:t>
+      </w:r>
+      <w:r>
+        <w:rPr>
+          <w:rFonts w:ascii="Georgia" w:hAnsi="Georgia"/>
+          <w:sz w:val="24"/>
+          <w:szCs w:val="24"/>
+        </w:rPr>
+        <w:t xml:space="preserve"> with the following content:</w:t>
+      </w:r>
+    </w:p>
+    <w:p>
+      <w:pPr>
+        <w:spacing w:line="360" w:lineRule="auto"/>
+        <w:jc w:val="both"/>
+        <w:rPr>
+          <w:rFonts w:ascii="Georgia" w:hAnsi="Georgia"/>
+          <w:sz w:val="24"/>
+          <w:szCs w:val="24"/>
+        </w:rPr>
+      </w:pPr>
+    </w:p>
+    <w:p>
+      <w:pPr>
         <w:pBdr>
           <w:top w:val="single" w:sz="4" w:space="1" w:color="auto"/>
           <w:left w:val="single" w:sz="4" w:space="4" w:color="auto"/>
           <w:bottom w:val="single" w:sz="4" w:space="1" w:color="auto"/>
           <w:right w:val="single" w:sz="4" w:space="4" w:color="auto"/>
         </w:pBdr>
-        <w:shd w:val="clear" w:color="auto" w:fill="BFBFBF" w:themeFill="background1" w:themeFillShade="BF"/>
-        <w:spacing w:before="0" w:beforeAutospacing="0" w:after="0" w:afterAutospacing="0" w:line="360" w:lineRule="auto"/>
-        <w:jc w:val="both"/>
-        <w:rPr>
-          <w:rFonts w:ascii="Georgia" w:hAnsi="Georgia"/>
-          <w:color w:val="000000" w:themeColor="text1"/>
-        </w:rPr>
-      </w:pPr>
-      <w:r>
-        <w:rPr>
-          <w:rFonts w:ascii="Georgia" w:hAnsi="Georgia"/>
-          <w:color w:val="000000" w:themeColor="text1"/>
-        </w:rPr>
-        <w:t>terraform {</w:t>
-      </w:r>
-    </w:p>
-    <w:p>
-      <w:pPr>
-        <w:pStyle w:val="NormalWeb"/>
+        <w:shd w:val="clear" w:color="auto" w:fill="D9D9D9" w:themeFill="background1" w:themeFillShade="D9"/>
+        <w:spacing w:line="360" w:lineRule="auto"/>
+        <w:jc w:val="both"/>
+        <w:rPr>
+          <w:rFonts w:ascii="Georgia" w:hAnsi="Georgia"/>
+          <w:sz w:val="24"/>
+          <w:szCs w:val="24"/>
+        </w:rPr>
+      </w:pPr>
+      <w:r>
+        <w:rPr>
+          <w:rFonts w:ascii="Georgia" w:hAnsi="Georgia"/>
+          <w:sz w:val="24"/>
+          <w:szCs w:val="24"/>
+        </w:rPr>
+        <w:t>apiVersion: apps/v1</w:t>
+      </w:r>
+    </w:p>
+    <w:p>
+      <w:pPr>
         <w:pBdr>
           <w:top w:val="single" w:sz="4" w:space="1" w:color="auto"/>
           <w:left w:val="single" w:sz="4" w:space="4" w:color="auto"/>
           <w:bottom w:val="single" w:sz="4" w:space="1" w:color="auto"/>
           <w:right w:val="single" w:sz="4" w:space="4" w:color="auto"/>
         </w:pBdr>
-        <w:shd w:val="clear" w:color="auto" w:fill="BFBFBF" w:themeFill="background1" w:themeFillShade="BF"/>
-        <w:spacing w:before="0" w:beforeAutospacing="0" w:after="0" w:afterAutospacing="0" w:line="360" w:lineRule="auto"/>
-        <w:jc w:val="both"/>
-        <w:rPr>
-          <w:rFonts w:ascii="Georgia" w:hAnsi="Georgia"/>
-          <w:color w:val="000000" w:themeColor="text1"/>
-        </w:rPr>
-      </w:pPr>
-      <w:r>
-        <w:rPr>
-          <w:rFonts w:ascii="Georgia" w:hAnsi="Georgia"/>
-          <w:color w:val="000000" w:themeColor="text1"/>
-        </w:rPr>
-        <w:t xml:space="preserve">  </w:t>
-      </w:r>
-      <w:proofErr w:type="spellStart"/>
-      <w:r>
-        <w:rPr>
-          <w:rFonts w:ascii="Georgia" w:hAnsi="Georgia"/>
-          <w:color w:val="000000" w:themeColor="text1"/>
-        </w:rPr>
-        <w:t>required_providers</w:t>
-      </w:r>
-      <w:proofErr w:type="spellEnd"/>
-      <w:r>
-        <w:rPr>
-          <w:rFonts w:ascii="Georgia" w:hAnsi="Georgia"/>
-          <w:color w:val="000000" w:themeColor="text1"/>
-        </w:rPr>
-        <w:t xml:space="preserve"> {</w:t>
-      </w:r>
-    </w:p>
-    <w:p>
-      <w:pPr>
-        <w:pStyle w:val="NormalWeb"/>
+        <w:shd w:val="clear" w:color="auto" w:fill="D9D9D9" w:themeFill="background1" w:themeFillShade="D9"/>
+        <w:spacing w:line="360" w:lineRule="auto"/>
+        <w:jc w:val="both"/>
+        <w:rPr>
+          <w:rFonts w:ascii="Georgia" w:hAnsi="Georgia"/>
+          <w:sz w:val="24"/>
+          <w:szCs w:val="24"/>
+        </w:rPr>
+      </w:pPr>
+      <w:r>
+        <w:rPr>
+          <w:rFonts w:ascii="Georgia" w:hAnsi="Georgia"/>
+          <w:sz w:val="24"/>
+          <w:szCs w:val="24"/>
+        </w:rPr>
+        <w:t>kind: Deployment</w:t>
+      </w:r>
+    </w:p>
+    <w:p>
+      <w:pPr>
         <w:pBdr>
           <w:top w:val="single" w:sz="4" w:space="1" w:color="auto"/>
           <w:left w:val="single" w:sz="4" w:space="4" w:color="auto"/>
           <w:bottom w:val="single" w:sz="4" w:space="1" w:color="auto"/>
           <w:right w:val="single" w:sz="4" w:space="4" w:color="auto"/>
         </w:pBdr>
-        <w:shd w:val="clear" w:color="auto" w:fill="BFBFBF" w:themeFill="background1" w:themeFillShade="BF"/>
-        <w:spacing w:before="0" w:beforeAutospacing="0" w:after="0" w:afterAutospacing="0" w:line="360" w:lineRule="auto"/>
-        <w:jc w:val="both"/>
-        <w:rPr>
-          <w:rFonts w:ascii="Georgia" w:hAnsi="Georgia"/>
-          <w:color w:val="000000" w:themeColor="text1"/>
-        </w:rPr>
-      </w:pPr>
-      <w:r>
-        <w:rPr>
-          <w:rFonts w:ascii="Georgia" w:hAnsi="Georgia"/>
-          <w:color w:val="000000" w:themeColor="text1"/>
-        </w:rPr>
-        <w:t xml:space="preserve">    </w:t>
-      </w:r>
-      <w:proofErr w:type="spellStart"/>
-      <w:r>
-        <w:rPr>
-          <w:rFonts w:ascii="Georgia" w:hAnsi="Georgia"/>
-          <w:color w:val="000000" w:themeColor="text1"/>
-        </w:rPr>
-        <w:t>aws</w:t>
-      </w:r>
-      <w:proofErr w:type="spellEnd"/>
-      <w:r>
-        <w:rPr>
-          <w:rFonts w:ascii="Georgia" w:hAnsi="Georgia"/>
-          <w:color w:val="000000" w:themeColor="text1"/>
-        </w:rPr>
-        <w:t xml:space="preserve"> = {</w:t>
-      </w:r>
-    </w:p>
-    <w:p>
-      <w:pPr>
-        <w:pStyle w:val="NormalWeb"/>
+        <w:shd w:val="clear" w:color="auto" w:fill="D9D9D9" w:themeFill="background1" w:themeFillShade="D9"/>
+        <w:spacing w:line="360" w:lineRule="auto"/>
+        <w:jc w:val="both"/>
+        <w:rPr>
+          <w:rFonts w:ascii="Georgia" w:hAnsi="Georgia"/>
+          <w:sz w:val="24"/>
+          <w:szCs w:val="24"/>
+        </w:rPr>
+      </w:pPr>
+      <w:r>
+        <w:rPr>
+          <w:rFonts w:ascii="Georgia" w:hAnsi="Georgia"/>
+          <w:sz w:val="24"/>
+          <w:szCs w:val="24"/>
+        </w:rPr>
+        <w:t>metadata:</w:t>
+      </w:r>
+    </w:p>
+    <w:p>
+      <w:pPr>
         <w:pBdr>
           <w:top w:val="single" w:sz="4" w:space="1" w:color="auto"/>
           <w:left w:val="single" w:sz="4" w:space="4" w:color="auto"/>
           <w:bottom w:val="single" w:sz="4" w:space="1" w:color="auto"/>
           <w:right w:val="single" w:sz="4" w:space="4" w:color="auto"/>
         </w:pBdr>
-        <w:shd w:val="clear" w:color="auto" w:fill="BFBFBF" w:themeFill="background1" w:themeFillShade="BF"/>
-        <w:spacing w:before="0" w:beforeAutospacing="0" w:after="0" w:afterAutospacing="0" w:line="360" w:lineRule="auto"/>
-        <w:jc w:val="both"/>
-        <w:rPr>
-          <w:rFonts w:ascii="Georgia" w:hAnsi="Georgia"/>
-          <w:color w:val="000000" w:themeColor="text1"/>
-        </w:rPr>
-      </w:pPr>
-      <w:r>
-        <w:rPr>
-          <w:rFonts w:ascii="Georgia" w:hAnsi="Georgia"/>
-          <w:color w:val="000000" w:themeColor="text1"/>
-        </w:rPr>
-        <w:t>      source = "</w:t>
-      </w:r>
-      <w:proofErr w:type="spellStart"/>
-      <w:r>
-        <w:rPr>
-          <w:rFonts w:ascii="Georgia" w:hAnsi="Georgia"/>
-          <w:color w:val="000000" w:themeColor="text1"/>
-        </w:rPr>
-        <w:t>hashicorp</w:t>
-      </w:r>
-      <w:proofErr w:type="spellEnd"/>
-      <w:r>
-        <w:rPr>
-          <w:rFonts w:ascii="Georgia" w:hAnsi="Georgia"/>
-          <w:color w:val="000000" w:themeColor="text1"/>
-        </w:rPr>
-        <w:t>/</w:t>
-      </w:r>
-      <w:proofErr w:type="spellStart"/>
-      <w:r>
-        <w:rPr>
-          <w:rFonts w:ascii="Georgia" w:hAnsi="Georgia"/>
-          <w:color w:val="000000" w:themeColor="text1"/>
-        </w:rPr>
-        <w:t>aws</w:t>
-      </w:r>
-      <w:proofErr w:type="spellEnd"/>
-      <w:r>
-        <w:rPr>
-          <w:rFonts w:ascii="Georgia" w:hAnsi="Georgia"/>
-          <w:color w:val="000000" w:themeColor="text1"/>
-        </w:rPr>
-        <w:t>"</w:t>
-      </w:r>
-    </w:p>
-    <w:p>
-      <w:pPr>
-        <w:pStyle w:val="NormalWeb"/>
+        <w:shd w:val="clear" w:color="auto" w:fill="D9D9D9" w:themeFill="background1" w:themeFillShade="D9"/>
+        <w:spacing w:line="360" w:lineRule="auto"/>
+        <w:jc w:val="both"/>
+        <w:rPr>
+          <w:rFonts w:ascii="Georgia" w:hAnsi="Georgia"/>
+          <w:sz w:val="24"/>
+          <w:szCs w:val="24"/>
+        </w:rPr>
+      </w:pPr>
+      <w:r>
+        <w:rPr>
+          <w:rFonts w:ascii="Georgia" w:hAnsi="Georgia"/>
+          <w:sz w:val="24"/>
+          <w:szCs w:val="24"/>
+        </w:rPr>
+        <w:t xml:space="preserve">  name: nginx-deployment-rolling</w:t>
+      </w:r>
+    </w:p>
+    <w:p>
+      <w:pPr>
         <w:pBdr>
           <w:top w:val="single" w:sz="4" w:space="1" w:color="auto"/>
           <w:left w:val="single" w:sz="4" w:space="4" w:color="auto"/>
           <w:bottom w:val="single" w:sz="4" w:space="1" w:color="auto"/>
           <w:right w:val="single" w:sz="4" w:space="4" w:color="auto"/>
         </w:pBdr>
-        <w:shd w:val="clear" w:color="auto" w:fill="BFBFBF" w:themeFill="background1" w:themeFillShade="BF"/>
-        <w:spacing w:before="0" w:beforeAutospacing="0" w:after="0" w:afterAutospacing="0" w:line="360" w:lineRule="auto"/>
-        <w:jc w:val="both"/>
-        <w:rPr>
-          <w:rFonts w:ascii="Georgia" w:hAnsi="Georgia"/>
-          <w:color w:val="000000" w:themeColor="text1"/>
-        </w:rPr>
-      </w:pPr>
-      <w:r>
-        <w:rPr>
-          <w:rFonts w:ascii="Georgia" w:hAnsi="Georgia"/>
-          <w:color w:val="000000" w:themeColor="text1"/>
-        </w:rPr>
-        <w:t>      version = "5.</w:t>
-      </w:r>
-      <w:r>
-        <w:rPr>
-          <w:rFonts w:ascii="Georgia" w:hAnsi="Georgia"/>
-          <w:color w:val="000000" w:themeColor="text1"/>
-        </w:rPr>
-        <w:t>30</w:t>
-      </w:r>
-      <w:r>
-        <w:rPr>
-          <w:rFonts w:ascii="Georgia" w:hAnsi="Georgia"/>
-          <w:color w:val="000000" w:themeColor="text1"/>
-        </w:rPr>
-        <w:t>.0"</w:t>
-      </w:r>
-    </w:p>
-    <w:p>
-      <w:pPr>
-        <w:pStyle w:val="NormalWeb"/>
+        <w:shd w:val="clear" w:color="auto" w:fill="D9D9D9" w:themeFill="background1" w:themeFillShade="D9"/>
+        <w:spacing w:line="360" w:lineRule="auto"/>
+        <w:jc w:val="both"/>
+        <w:rPr>
+          <w:rFonts w:ascii="Georgia" w:hAnsi="Georgia"/>
+          <w:sz w:val="24"/>
+          <w:szCs w:val="24"/>
+        </w:rPr>
+      </w:pPr>
+      <w:r>
+        <w:rPr>
+          <w:rFonts w:ascii="Georgia" w:hAnsi="Georgia"/>
+          <w:sz w:val="24"/>
+          <w:szCs w:val="24"/>
+        </w:rPr>
+        <w:t>spec:</w:t>
+      </w:r>
+    </w:p>
+    <w:p>
+      <w:pPr>
         <w:pBdr>
           <w:top w:val="single" w:sz="4" w:space="1" w:color="auto"/>
           <w:left w:val="single" w:sz="4" w:space="4" w:color="auto"/>
           <w:bottom w:val="single" w:sz="4" w:space="1" w:color="auto"/>
           <w:right w:val="single" w:sz="4" w:space="4" w:color="auto"/>
         </w:pBdr>
-        <w:shd w:val="clear" w:color="auto" w:fill="BFBFBF" w:themeFill="background1" w:themeFillShade="BF"/>
-        <w:spacing w:before="0" w:beforeAutospacing="0" w:after="0" w:afterAutospacing="0" w:line="360" w:lineRule="auto"/>
-        <w:jc w:val="both"/>
-        <w:rPr>
-          <w:rFonts w:ascii="Georgia" w:hAnsi="Georgia"/>
-          <w:color w:val="000000" w:themeColor="text1"/>
-        </w:rPr>
-      </w:pPr>
-      <w:r>
-        <w:rPr>
-          <w:rFonts w:ascii="Georgia" w:hAnsi="Georgia"/>
-          <w:color w:val="000000" w:themeColor="text1"/>
-        </w:rPr>
-        <w:t>    }</w:t>
-      </w:r>
-    </w:p>
-    <w:p>
-      <w:pPr>
-        <w:pStyle w:val="NormalWeb"/>
+        <w:shd w:val="clear" w:color="auto" w:fill="D9D9D9" w:themeFill="background1" w:themeFillShade="D9"/>
+        <w:spacing w:line="360" w:lineRule="auto"/>
+        <w:jc w:val="both"/>
+        <w:rPr>
+          <w:rFonts w:ascii="Georgia" w:hAnsi="Georgia"/>
+          <w:sz w:val="24"/>
+          <w:szCs w:val="24"/>
+        </w:rPr>
+      </w:pPr>
+      <w:r>
+        <w:rPr>
+          <w:rFonts w:ascii="Georgia" w:hAnsi="Georgia"/>
+          <w:sz w:val="24"/>
+          <w:szCs w:val="24"/>
+        </w:rPr>
+        <w:t xml:space="preserve">  replicas: </w:t>
+      </w:r>
+      <w:r>
+        <w:rPr>
+          <w:rFonts w:ascii="Georgia" w:hAnsi="Georgia"/>
+          <w:sz w:val="24"/>
+          <w:szCs w:val="24"/>
+        </w:rPr>
+        <w:t>10</w:t>
+      </w:r>
+    </w:p>
+    <w:p>
+      <w:pPr>
         <w:pBdr>
           <w:top w:val="single" w:sz="4" w:space="1" w:color="auto"/>
           <w:left w:val="single" w:sz="4" w:space="4" w:color="auto"/>
           <w:bottom w:val="single" w:sz="4" w:space="1" w:color="auto"/>
           <w:right w:val="single" w:sz="4" w:space="4" w:color="auto"/>
         </w:pBdr>
-        <w:shd w:val="clear" w:color="auto" w:fill="BFBFBF" w:themeFill="background1" w:themeFillShade="BF"/>
-        <w:spacing w:before="0" w:beforeAutospacing="0" w:after="0" w:afterAutospacing="0" w:line="360" w:lineRule="auto"/>
-        <w:jc w:val="both"/>
-        <w:rPr>
-          <w:rFonts w:ascii="Georgia" w:hAnsi="Georgia"/>
-          <w:color w:val="000000" w:themeColor="text1"/>
-        </w:rPr>
-      </w:pPr>
-      <w:r>
-        <w:rPr>
-          <w:rFonts w:ascii="Georgia" w:hAnsi="Georgia"/>
-          <w:color w:val="000000" w:themeColor="text1"/>
-        </w:rPr>
-        <w:t>  }</w:t>
-      </w:r>
-    </w:p>
-    <w:p>
-      <w:pPr>
-        <w:pStyle w:val="NormalWeb"/>
+        <w:shd w:val="clear" w:color="auto" w:fill="D9D9D9" w:themeFill="background1" w:themeFillShade="D9"/>
+        <w:spacing w:line="360" w:lineRule="auto"/>
+        <w:jc w:val="both"/>
+        <w:rPr>
+          <w:rFonts w:ascii="Georgia" w:hAnsi="Georgia"/>
+          <w:sz w:val="24"/>
+          <w:szCs w:val="24"/>
+        </w:rPr>
+      </w:pPr>
+      <w:r>
+        <w:rPr>
+          <w:rFonts w:ascii="Georgia" w:hAnsi="Georgia"/>
+          <w:sz w:val="24"/>
+          <w:szCs w:val="24"/>
+        </w:rPr>
+        <w:t>minReadySeconds: 10</w:t>
+      </w:r>
+    </w:p>
+    <w:p>
+      <w:pPr>
         <w:pBdr>
           <w:top w:val="single" w:sz="4" w:space="1" w:color="auto"/>
           <w:left w:val="single" w:sz="4" w:space="4" w:color="auto"/>
           <w:bottom w:val="single" w:sz="4" w:space="1" w:color="auto"/>
           <w:right w:val="single" w:sz="4" w:space="4" w:color="auto"/>
         </w:pBdr>
-        <w:shd w:val="clear" w:color="auto" w:fill="BFBFBF" w:themeFill="background1" w:themeFillShade="BF"/>
-        <w:spacing w:before="0" w:beforeAutospacing="0" w:after="0" w:afterAutospacing="0" w:line="360" w:lineRule="auto"/>
-        <w:jc w:val="both"/>
-        <w:rPr>
-          <w:rFonts w:ascii="Georgia" w:hAnsi="Georgia"/>
-          <w:color w:val="000000" w:themeColor="text1"/>
-        </w:rPr>
-      </w:pPr>
-      <w:r>
-        <w:rPr>
-          <w:rFonts w:ascii="Georgia" w:hAnsi="Georgia"/>
-          <w:color w:val="000000" w:themeColor="text1"/>
-        </w:rPr>
-        <w:t>}</w:t>
-      </w:r>
-    </w:p>
-    <w:p>
-      <w:pPr>
-        <w:pStyle w:val="NormalWeb"/>
+        <w:shd w:val="clear" w:color="auto" w:fill="D9D9D9" w:themeFill="background1" w:themeFillShade="D9"/>
+        <w:spacing w:line="360" w:lineRule="auto"/>
+        <w:jc w:val="both"/>
+        <w:rPr>
+          <w:rFonts w:ascii="Georgia" w:hAnsi="Georgia"/>
+          <w:sz w:val="24"/>
+          <w:szCs w:val="24"/>
+        </w:rPr>
+      </w:pPr>
+      <w:r>
+        <w:rPr>
+          <w:rFonts w:ascii="Georgia" w:hAnsi="Georgia"/>
+          <w:sz w:val="24"/>
+          <w:szCs w:val="24"/>
+        </w:rPr>
+        <w:t xml:space="preserve">  selector:</w:t>
+      </w:r>
+    </w:p>
+    <w:p>
+      <w:pPr>
         <w:pBdr>
           <w:top w:val="single" w:sz="4" w:space="1" w:color="auto"/>
           <w:left w:val="single" w:sz="4" w:space="4" w:color="auto"/>
           <w:bottom w:val="single" w:sz="4" w:space="1" w:color="auto"/>
           <w:right w:val="single" w:sz="4" w:space="4" w:color="auto"/>
         </w:pBdr>
-        <w:shd w:val="clear" w:color="auto" w:fill="BFBFBF" w:themeFill="background1" w:themeFillShade="BF"/>
-        <w:spacing w:before="0" w:beforeAutospacing="0" w:after="0" w:afterAutospacing="0" w:line="360" w:lineRule="auto"/>
-        <w:jc w:val="both"/>
-        <w:rPr>
-          <w:rFonts w:ascii="Georgia" w:hAnsi="Georgia"/>
-          <w:color w:val="000000" w:themeColor="text1"/>
-        </w:rPr>
-      </w:pPr>
-    </w:p>
-    <w:p>
-      <w:pPr>
-        <w:pStyle w:val="NormalWeb"/>
+        <w:shd w:val="clear" w:color="auto" w:fill="D9D9D9" w:themeFill="background1" w:themeFillShade="D9"/>
+        <w:spacing w:line="360" w:lineRule="auto"/>
+        <w:jc w:val="both"/>
+        <w:rPr>
+          <w:rFonts w:ascii="Georgia" w:hAnsi="Georgia"/>
+          <w:sz w:val="24"/>
+          <w:szCs w:val="24"/>
+        </w:rPr>
+      </w:pPr>
+      <w:r>
+        <w:rPr>
+          <w:rFonts w:ascii="Georgia" w:hAnsi="Georgia"/>
+          <w:sz w:val="24"/>
+          <w:szCs w:val="24"/>
+        </w:rPr>
+        <w:t xml:space="preserve">    matchLabels:</w:t>
+      </w:r>
+    </w:p>
+    <w:p>
+      <w:pPr>
         <w:pBdr>
           <w:top w:val="single" w:sz="4" w:space="1" w:color="auto"/>
           <w:left w:val="single" w:sz="4" w:space="4" w:color="auto"/>
           <w:bottom w:val="single" w:sz="4" w:space="1" w:color="auto"/>
           <w:right w:val="single" w:sz="4" w:space="4" w:color="auto"/>
         </w:pBdr>
-        <w:shd w:val="clear" w:color="auto" w:fill="BFBFBF" w:themeFill="background1" w:themeFillShade="BF"/>
-        <w:spacing w:before="0" w:beforeAutospacing="0" w:after="0" w:afterAutospacing="0" w:line="360" w:lineRule="auto"/>
-        <w:jc w:val="both"/>
-        <w:rPr>
-          <w:rFonts w:ascii="Georgia" w:hAnsi="Georgia"/>
-          <w:color w:val="000000" w:themeColor="text1"/>
-        </w:rPr>
-      </w:pPr>
-      <w:r>
-        <w:rPr>
-          <w:rFonts w:ascii="Georgia" w:hAnsi="Georgia"/>
-          <w:color w:val="000000" w:themeColor="text1"/>
-        </w:rPr>
-        <w:t>provider "</w:t>
-      </w:r>
-      <w:proofErr w:type="spellStart"/>
-      <w:r>
-        <w:rPr>
-          <w:rFonts w:ascii="Georgia" w:hAnsi="Georgia"/>
-          <w:color w:val="000000" w:themeColor="text1"/>
-        </w:rPr>
-        <w:t>aws</w:t>
-      </w:r>
-      <w:proofErr w:type="spellEnd"/>
-      <w:r>
-        <w:rPr>
-          <w:rFonts w:ascii="Georgia" w:hAnsi="Georgia"/>
-          <w:color w:val="000000" w:themeColor="text1"/>
-        </w:rPr>
-        <w:t>" {</w:t>
-      </w:r>
-    </w:p>
-    <w:p>
-      <w:pPr>
-        <w:pStyle w:val="NormalWeb"/>
+        <w:shd w:val="clear" w:color="auto" w:fill="D9D9D9" w:themeFill="background1" w:themeFillShade="D9"/>
+        <w:spacing w:line="360" w:lineRule="auto"/>
+        <w:jc w:val="both"/>
+        <w:rPr>
+          <w:rFonts w:ascii="Georgia" w:hAnsi="Georgia"/>
+          <w:sz w:val="24"/>
+          <w:szCs w:val="24"/>
+        </w:rPr>
+      </w:pPr>
+      <w:r>
+        <w:rPr>
+          <w:rFonts w:ascii="Georgia" w:hAnsi="Georgia"/>
+          <w:sz w:val="24"/>
+          <w:szCs w:val="24"/>
+        </w:rPr>
+        <w:t xml:space="preserve">      app: </w:t>
+      </w:r>
+      <w:r>
+        <w:rPr>
+          <w:rFonts w:ascii="Georgia" w:hAnsi="Georgia"/>
+          <w:sz w:val="24"/>
+          <w:szCs w:val="24"/>
+        </w:rPr>
+        <w:t>web</w:t>
+      </w:r>
+    </w:p>
+    <w:p>
+      <w:pPr>
         <w:pBdr>
           <w:top w:val="single" w:sz="4" w:space="1" w:color="auto"/>
           <w:left w:val="single" w:sz="4" w:space="4" w:color="auto"/>
           <w:bottom w:val="single" w:sz="4" w:space="1" w:color="auto"/>
           <w:right w:val="single" w:sz="4" w:space="4" w:color="auto"/>
         </w:pBdr>
-        <w:shd w:val="clear" w:color="auto" w:fill="BFBFBF" w:themeFill="background1" w:themeFillShade="BF"/>
-        <w:spacing w:before="0" w:beforeAutospacing="0" w:after="0" w:afterAutospacing="0" w:line="360" w:lineRule="auto"/>
-        <w:jc w:val="both"/>
-        <w:rPr>
-          <w:rFonts w:ascii="Georgia" w:hAnsi="Georgia"/>
-          <w:color w:val="000000" w:themeColor="text1"/>
-        </w:rPr>
-      </w:pPr>
-      <w:r>
-        <w:rPr>
-          <w:rFonts w:ascii="Georgia" w:hAnsi="Georgia"/>
-          <w:color w:val="000000" w:themeColor="text1"/>
-        </w:rPr>
-        <w:t>  }</w:t>
-      </w:r>
-    </w:p>
-    <w:p>
-      <w:pPr>
-        <w:shd w:val="clear" w:color="auto" w:fill="FFFFFF"/>
-        <w:spacing w:after="0" w:line="360" w:lineRule="atLeast"/>
-        <w:rPr>
-          <w:rFonts w:ascii="Consolas" w:eastAsia="Times New Roman" w:hAnsi="Consolas" w:cs="Times New Roman"/>
-          <w:color w:val="000000"/>
-          <w:kern w:val="0"/>
-          <w:sz w:val="27"/>
-          <w:szCs w:val="27"/>
-          <w:lang w:eastAsia="en-IN"/>
-        </w:rPr>
-      </w:pPr>
-    </w:p>
-    <w:p>
-      <w:pPr>
-        <w:pStyle w:val="NormalWeb"/>
-        <w:spacing w:line="360" w:lineRule="auto"/>
-        <w:jc w:val="both"/>
-        <w:rPr>
-          <w:rFonts w:ascii="Georgia" w:hAnsi="Georgia"/>
-          <w:b/>
-          <w:bCs/>
-          <w:color w:val="000000" w:themeColor="text1"/>
-        </w:rPr>
-      </w:pPr>
-    </w:p>
-    <w:p>
-      <w:pPr>
-        <w:pStyle w:val="NormalWeb"/>
-        <w:spacing w:line="360" w:lineRule="auto"/>
-        <w:jc w:val="both"/>
-        <w:rPr>
-          <w:rFonts w:ascii="Georgia" w:hAnsi="Georgia"/>
-          <w:b/>
-          <w:bCs/>
-          <w:color w:val="000000" w:themeColor="text1"/>
-        </w:rPr>
-      </w:pPr>
-    </w:p>
-    <w:p>
-      <w:pPr>
-        <w:pStyle w:val="NormalWeb"/>
-        <w:spacing w:line="360" w:lineRule="auto"/>
-        <w:jc w:val="both"/>
-        <w:rPr>
-          <w:rFonts w:ascii="Georgia" w:hAnsi="Georgia"/>
-          <w:b/>
-          <w:bCs/>
-          <w:color w:val="000000" w:themeColor="text1"/>
-        </w:rPr>
-      </w:pPr>
-      <w:r>
-        <w:rPr>
-          <w:rFonts w:ascii="Georgia" w:hAnsi="Georgia"/>
-          <w:b/>
-          <w:bCs/>
-          <w:color w:val="000000" w:themeColor="text1"/>
-        </w:rPr>
-        <w:t>Step 3: Initialize Terraform:</w:t>
-      </w:r>
-    </w:p>
-    <w:p>
-      <w:pPr>
-        <w:pStyle w:val="NormalWeb"/>
-        <w:spacing w:line="360" w:lineRule="auto"/>
-        <w:jc w:val="both"/>
-        <w:rPr>
-          <w:rFonts w:ascii="Georgia" w:hAnsi="Georgia"/>
-          <w:color w:val="000000" w:themeColor="text1"/>
-        </w:rPr>
-      </w:pPr>
-      <w:r>
-        <w:rPr>
-          <w:rFonts w:ascii="Georgia" w:hAnsi="Georgia"/>
-          <w:color w:val="000000" w:themeColor="text1"/>
-        </w:rPr>
-        <w:lastRenderedPageBreak/>
-        <w:t>Run the following command to initialize your Terraform working directory:</w:t>
-      </w:r>
-    </w:p>
-    <w:p>
-      <w:pPr>
-        <w:pStyle w:val="NormalWeb"/>
+        <w:shd w:val="clear" w:color="auto" w:fill="D9D9D9" w:themeFill="background1" w:themeFillShade="D9"/>
+        <w:spacing w:line="360" w:lineRule="auto"/>
+        <w:jc w:val="both"/>
+        <w:rPr>
+          <w:rFonts w:ascii="Georgia" w:hAnsi="Georgia"/>
+          <w:sz w:val="24"/>
+          <w:szCs w:val="24"/>
+        </w:rPr>
+      </w:pPr>
+      <w:r>
+        <w:rPr>
+          <w:rFonts w:ascii="Georgia" w:hAnsi="Georgia"/>
+          <w:noProof/>
+          <w:sz w:val="24"/>
+          <w:szCs w:val="24"/>
+        </w:rPr>
+        <w:pict>
+          <v:shapetype id="_x0000_t75" coordsize="21600,21600" o:spt="75" o:preferrelative="t" path="m@4@5l@4@11@9@11@9@5xe" filled="f" stroked="f">
+            <v:stroke joinstyle="miter"/>
+            <v:formulas>
+              <v:f eqn="if lineDrawn pixelLineWidth 0"/>
+              <v:f eqn="sum @0 1 0"/>
+              <v:f eqn="sum 0 0 @1"/>
+              <v:f eqn="prod @2 1 2"/>
+              <v:f eqn="prod @3 21600 pixelWidth"/>
+              <v:f eqn="prod @3 21600 pixelHeight"/>
+              <v:f eqn="sum @0 0 1"/>
+              <v:f eqn="prod @6 1 2"/>
+              <v:f eqn="prod @7 21600 pixelWidth"/>
+              <v:f eqn="sum @8 21600 0"/>
+              <v:f eqn="prod @7 21600 pixelHeight"/>
+              <v:f eqn="sum @10 21600 0"/>
+            </v:formulas>
+            <v:path o:extrusionok="f" gradientshapeok="t" o:connecttype="rect"/>
+            <o:lock v:ext="edit" aspectratio="t"/>
+          </v:shapetype>
+          <v:shape id="Ink 48" o:spid="_x0000_s1026" type="#_x0000_t75" style="position:absolute;left:0;text-align:left;margin-left:222.05pt;margin-top:5.35pt;width:.75pt;height:.75pt;z-index:251707392;visibility:visible" o:gfxdata="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">
+            <v:imagedata r:id="rId9" o:title=""/>
+          </v:shape>
+        </w:pict>
+      </w:r>
+      <w:r>
+        <w:rPr>
+          <w:rFonts w:ascii="Georgia" w:hAnsi="Georgia"/>
+          <w:sz w:val="24"/>
+          <w:szCs w:val="24"/>
+        </w:rPr>
+        <w:t xml:space="preserve">  strategy:</w:t>
+      </w:r>
+    </w:p>
+    <w:p>
+      <w:pPr>
         <w:pBdr>
           <w:top w:val="single" w:sz="4" w:space="1" w:color="auto"/>
           <w:left w:val="single" w:sz="4" w:space="4" w:color="auto"/>
           <w:bottom w:val="single" w:sz="4" w:space="1" w:color="auto"/>
           <w:right w:val="single" w:sz="4" w:space="4" w:color="auto"/>
         </w:pBdr>
-        <w:shd w:val="clear" w:color="auto" w:fill="BFBFBF" w:themeFill="background1" w:themeFillShade="BF"/>
-        <w:spacing w:before="0" w:beforeAutospacing="0" w:after="0" w:afterAutospacing="0" w:line="480" w:lineRule="auto"/>
-        <w:jc w:val="both"/>
-        <w:rPr>
-          <w:rFonts w:ascii="Georgia" w:hAnsi="Georgia"/>
-          <w:b/>
-          <w:bCs/>
-          <w:color w:val="000000" w:themeColor="text1"/>
-        </w:rPr>
-      </w:pPr>
-      <w:r>
-        <w:rPr>
-          <w:rFonts w:ascii="Georgia" w:hAnsi="Georgia"/>
-          <w:b/>
-          <w:bCs/>
-          <w:color w:val="000000" w:themeColor="text1"/>
-        </w:rPr>
-        <w:t>T</w:t>
-      </w:r>
-      <w:r>
-        <w:rPr>
-          <w:rFonts w:ascii="Georgia" w:hAnsi="Georgia"/>
-          <w:b/>
-          <w:bCs/>
-          <w:color w:val="000000" w:themeColor="text1"/>
-        </w:rPr>
-        <w:t xml:space="preserve">erraform </w:t>
-      </w:r>
-      <w:proofErr w:type="spellStart"/>
-      <w:r>
-        <w:rPr>
-          <w:rFonts w:ascii="Georgia" w:hAnsi="Georgia"/>
-          <w:b/>
-          <w:bCs/>
-          <w:color w:val="000000" w:themeColor="text1"/>
-        </w:rPr>
-        <w:t>init</w:t>
-      </w:r>
-      <w:proofErr w:type="spellEnd"/>
-    </w:p>
-    <w:p>
-      <w:pPr>
-        <w:rPr>
-          <w:lang w:eastAsia="en-IN"/>
-        </w:rPr>
-      </w:pPr>
-    </w:p>
-    <w:p>
-      <w:pPr>
-        <w:tabs>
-          <w:tab w:val="left" w:pos="5790"/>
-        </w:tabs>
-        <w:rPr>
-          <w:b/>
-          <w:sz w:val="28"/>
-          <w:szCs w:val="28"/>
-          <w:lang w:eastAsia="en-IN"/>
-        </w:rPr>
-      </w:pPr>
-      <w:r>
-        <w:rPr>
-          <w:b/>
-          <w:sz w:val="28"/>
-          <w:szCs w:val="28"/>
-          <w:lang w:eastAsia="en-IN"/>
-        </w:rPr>
-        <w:t>Output:</w:t>
-      </w:r>
+        <w:shd w:val="clear" w:color="auto" w:fill="D9D9D9" w:themeFill="background1" w:themeFillShade="D9"/>
+        <w:spacing w:line="360" w:lineRule="auto"/>
+        <w:jc w:val="both"/>
+        <w:rPr>
+          <w:rFonts w:ascii="Georgia" w:hAnsi="Georgia"/>
+          <w:sz w:val="24"/>
+          <w:szCs w:val="24"/>
+        </w:rPr>
+      </w:pPr>
+      <w:r>
+        <w:rPr>
+          <w:rFonts w:ascii="Georgia" w:hAnsi="Georgia"/>
+          <w:sz w:val="24"/>
+          <w:szCs w:val="24"/>
+        </w:rPr>
+        <w:t xml:space="preserve">    type: RollingUpdate</w:t>
+      </w:r>
+    </w:p>
+    <w:p>
+      <w:pPr>
+        <w:pBdr>
+          <w:top w:val="single" w:sz="4" w:space="1" w:color="auto"/>
+          <w:left w:val="single" w:sz="4" w:space="4" w:color="auto"/>
+          <w:bottom w:val="single" w:sz="4" w:space="1" w:color="auto"/>
+          <w:right w:val="single" w:sz="4" w:space="4" w:color="auto"/>
+        </w:pBdr>
+        <w:shd w:val="clear" w:color="auto" w:fill="D9D9D9" w:themeFill="background1" w:themeFillShade="D9"/>
+        <w:spacing w:line="360" w:lineRule="auto"/>
+        <w:jc w:val="both"/>
+        <w:rPr>
+          <w:rFonts w:ascii="Georgia" w:hAnsi="Georgia"/>
+          <w:sz w:val="24"/>
+          <w:szCs w:val="24"/>
+        </w:rPr>
+      </w:pPr>
+      <w:r>
+        <w:rPr>
+          <w:rFonts w:ascii="Georgia" w:hAnsi="Georgia"/>
+          <w:sz w:val="24"/>
+          <w:szCs w:val="24"/>
+        </w:rPr>
+        <w:t xml:space="preserve">    rollingUpdate:</w:t>
+      </w:r>
+    </w:p>
+    <w:p>
+      <w:pPr>
+        <w:pBdr>
+          <w:top w:val="single" w:sz="4" w:space="1" w:color="auto"/>
+          <w:left w:val="single" w:sz="4" w:space="4" w:color="auto"/>
+          <w:bottom w:val="single" w:sz="4" w:space="1" w:color="auto"/>
+          <w:right w:val="single" w:sz="4" w:space="4" w:color="auto"/>
+        </w:pBdr>
+        <w:shd w:val="clear" w:color="auto" w:fill="D9D9D9" w:themeFill="background1" w:themeFillShade="D9"/>
+        <w:spacing w:line="360" w:lineRule="auto"/>
+        <w:jc w:val="both"/>
+        <w:rPr>
+          <w:rFonts w:ascii="Georgia" w:hAnsi="Georgia"/>
+          <w:sz w:val="24"/>
+          <w:szCs w:val="24"/>
+        </w:rPr>
+      </w:pPr>
+      <w:r>
+        <w:rPr>
+          <w:rFonts w:ascii="Georgia" w:hAnsi="Georgia"/>
+          <w:sz w:val="24"/>
+          <w:szCs w:val="24"/>
+        </w:rPr>
+        <w:t xml:space="preserve">      maxUnavailable: 1</w:t>
+      </w:r>
+    </w:p>
+    <w:p>
+      <w:pPr>
+        <w:pBdr>
+          <w:top w:val="single" w:sz="4" w:space="1" w:color="auto"/>
+          <w:left w:val="single" w:sz="4" w:space="4" w:color="auto"/>
+          <w:bottom w:val="single" w:sz="4" w:space="1" w:color="auto"/>
+          <w:right w:val="single" w:sz="4" w:space="4" w:color="auto"/>
+        </w:pBdr>
+        <w:shd w:val="clear" w:color="auto" w:fill="D9D9D9" w:themeFill="background1" w:themeFillShade="D9"/>
+        <w:spacing w:line="360" w:lineRule="auto"/>
+        <w:jc w:val="both"/>
+        <w:rPr>
+          <w:rFonts w:ascii="Georgia" w:hAnsi="Georgia"/>
+          <w:sz w:val="24"/>
+          <w:szCs w:val="24"/>
+        </w:rPr>
+      </w:pPr>
+      <w:r>
+        <w:rPr>
+          <w:rFonts w:ascii="Georgia" w:hAnsi="Georgia"/>
+          <w:sz w:val="24"/>
+          <w:szCs w:val="24"/>
+        </w:rPr>
+        <w:t xml:space="preserve">      maxSurge: </w:t>
+      </w:r>
+      <w:r>
+        <w:rPr>
+          <w:rFonts w:ascii="Georgia" w:hAnsi="Georgia"/>
+          <w:sz w:val="24"/>
+          <w:szCs w:val="24"/>
+        </w:rPr>
+        <w:t>5</w:t>
+      </w:r>
+    </w:p>
+    <w:p>
+      <w:pPr>
+        <w:pBdr>
+          <w:top w:val="single" w:sz="4" w:space="1" w:color="auto"/>
+          <w:left w:val="single" w:sz="4" w:space="4" w:color="auto"/>
+          <w:bottom w:val="single" w:sz="4" w:space="1" w:color="auto"/>
+          <w:right w:val="single" w:sz="4" w:space="4" w:color="auto"/>
+        </w:pBdr>
+        <w:shd w:val="clear" w:color="auto" w:fill="D9D9D9" w:themeFill="background1" w:themeFillShade="D9"/>
+        <w:spacing w:line="360" w:lineRule="auto"/>
+        <w:jc w:val="both"/>
+        <w:rPr>
+          <w:rFonts w:ascii="Georgia" w:hAnsi="Georgia"/>
+          <w:sz w:val="24"/>
+          <w:szCs w:val="24"/>
+        </w:rPr>
+      </w:pPr>
+      <w:r>
+        <w:rPr>
+          <w:rFonts w:ascii="Georgia" w:hAnsi="Georgia"/>
+          <w:sz w:val="24"/>
+          <w:szCs w:val="24"/>
+        </w:rPr>
+        <w:t xml:space="preserve">  template:</w:t>
+      </w:r>
+    </w:p>
+    <w:p>
+      <w:pPr>
+        <w:pBdr>
+          <w:top w:val="single" w:sz="4" w:space="1" w:color="auto"/>
+          <w:left w:val="single" w:sz="4" w:space="4" w:color="auto"/>
+          <w:bottom w:val="single" w:sz="4" w:space="1" w:color="auto"/>
+          <w:right w:val="single" w:sz="4" w:space="4" w:color="auto"/>
+        </w:pBdr>
+        <w:shd w:val="clear" w:color="auto" w:fill="D9D9D9" w:themeFill="background1" w:themeFillShade="D9"/>
+        <w:spacing w:line="360" w:lineRule="auto"/>
+        <w:jc w:val="both"/>
+        <w:rPr>
+          <w:rFonts w:ascii="Georgia" w:hAnsi="Georgia"/>
+          <w:sz w:val="24"/>
+          <w:szCs w:val="24"/>
+        </w:rPr>
+      </w:pPr>
+      <w:r>
+        <w:rPr>
+          <w:rFonts w:ascii="Georgia" w:hAnsi="Georgia"/>
+          <w:sz w:val="24"/>
+          <w:szCs w:val="24"/>
+        </w:rPr>
+        <w:t xml:space="preserve">    metadata:</w:t>
+      </w:r>
+    </w:p>
+    <w:p>
+      <w:pPr>
+        <w:pBdr>
+          <w:top w:val="single" w:sz="4" w:space="1" w:color="auto"/>
+          <w:left w:val="single" w:sz="4" w:space="4" w:color="auto"/>
+          <w:bottom w:val="single" w:sz="4" w:space="1" w:color="auto"/>
+          <w:right w:val="single" w:sz="4" w:space="4" w:color="auto"/>
+        </w:pBdr>
+        <w:shd w:val="clear" w:color="auto" w:fill="D9D9D9" w:themeFill="background1" w:themeFillShade="D9"/>
+        <w:spacing w:line="360" w:lineRule="auto"/>
+        <w:jc w:val="both"/>
+        <w:rPr>
+          <w:rFonts w:ascii="Georgia" w:hAnsi="Georgia"/>
+          <w:sz w:val="24"/>
+          <w:szCs w:val="24"/>
+        </w:rPr>
+      </w:pPr>
+      <w:r>
+        <w:rPr>
+          <w:rFonts w:ascii="Georgia" w:hAnsi="Georgia"/>
+          <w:sz w:val="24"/>
+          <w:szCs w:val="24"/>
+        </w:rPr>
+        <w:t xml:space="preserve">      labels:</w:t>
+      </w:r>
+    </w:p>
+    <w:p>
+      <w:pPr>
+        <w:pBdr>
+          <w:top w:val="single" w:sz="4" w:space="1" w:color="auto"/>
+          <w:left w:val="single" w:sz="4" w:space="4" w:color="auto"/>
+          <w:bottom w:val="single" w:sz="4" w:space="1" w:color="auto"/>
+          <w:right w:val="single" w:sz="4" w:space="4" w:color="auto"/>
+        </w:pBdr>
+        <w:shd w:val="clear" w:color="auto" w:fill="D9D9D9" w:themeFill="background1" w:themeFillShade="D9"/>
+        <w:spacing w:line="360" w:lineRule="auto"/>
+        <w:jc w:val="both"/>
+        <w:rPr>
+          <w:rFonts w:ascii="Georgia" w:hAnsi="Georgia"/>
+          <w:sz w:val="24"/>
+          <w:szCs w:val="24"/>
+        </w:rPr>
+      </w:pPr>
+      <w:r>
+        <w:rPr>
+          <w:rFonts w:ascii="Georgia" w:hAnsi="Georgia"/>
+          <w:sz w:val="24"/>
+          <w:szCs w:val="24"/>
+        </w:rPr>
+        <w:lastRenderedPageBreak/>
+        <w:t xml:space="preserve">        app: </w:t>
+      </w:r>
+      <w:r>
+        <w:rPr>
+          <w:rFonts w:ascii="Georgia" w:hAnsi="Georgia"/>
+          <w:sz w:val="24"/>
+          <w:szCs w:val="24"/>
+        </w:rPr>
+        <w:t>web</w:t>
+      </w:r>
+    </w:p>
+    <w:p>
+      <w:pPr>
+        <w:pBdr>
+          <w:top w:val="single" w:sz="4" w:space="1" w:color="auto"/>
+          <w:left w:val="single" w:sz="4" w:space="4" w:color="auto"/>
+          <w:bottom w:val="single" w:sz="4" w:space="1" w:color="auto"/>
+          <w:right w:val="single" w:sz="4" w:space="4" w:color="auto"/>
+        </w:pBdr>
+        <w:shd w:val="clear" w:color="auto" w:fill="D9D9D9" w:themeFill="background1" w:themeFillShade="D9"/>
+        <w:spacing w:line="360" w:lineRule="auto"/>
+        <w:jc w:val="both"/>
+        <w:rPr>
+          <w:rFonts w:ascii="Georgia" w:hAnsi="Georgia"/>
+          <w:sz w:val="24"/>
+          <w:szCs w:val="24"/>
+        </w:rPr>
+      </w:pPr>
+      <w:r>
+        <w:rPr>
+          <w:rFonts w:ascii="Georgia" w:hAnsi="Georgia"/>
+          <w:sz w:val="24"/>
+          <w:szCs w:val="24"/>
+        </w:rPr>
+        <w:t xml:space="preserve">    spec:</w:t>
+      </w:r>
+    </w:p>
+    <w:p>
+      <w:pPr>
+        <w:pBdr>
+          <w:top w:val="single" w:sz="4" w:space="1" w:color="auto"/>
+          <w:left w:val="single" w:sz="4" w:space="4" w:color="auto"/>
+          <w:bottom w:val="single" w:sz="4" w:space="1" w:color="auto"/>
+          <w:right w:val="single" w:sz="4" w:space="4" w:color="auto"/>
+        </w:pBdr>
+        <w:shd w:val="clear" w:color="auto" w:fill="D9D9D9" w:themeFill="background1" w:themeFillShade="D9"/>
+        <w:spacing w:line="360" w:lineRule="auto"/>
+        <w:jc w:val="both"/>
+        <w:rPr>
+          <w:rFonts w:ascii="Georgia" w:hAnsi="Georgia"/>
+          <w:sz w:val="24"/>
+          <w:szCs w:val="24"/>
+        </w:rPr>
+      </w:pPr>
+      <w:r>
+        <w:rPr>
+          <w:rFonts w:ascii="Georgia" w:hAnsi="Georgia"/>
+          <w:sz w:val="24"/>
+          <w:szCs w:val="24"/>
+        </w:rPr>
+        <w:t xml:space="preserve">      containers:</w:t>
+      </w:r>
+    </w:p>
+    <w:p>
+      <w:pPr>
+        <w:pBdr>
+          <w:top w:val="single" w:sz="4" w:space="1" w:color="auto"/>
+          <w:left w:val="single" w:sz="4" w:space="4" w:color="auto"/>
+          <w:bottom w:val="single" w:sz="4" w:space="1" w:color="auto"/>
+          <w:right w:val="single" w:sz="4" w:space="4" w:color="auto"/>
+        </w:pBdr>
+        <w:shd w:val="clear" w:color="auto" w:fill="D9D9D9" w:themeFill="background1" w:themeFillShade="D9"/>
+        <w:spacing w:line="360" w:lineRule="auto"/>
+        <w:jc w:val="both"/>
+        <w:rPr>
+          <w:rFonts w:ascii="Georgia" w:hAnsi="Georgia"/>
+          <w:sz w:val="24"/>
+          <w:szCs w:val="24"/>
+        </w:rPr>
+      </w:pPr>
+      <w:r>
+        <w:rPr>
+          <w:rFonts w:ascii="Georgia" w:hAnsi="Georgia"/>
+          <w:sz w:val="24"/>
+          <w:szCs w:val="24"/>
+        </w:rPr>
+        <w:t xml:space="preserve">      - name: nginx</w:t>
+      </w:r>
+    </w:p>
+    <w:p>
+      <w:pPr>
+        <w:pBdr>
+          <w:top w:val="single" w:sz="4" w:space="1" w:color="auto"/>
+          <w:left w:val="single" w:sz="4" w:space="4" w:color="auto"/>
+          <w:bottom w:val="single" w:sz="4" w:space="1" w:color="auto"/>
+          <w:right w:val="single" w:sz="4" w:space="4" w:color="auto"/>
+        </w:pBdr>
+        <w:shd w:val="clear" w:color="auto" w:fill="D9D9D9" w:themeFill="background1" w:themeFillShade="D9"/>
+        <w:spacing w:line="360" w:lineRule="auto"/>
+        <w:jc w:val="both"/>
+        <w:rPr>
+          <w:rFonts w:ascii="Georgia" w:hAnsi="Georgia"/>
+          <w:sz w:val="24"/>
+          <w:szCs w:val="24"/>
+        </w:rPr>
+      </w:pPr>
+      <w:r>
+        <w:rPr>
+          <w:rFonts w:ascii="Georgia" w:hAnsi="Georgia"/>
+          <w:sz w:val="24"/>
+          <w:szCs w:val="24"/>
+        </w:rPr>
+        <w:t xml:space="preserve">        image: </w:t>
+      </w:r>
+      <w:r>
+        <w:rPr>
+          <w:rFonts w:ascii="Georgia" w:hAnsi="Georgia"/>
+          <w:sz w:val="24"/>
+          <w:szCs w:val="24"/>
+        </w:rPr>
+        <w:t>hkshitesh/kubedemo</w:t>
+      </w:r>
+      <w:r>
+        <w:rPr>
+          <w:rFonts w:ascii="Georgia" w:hAnsi="Georgia"/>
+          <w:sz w:val="24"/>
+          <w:szCs w:val="24"/>
+        </w:rPr>
+        <w:t>:1.0</w:t>
+      </w:r>
+    </w:p>
+    <w:p>
+      <w:pPr>
+        <w:pBdr>
+          <w:top w:val="single" w:sz="4" w:space="1" w:color="auto"/>
+          <w:left w:val="single" w:sz="4" w:space="4" w:color="auto"/>
+          <w:bottom w:val="single" w:sz="4" w:space="1" w:color="auto"/>
+          <w:right w:val="single" w:sz="4" w:space="4" w:color="auto"/>
+        </w:pBdr>
+        <w:shd w:val="clear" w:color="auto" w:fill="D9D9D9" w:themeFill="background1" w:themeFillShade="D9"/>
+        <w:spacing w:line="360" w:lineRule="auto"/>
+        <w:jc w:val="both"/>
+        <w:rPr>
+          <w:rFonts w:ascii="Georgia" w:hAnsi="Georgia"/>
+          <w:sz w:val="24"/>
+          <w:szCs w:val="24"/>
+        </w:rPr>
+      </w:pPr>
+      <w:r>
+        <w:rPr>
+          <w:rFonts w:ascii="Georgia" w:hAnsi="Georgia"/>
+          <w:sz w:val="24"/>
+          <w:szCs w:val="24"/>
+        </w:rPr>
+        <w:t xml:space="preserve">        ports:</w:t>
+      </w:r>
+    </w:p>
+    <w:p>
+      <w:pPr>
+        <w:pBdr>
+          <w:top w:val="single" w:sz="4" w:space="1" w:color="auto"/>
+          <w:left w:val="single" w:sz="4" w:space="4" w:color="auto"/>
+          <w:bottom w:val="single" w:sz="4" w:space="1" w:color="auto"/>
+          <w:right w:val="single" w:sz="4" w:space="4" w:color="auto"/>
+        </w:pBdr>
+        <w:shd w:val="clear" w:color="auto" w:fill="D9D9D9" w:themeFill="background1" w:themeFillShade="D9"/>
+        <w:spacing w:line="360" w:lineRule="auto"/>
+        <w:jc w:val="both"/>
+        <w:rPr>
+          <w:rFonts w:ascii="Georgia" w:hAnsi="Georgia"/>
+          <w:sz w:val="24"/>
+          <w:szCs w:val="24"/>
+        </w:rPr>
+      </w:pPr>
+      <w:r>
+        <w:rPr>
+          <w:rFonts w:ascii="Georgia" w:hAnsi="Georgia"/>
+          <w:sz w:val="24"/>
+          <w:szCs w:val="24"/>
+        </w:rPr>
+        <w:t xml:space="preserve">        - containerPort: 80</w:t>
+      </w:r>
+    </w:p>
+    <w:p>
+      <w:pPr>
+        <w:spacing w:line="360" w:lineRule="auto"/>
+        <w:jc w:val="both"/>
+        <w:rPr>
+          <w:rFonts w:ascii="Georgia" w:hAnsi="Georgia"/>
+          <w:sz w:val="24"/>
+          <w:szCs w:val="24"/>
+        </w:rPr>
+      </w:pPr>
     </w:p>
     <w:p>
       <w:pPr>
@@ -790,10 +969,10 @@
           <w:lang w:val="en-US" w:eastAsia="en-US"/>
         </w:rPr>
         <w:drawing>
-          <wp:inline distT="0" distB="0" distL="0" distR="0" wp14:anchorId="57434930" wp14:editId="0B9FF356">
-            <wp:extent cx="3384550" cy="3500403"/>
-            <wp:effectExtent l="0" t="0" r="0" b="0"/>
-            <wp:docPr id="1" name="Picture 1" descr="C:\Users\LENOVO\Pictures\Screenshots\Screenshot (1327).png"/>
+          <wp:inline distT="0" distB="0" distL="0" distR="0">
+            <wp:extent cx="6359694" cy="3200400"/>
+            <wp:effectExtent l="19050" t="0" r="3006" b="0"/>
+            <wp:docPr id="1" name="Picture 1" descr="C:\Users\LENOVO\Pictures\Screenshots\Screenshot (1731).png"/>
             <wp:cNvGraphicFramePr>
               <a:graphicFrameLocks xmlns:a="http://schemas.openxmlformats.org/drawingml/2006/main" noChangeAspect="1"/>
             </wp:cNvGraphicFramePr>
@@ -801,13 +980,13 @@
               <a:graphicData uri="http://schemas.openxmlformats.org/drawingml/2006/picture">
                 <pic:pic xmlns:pic="http://schemas.openxmlformats.org/drawingml/2006/picture">
                   <pic:nvPicPr>
-                    <pic:cNvPr id="0" name="Picture 1" descr="C:\Users\LENOVO\Pictures\Screenshots\Screenshot (1327).png"/>
+                    <pic:cNvPr id="0" name="Picture 1" descr="C:\Users\LENOVO\Pictures\Screenshots\Screenshot (1731).png"/>
                     <pic:cNvPicPr>
                       <a:picLocks noChangeAspect="1" noChangeArrowheads="1"/>
                     </pic:cNvPicPr>
                   </pic:nvPicPr>
                   <pic:blipFill>
-                    <a:blip r:embed="rId7"/>
+                    <a:blip r:embed="rId10"/>
                     <a:srcRect/>
                     <a:stretch>
                       <a:fillRect/>
@@ -816,7 +995,7 @@
                   <pic:spPr bwMode="auto">
                     <a:xfrm>
                       <a:off x="0" y="0"/>
-                      <a:ext cx="3389944" cy="3505981"/>
+                      <a:ext cx="6365239" cy="3203191"/>
                     </a:xfrm>
                     <a:prstGeom prst="rect">
                       <a:avLst/>
@@ -838,18 +1017,114 @@
     </w:p>
     <w:p>
       <w:pPr>
-        <w:pStyle w:val="NormalWeb"/>
-      </w:pPr>
-      <w:r>
-        <w:rPr>
+        <w:spacing w:line="360" w:lineRule="auto"/>
+        <w:jc w:val="both"/>
+        <w:rPr>
+          <w:rFonts w:ascii="Georgia" w:hAnsi="Georgia"/>
+          <w:sz w:val="24"/>
+          <w:szCs w:val="24"/>
+        </w:rPr>
+      </w:pPr>
+    </w:p>
+    <w:p>
+      <w:pPr>
+        <w:spacing w:line="360" w:lineRule="auto"/>
+        <w:jc w:val="both"/>
+        <w:rPr>
+          <w:rFonts w:ascii="Georgia" w:hAnsi="Georgia"/>
+          <w:sz w:val="24"/>
+          <w:szCs w:val="24"/>
+        </w:rPr>
+      </w:pPr>
+      <w:r>
+        <w:rPr>
+          <w:rFonts w:ascii="Georgia" w:hAnsi="Georgia"/>
+          <w:sz w:val="24"/>
+          <w:szCs w:val="24"/>
+        </w:rPr>
+        <w:t>Apply the deployment:</w:t>
+      </w:r>
+    </w:p>
+    <w:p>
+      <w:pPr>
+        <w:spacing w:line="360" w:lineRule="auto"/>
+        <w:jc w:val="both"/>
+        <w:rPr>
+          <w:rFonts w:ascii="Georgia" w:hAnsi="Georgia"/>
+          <w:sz w:val="24"/>
+          <w:szCs w:val="24"/>
+        </w:rPr>
+      </w:pPr>
+    </w:p>
+    <w:p>
+      <w:pPr>
+        <w:pBdr>
+          <w:top w:val="single" w:sz="4" w:space="1" w:color="auto"/>
+          <w:left w:val="single" w:sz="4" w:space="4" w:color="auto"/>
+          <w:bottom w:val="single" w:sz="4" w:space="1" w:color="auto"/>
+          <w:right w:val="single" w:sz="4" w:space="4" w:color="auto"/>
+        </w:pBdr>
+        <w:shd w:val="clear" w:color="auto" w:fill="D9D9D9" w:themeFill="background1" w:themeFillShade="D9"/>
+        <w:spacing w:line="360" w:lineRule="auto"/>
+        <w:jc w:val="both"/>
+        <w:rPr>
+          <w:rFonts w:ascii="Georgia" w:hAnsi="Georgia"/>
+          <w:sz w:val="24"/>
+          <w:szCs w:val="24"/>
+        </w:rPr>
+      </w:pPr>
+      <w:r>
+        <w:rPr>
+          <w:rFonts w:ascii="Georgia" w:hAnsi="Georgia"/>
+          <w:sz w:val="24"/>
+          <w:szCs w:val="24"/>
+        </w:rPr>
+        <w:t>kubectl apply -f nginx-deployment-rolling.yaml</w:t>
+      </w:r>
+      <w:r>
+        <w:rPr>
+          <w:rFonts w:ascii="Georgia" w:hAnsi="Georgia"/>
+          <w:sz w:val="24"/>
+          <w:szCs w:val="24"/>
+        </w:rPr>
+        <w:t>; watch "kubectl get rs -o wide"</w:t>
+      </w:r>
+    </w:p>
+    <w:p>
+      <w:pPr>
+        <w:spacing w:line="360" w:lineRule="auto"/>
+        <w:jc w:val="both"/>
+        <w:rPr>
+          <w:rFonts w:ascii="Georgia" w:hAnsi="Georgia"/>
+          <w:sz w:val="24"/>
+          <w:szCs w:val="24"/>
+        </w:rPr>
+      </w:pPr>
+    </w:p>
+    <w:p>
+      <w:pPr>
+        <w:spacing w:line="360" w:lineRule="auto"/>
+        <w:jc w:val="both"/>
+        <w:rPr>
+          <w:rFonts w:ascii="Georgia" w:hAnsi="Georgia"/>
+          <w:sz w:val="24"/>
+          <w:szCs w:val="24"/>
+        </w:rPr>
+      </w:pPr>
+      <w:r>
+        <w:rPr>
+          <w:rFonts w:ascii="Georgia" w:hAnsi="Georgia"/>
           <w:noProof/>
-          <w:lang w:val="en-US" w:eastAsia="en-US"/>
-        </w:rPr>
+          <w:sz w:val="24"/>
+          <w:szCs w:val="24"/>
+          <w:lang w:eastAsia="en-US"/>
+        </w:rPr>
+        <w:lastRenderedPageBreak/>
         <w:drawing>
-          <wp:inline distT="0" distB="0" distL="0" distR="0" wp14:anchorId="1572662C" wp14:editId="1F1A639D">
-            <wp:extent cx="4241800" cy="2315826"/>
-            <wp:effectExtent l="0" t="0" r="0" b="0"/>
-            <wp:docPr id="4" name="Picture 4" descr="C:\Users\LENOVO\Pictures\Screenshots\Screenshot (1328).png"/>
+          <wp:inline distT="0" distB="0" distL="0" distR="0">
+            <wp:extent cx="6016625" cy="1212361"/>
+            <wp:effectExtent l="19050" t="0" r="3175" b="0"/>
+            <wp:docPr id="4" name="Picture 4"/>
             <wp:cNvGraphicFramePr>
               <a:graphicFrameLocks xmlns:a="http://schemas.openxmlformats.org/drawingml/2006/main" noChangeAspect="1"/>
             </wp:cNvGraphicFramePr>
@@ -857,13 +1132,13 @@
               <a:graphicData uri="http://schemas.openxmlformats.org/drawingml/2006/picture">
                 <pic:pic xmlns:pic="http://schemas.openxmlformats.org/drawingml/2006/picture">
                   <pic:nvPicPr>
-                    <pic:cNvPr id="0" name="Picture 4" descr="C:\Users\LENOVO\Pictures\Screenshots\Screenshot (1328).png"/>
+                    <pic:cNvPr id="0" name="Picture 4"/>
                     <pic:cNvPicPr>
                       <a:picLocks noChangeAspect="1" noChangeArrowheads="1"/>
                     </pic:cNvPicPr>
                   </pic:nvPicPr>
                   <pic:blipFill>
-                    <a:blip r:embed="rId8"/>
+                    <a:blip r:embed="rId11"/>
                     <a:srcRect/>
                     <a:stretch>
                       <a:fillRect/>
@@ -872,7 +1147,7 @@
                   <pic:spPr bwMode="auto">
                     <a:xfrm>
                       <a:off x="0" y="0"/>
-                      <a:ext cx="4246630" cy="2318463"/>
+                      <a:ext cx="6016625" cy="1212361"/>
                     </a:xfrm>
                     <a:prstGeom prst="rect">
                       <a:avLst/>
@@ -894,44 +1169,2167 @@
     </w:p>
     <w:p>
       <w:pPr>
-        <w:tabs>
-          <w:tab w:val="left" w:pos="5790"/>
-        </w:tabs>
-        <w:rPr>
+        <w:spacing w:line="360" w:lineRule="auto"/>
+        <w:jc w:val="both"/>
+        <w:rPr>
+          <w:rFonts w:ascii="Georgia" w:hAnsi="Georgia"/>
+          <w:sz w:val="24"/>
+          <w:szCs w:val="24"/>
+        </w:rPr>
+      </w:pPr>
+      <w:r>
+        <w:rPr>
+          <w:rFonts w:ascii="Georgia" w:hAnsi="Georgia"/>
+          <w:sz w:val="24"/>
+          <w:szCs w:val="24"/>
+        </w:rPr>
+        <w:t>Verify the deployment:</w:t>
+      </w:r>
+    </w:p>
+    <w:p>
+      <w:pPr>
+        <w:spacing w:line="360" w:lineRule="auto"/>
+        <w:jc w:val="both"/>
+        <w:rPr>
+          <w:rFonts w:ascii="Georgia" w:hAnsi="Georgia"/>
+          <w:sz w:val="24"/>
+          <w:szCs w:val="24"/>
+        </w:rPr>
+      </w:pPr>
+    </w:p>
+    <w:p>
+      <w:pPr>
+        <w:pBdr>
+          <w:top w:val="single" w:sz="4" w:space="1" w:color="auto"/>
+          <w:left w:val="single" w:sz="4" w:space="4" w:color="auto"/>
+          <w:bottom w:val="single" w:sz="4" w:space="1" w:color="auto"/>
+          <w:right w:val="single" w:sz="4" w:space="4" w:color="auto"/>
+        </w:pBdr>
+        <w:shd w:val="clear" w:color="auto" w:fill="D9D9D9" w:themeFill="background1" w:themeFillShade="D9"/>
+        <w:spacing w:line="360" w:lineRule="auto"/>
+        <w:jc w:val="both"/>
+        <w:rPr>
+          <w:rFonts w:ascii="Georgia" w:hAnsi="Georgia"/>
+          <w:sz w:val="24"/>
+          <w:szCs w:val="24"/>
+        </w:rPr>
+      </w:pPr>
+      <w:r>
+        <w:rPr>
+          <w:rFonts w:ascii="Georgia" w:hAnsi="Georgia"/>
+          <w:sz w:val="24"/>
+          <w:szCs w:val="24"/>
+        </w:rPr>
+        <w:t>kubectl get deployments</w:t>
+      </w:r>
+    </w:p>
+    <w:p>
+      <w:pPr>
+        <w:pBdr>
+          <w:top w:val="single" w:sz="4" w:space="1" w:color="auto"/>
+          <w:left w:val="single" w:sz="4" w:space="4" w:color="auto"/>
+          <w:bottom w:val="single" w:sz="4" w:space="1" w:color="auto"/>
+          <w:right w:val="single" w:sz="4" w:space="4" w:color="auto"/>
+        </w:pBdr>
+        <w:shd w:val="clear" w:color="auto" w:fill="D9D9D9" w:themeFill="background1" w:themeFillShade="D9"/>
+        <w:spacing w:line="360" w:lineRule="auto"/>
+        <w:jc w:val="both"/>
+        <w:rPr>
+          <w:rFonts w:ascii="Georgia" w:hAnsi="Georgia"/>
+          <w:sz w:val="24"/>
+          <w:szCs w:val="24"/>
+        </w:rPr>
+      </w:pPr>
+      <w:r>
+        <w:rPr>
+          <w:rFonts w:ascii="Georgia" w:hAnsi="Georgia"/>
+          <w:sz w:val="24"/>
+          <w:szCs w:val="24"/>
+        </w:rPr>
+        <w:t>kubectl get pods -l app=</w:t>
+      </w:r>
+      <w:r>
+        <w:rPr>
+          <w:rFonts w:ascii="Georgia" w:hAnsi="Georgia"/>
+          <w:sz w:val="24"/>
+          <w:szCs w:val="24"/>
+        </w:rPr>
+        <w:t>web</w:t>
+      </w:r>
+    </w:p>
+    <w:p>
+      <w:pPr>
+        <w:spacing w:line="360" w:lineRule="auto"/>
+        <w:jc w:val="both"/>
+        <w:rPr>
+          <w:rFonts w:ascii="Georgia" w:hAnsi="Georgia"/>
+          <w:sz w:val="24"/>
+          <w:szCs w:val="24"/>
+        </w:rPr>
+      </w:pPr>
+    </w:p>
+    <w:p>
+      <w:pPr>
+        <w:spacing w:line="360" w:lineRule="auto"/>
+        <w:jc w:val="both"/>
+        <w:rPr>
+          <w:rFonts w:ascii="Georgia" w:hAnsi="Georgia"/>
+          <w:sz w:val="24"/>
+          <w:szCs w:val="24"/>
+        </w:rPr>
+      </w:pPr>
+      <w:r>
+        <w:rPr>
+          <w:rFonts w:ascii="Georgia" w:hAnsi="Georgia"/>
+          <w:noProof/>
+          <w:sz w:val="24"/>
+          <w:szCs w:val="24"/>
+          <w:lang w:eastAsia="en-US"/>
+        </w:rPr>
+        <w:drawing>
+          <wp:inline distT="0" distB="0" distL="0" distR="0">
+            <wp:extent cx="6016625" cy="2172466"/>
+            <wp:effectExtent l="19050" t="0" r="3175" b="0"/>
+            <wp:docPr id="7" name="Picture 7"/>
+            <wp:cNvGraphicFramePr>
+              <a:graphicFrameLocks xmlns:a="http://schemas.openxmlformats.org/drawingml/2006/main" noChangeAspect="1"/>
+            </wp:cNvGraphicFramePr>
+            <a:graphic xmlns:a="http://schemas.openxmlformats.org/drawingml/2006/main">
+              <a:graphicData uri="http://schemas.openxmlformats.org/drawingml/2006/picture">
+                <pic:pic xmlns:pic="http://schemas.openxmlformats.org/drawingml/2006/picture">
+                  <pic:nvPicPr>
+                    <pic:cNvPr id="0" name="Picture 7"/>
+                    <pic:cNvPicPr>
+                      <a:picLocks noChangeAspect="1" noChangeArrowheads="1"/>
+                    </pic:cNvPicPr>
+                  </pic:nvPicPr>
+                  <pic:blipFill>
+                    <a:blip r:embed="rId12"/>
+                    <a:srcRect/>
+                    <a:stretch>
+                      <a:fillRect/>
+                    </a:stretch>
+                  </pic:blipFill>
+                  <pic:spPr bwMode="auto">
+                    <a:xfrm>
+                      <a:off x="0" y="0"/>
+                      <a:ext cx="6016625" cy="2172466"/>
+                    </a:xfrm>
+                    <a:prstGeom prst="rect">
+                      <a:avLst/>
+                    </a:prstGeom>
+                    <a:noFill/>
+                    <a:ln w="9525">
+                      <a:noFill/>
+                      <a:miter lim="800000"/>
+                      <a:headEnd/>
+                      <a:tailEnd/>
+                    </a:ln>
+                  </pic:spPr>
+                </pic:pic>
+              </a:graphicData>
+            </a:graphic>
+          </wp:inline>
+        </w:drawing>
+      </w:r>
+    </w:p>
+    <w:p>
+      <w:pPr>
+        <w:spacing w:line="360" w:lineRule="auto"/>
+        <w:jc w:val="both"/>
+        <w:rPr>
+          <w:rFonts w:ascii="Georgia" w:hAnsi="Georgia"/>
+          <w:sz w:val="24"/>
+          <w:szCs w:val="24"/>
+        </w:rPr>
+      </w:pPr>
+      <w:r>
+        <w:rPr>
+          <w:rFonts w:ascii="Georgia" w:hAnsi="Georgia"/>
+          <w:sz w:val="24"/>
+          <w:szCs w:val="24"/>
+        </w:rPr>
+        <w:t>Update the deployment to a new image:</w:t>
+      </w:r>
+    </w:p>
+    <w:p>
+      <w:pPr>
+        <w:spacing w:line="360" w:lineRule="auto"/>
+        <w:jc w:val="both"/>
+        <w:rPr>
+          <w:rFonts w:ascii="Georgia" w:hAnsi="Georgia"/>
+          <w:sz w:val="24"/>
+          <w:szCs w:val="24"/>
+        </w:rPr>
+      </w:pPr>
+    </w:p>
+    <w:p>
+      <w:pPr>
+        <w:pBdr>
+          <w:top w:val="single" w:sz="4" w:space="1" w:color="auto"/>
+          <w:left w:val="single" w:sz="4" w:space="4" w:color="auto"/>
+          <w:bottom w:val="single" w:sz="4" w:space="1" w:color="auto"/>
+          <w:right w:val="single" w:sz="4" w:space="4" w:color="auto"/>
+        </w:pBdr>
+        <w:shd w:val="clear" w:color="auto" w:fill="D9D9D9" w:themeFill="background1" w:themeFillShade="D9"/>
+        <w:spacing w:line="360" w:lineRule="auto"/>
+        <w:rPr>
+          <w:rFonts w:ascii="Georgia" w:hAnsi="Georgia"/>
+        </w:rPr>
+      </w:pPr>
+      <w:r>
+        <w:rPr>
+          <w:rFonts w:ascii="Georgia" w:hAnsi="Georgia"/>
+        </w:rPr>
+        <w:t>kubectl set image deployment/nginx-deployment-rolling nginx=</w:t>
+      </w:r>
+      <w:r>
+        <w:rPr>
+          <w:rFonts w:ascii="Georgia" w:hAnsi="Georgia"/>
+        </w:rPr>
+        <w:t>hkshitesh/kubedemo:2.0</w:t>
+      </w:r>
+    </w:p>
+    <w:p>
+      <w:pPr>
+        <w:spacing w:line="360" w:lineRule="auto"/>
+        <w:jc w:val="both"/>
+        <w:rPr>
+          <w:rFonts w:ascii="Georgia" w:hAnsi="Georgia"/>
+          <w:sz w:val="24"/>
+          <w:szCs w:val="24"/>
+        </w:rPr>
+      </w:pPr>
+    </w:p>
+    <w:p>
+      <w:pPr>
+        <w:spacing w:line="360" w:lineRule="auto"/>
+        <w:jc w:val="both"/>
+        <w:rPr>
+          <w:rFonts w:ascii="Georgia" w:hAnsi="Georgia"/>
+          <w:sz w:val="24"/>
+          <w:szCs w:val="24"/>
+        </w:rPr>
+      </w:pPr>
+      <w:r>
+        <w:rPr>
+          <w:rFonts w:ascii="Georgia" w:hAnsi="Georgia"/>
+          <w:sz w:val="24"/>
+          <w:szCs w:val="24"/>
+        </w:rPr>
+        <w:t>Monitor the rolling update:</w:t>
+      </w:r>
+    </w:p>
+    <w:p>
+      <w:pPr>
+        <w:spacing w:line="360" w:lineRule="auto"/>
+        <w:jc w:val="both"/>
+        <w:rPr>
+          <w:rFonts w:ascii="Georgia" w:hAnsi="Georgia"/>
+          <w:sz w:val="24"/>
+          <w:szCs w:val="24"/>
+        </w:rPr>
+      </w:pPr>
+    </w:p>
+    <w:p>
+      <w:pPr>
+        <w:pBdr>
+          <w:top w:val="single" w:sz="4" w:space="1" w:color="auto"/>
+          <w:left w:val="single" w:sz="4" w:space="4" w:color="auto"/>
+          <w:bottom w:val="single" w:sz="4" w:space="1" w:color="auto"/>
+          <w:right w:val="single" w:sz="4" w:space="4" w:color="auto"/>
+        </w:pBdr>
+        <w:shd w:val="clear" w:color="auto" w:fill="D9D9D9" w:themeFill="background1" w:themeFillShade="D9"/>
+        <w:spacing w:line="360" w:lineRule="auto"/>
+        <w:jc w:val="both"/>
+        <w:rPr>
+          <w:rFonts w:ascii="Georgia" w:hAnsi="Georgia"/>
+          <w:sz w:val="24"/>
+          <w:szCs w:val="24"/>
+        </w:rPr>
+      </w:pPr>
+      <w:r>
+        <w:rPr>
+          <w:rFonts w:ascii="Georgia" w:hAnsi="Georgia"/>
+          <w:sz w:val="24"/>
+          <w:szCs w:val="24"/>
+        </w:rPr>
+        <w:t>kubectl rollout status deploymentnginx-deployment-rolling</w:t>
+      </w:r>
+    </w:p>
+    <w:p>
+      <w:pPr>
+        <w:spacing w:line="360" w:lineRule="auto"/>
+        <w:jc w:val="both"/>
+        <w:rPr>
+          <w:rFonts w:ascii="Georgia" w:hAnsi="Georgia"/>
+          <w:sz w:val="24"/>
+          <w:szCs w:val="24"/>
+        </w:rPr>
+      </w:pPr>
+    </w:p>
+    <w:p>
+      <w:pPr>
+        <w:pStyle w:val="NormalWeb"/>
+      </w:pPr>
+      <w:r>
+        <w:rPr>
+          <w:noProof/>
+          <w:lang w:val="en-US" w:eastAsia="en-US"/>
+        </w:rPr>
+        <w:drawing>
+          <wp:inline distT="0" distB="0" distL="0" distR="0">
+            <wp:extent cx="6305550" cy="523282"/>
+            <wp:effectExtent l="19050" t="0" r="0" b="0"/>
+            <wp:docPr id="10" name="Picture 10" descr="C:\Users\LENOVO\Pictures\Screenshots\Screenshot (1735).png"/>
+            <wp:cNvGraphicFramePr>
+              <a:graphicFrameLocks xmlns:a="http://schemas.openxmlformats.org/drawingml/2006/main" noChangeAspect="1"/>
+            </wp:cNvGraphicFramePr>
+            <a:graphic xmlns:a="http://schemas.openxmlformats.org/drawingml/2006/main">
+              <a:graphicData uri="http://schemas.openxmlformats.org/drawingml/2006/picture">
+                <pic:pic xmlns:pic="http://schemas.openxmlformats.org/drawingml/2006/picture">
+                  <pic:nvPicPr>
+                    <pic:cNvPr id="0" name="Picture 10" descr="C:\Users\LENOVO\Pictures\Screenshots\Screenshot (1735).png"/>
+                    <pic:cNvPicPr>
+                      <a:picLocks noChangeAspect="1" noChangeArrowheads="1"/>
+                    </pic:cNvPicPr>
+                  </pic:nvPicPr>
+                  <pic:blipFill>
+                    <a:blip r:embed="rId13"/>
+                    <a:srcRect/>
+                    <a:stretch>
+                      <a:fillRect/>
+                    </a:stretch>
+                  </pic:blipFill>
+                  <pic:spPr bwMode="auto">
+                    <a:xfrm>
+                      <a:off x="0" y="0"/>
+                      <a:ext cx="6305550" cy="523282"/>
+                    </a:xfrm>
+                    <a:prstGeom prst="rect">
+                      <a:avLst/>
+                    </a:prstGeom>
+                    <a:noFill/>
+                    <a:ln w="9525">
+                      <a:noFill/>
+                      <a:miter lim="800000"/>
+                      <a:headEnd/>
+                      <a:tailEnd/>
+                    </a:ln>
+                  </pic:spPr>
+                </pic:pic>
+              </a:graphicData>
+            </a:graphic>
+          </wp:inline>
+        </w:drawing>
+      </w:r>
+    </w:p>
+    <w:p>
+      <w:pPr>
+        <w:spacing w:line="360" w:lineRule="auto"/>
+        <w:jc w:val="both"/>
+        <w:rPr>
+          <w:rFonts w:ascii="Georgia" w:hAnsi="Georgia"/>
+          <w:sz w:val="24"/>
+          <w:szCs w:val="24"/>
+        </w:rPr>
+      </w:pPr>
+    </w:p>
+    <w:p>
+      <w:pPr>
+        <w:spacing w:line="360" w:lineRule="auto"/>
+        <w:jc w:val="both"/>
+        <w:rPr>
+          <w:rFonts w:ascii="Georgia" w:hAnsi="Georgia"/>
+          <w:sz w:val="24"/>
+          <w:szCs w:val="24"/>
+        </w:rPr>
+      </w:pPr>
+      <w:r>
+        <w:rPr>
+          <w:rFonts w:ascii="Georgia" w:hAnsi="Georgia"/>
+          <w:sz w:val="24"/>
+          <w:szCs w:val="24"/>
+        </w:rPr>
+        <w:lastRenderedPageBreak/>
+        <w:t>Verify the updated pods:</w:t>
+      </w:r>
+    </w:p>
+    <w:p>
+      <w:pPr>
+        <w:spacing w:line="360" w:lineRule="auto"/>
+        <w:jc w:val="both"/>
+        <w:rPr>
+          <w:rFonts w:ascii="Georgia" w:hAnsi="Georgia"/>
+          <w:sz w:val="24"/>
+          <w:szCs w:val="24"/>
+        </w:rPr>
+      </w:pPr>
+    </w:p>
+    <w:p>
+      <w:pPr>
+        <w:pBdr>
+          <w:top w:val="single" w:sz="4" w:space="1" w:color="auto"/>
+          <w:left w:val="single" w:sz="4" w:space="4" w:color="auto"/>
+          <w:bottom w:val="single" w:sz="4" w:space="1" w:color="auto"/>
+          <w:right w:val="single" w:sz="4" w:space="4" w:color="auto"/>
+        </w:pBdr>
+        <w:shd w:val="clear" w:color="auto" w:fill="D9D9D9" w:themeFill="background1" w:themeFillShade="D9"/>
+        <w:spacing w:line="360" w:lineRule="auto"/>
+        <w:jc w:val="both"/>
+        <w:rPr>
+          <w:rFonts w:ascii="Georgia" w:hAnsi="Georgia"/>
+          <w:sz w:val="24"/>
+          <w:szCs w:val="24"/>
+        </w:rPr>
+      </w:pPr>
+      <w:r>
+        <w:rPr>
+          <w:rFonts w:ascii="Georgia" w:hAnsi="Georgia"/>
+          <w:sz w:val="24"/>
+          <w:szCs w:val="24"/>
+        </w:rPr>
+        <w:t>kubectl get pods -l app=</w:t>
+      </w:r>
+      <w:r>
+        <w:rPr>
+          <w:rFonts w:ascii="Georgia" w:hAnsi="Georgia"/>
+          <w:sz w:val="24"/>
+          <w:szCs w:val="24"/>
+        </w:rPr>
+        <w:t>web</w:t>
+      </w:r>
+      <w:r>
+        <w:rPr>
+          <w:rFonts w:ascii="Georgia" w:hAnsi="Georgia"/>
+          <w:sz w:val="24"/>
+          <w:szCs w:val="24"/>
+        </w:rPr>
+        <w:t xml:space="preserve"> -o wide</w:t>
+      </w:r>
+    </w:p>
+    <w:p>
+      <w:pPr>
+        <w:spacing w:line="360" w:lineRule="auto"/>
+        <w:jc w:val="both"/>
+        <w:rPr>
+          <w:rFonts w:ascii="Georgia" w:hAnsi="Georgia"/>
+          <w:sz w:val="24"/>
+          <w:szCs w:val="24"/>
+        </w:rPr>
+      </w:pPr>
+    </w:p>
+    <w:p>
+      <w:pPr>
+        <w:pStyle w:val="NormalWeb"/>
+      </w:pPr>
+      <w:r>
+        <w:rPr>
+          <w:noProof/>
+          <w:lang w:val="en-US" w:eastAsia="en-US"/>
+        </w:rPr>
+        <w:drawing>
+          <wp:inline distT="0" distB="0" distL="0" distR="0">
+            <wp:extent cx="6398965" cy="3152775"/>
+            <wp:effectExtent l="19050" t="0" r="1835" b="0"/>
+            <wp:docPr id="13" name="Picture 13" descr="C:\Users\LENOVO\Pictures\Screenshots\Screenshot (1736).png"/>
+            <wp:cNvGraphicFramePr>
+              <a:graphicFrameLocks xmlns:a="http://schemas.openxmlformats.org/drawingml/2006/main" noChangeAspect="1"/>
+            </wp:cNvGraphicFramePr>
+            <a:graphic xmlns:a="http://schemas.openxmlformats.org/drawingml/2006/main">
+              <a:graphicData uri="http://schemas.openxmlformats.org/drawingml/2006/picture">
+                <pic:pic xmlns:pic="http://schemas.openxmlformats.org/drawingml/2006/picture">
+                  <pic:nvPicPr>
+                    <pic:cNvPr id="0" name="Picture 13" descr="C:\Users\LENOVO\Pictures\Screenshots\Screenshot (1736).png"/>
+                    <pic:cNvPicPr>
+                      <a:picLocks noChangeAspect="1" noChangeArrowheads="1"/>
+                    </pic:cNvPicPr>
+                  </pic:nvPicPr>
+                  <pic:blipFill>
+                    <a:blip r:embed="rId14"/>
+                    <a:srcRect/>
+                    <a:stretch>
+                      <a:fillRect/>
+                    </a:stretch>
+                  </pic:blipFill>
+                  <pic:spPr bwMode="auto">
+                    <a:xfrm>
+                      <a:off x="0" y="0"/>
+                      <a:ext cx="6402302" cy="3154419"/>
+                    </a:xfrm>
+                    <a:prstGeom prst="rect">
+                      <a:avLst/>
+                    </a:prstGeom>
+                    <a:noFill/>
+                    <a:ln w="9525">
+                      <a:noFill/>
+                      <a:miter lim="800000"/>
+                      <a:headEnd/>
+                      <a:tailEnd/>
+                    </a:ln>
+                  </pic:spPr>
+                </pic:pic>
+              </a:graphicData>
+            </a:graphic>
+          </wp:inline>
+        </w:drawing>
+      </w:r>
+    </w:p>
+    <w:p>
+      <w:pPr>
+        <w:spacing w:line="360" w:lineRule="auto"/>
+        <w:jc w:val="both"/>
+        <w:rPr>
+          <w:rFonts w:ascii="Georgia" w:hAnsi="Georgia"/>
           <w:b/>
-          <w:sz w:val="96"/>
-          <w:szCs w:val="96"/>
-          <w:lang w:eastAsia="en-IN"/>
+          <w:bCs/>
+          <w:sz w:val="24"/>
+          <w:szCs w:val="24"/>
+        </w:rPr>
+      </w:pPr>
+    </w:p>
+    <w:p>
+      <w:pPr>
+        <w:spacing w:line="360" w:lineRule="auto"/>
+        <w:jc w:val="both"/>
+        <w:rPr>
+          <w:rFonts w:ascii="Georgia" w:hAnsi="Georgia"/>
+          <w:b/>
+          <w:bCs/>
+          <w:sz w:val="24"/>
+          <w:szCs w:val="24"/>
+        </w:rPr>
+      </w:pPr>
+      <w:r>
+        <w:rPr>
+          <w:rFonts w:ascii="Georgia" w:hAnsi="Georgia"/>
+          <w:b/>
+          <w:bCs/>
+          <w:sz w:val="24"/>
+          <w:szCs w:val="24"/>
+        </w:rPr>
+        <w:t>Step 2: Create a Deployment with Recreate Strategy</w:t>
+      </w:r>
+    </w:p>
+    <w:p>
+      <w:pPr>
+        <w:spacing w:line="360" w:lineRule="auto"/>
+        <w:jc w:val="both"/>
+        <w:rPr>
+          <w:rFonts w:ascii="Georgia" w:hAnsi="Georgia"/>
+          <w:sz w:val="24"/>
+          <w:szCs w:val="24"/>
+        </w:rPr>
+      </w:pPr>
+    </w:p>
+    <w:p>
+      <w:pPr>
+        <w:spacing w:line="360" w:lineRule="auto"/>
+        <w:jc w:val="both"/>
+        <w:rPr>
+          <w:rFonts w:ascii="Georgia" w:hAnsi="Georgia"/>
+          <w:sz w:val="24"/>
+          <w:szCs w:val="24"/>
+        </w:rPr>
+      </w:pPr>
+      <w:r>
+        <w:rPr>
+          <w:rFonts w:ascii="Georgia" w:hAnsi="Georgia"/>
+          <w:sz w:val="24"/>
+          <w:szCs w:val="24"/>
+        </w:rPr>
+        <w:t>Create a YAML file for the deployment:</w:t>
+      </w:r>
+    </w:p>
+    <w:p>
+      <w:pPr>
+        <w:spacing w:line="360" w:lineRule="auto"/>
+        <w:jc w:val="both"/>
+        <w:rPr>
+          <w:rFonts w:ascii="Georgia" w:hAnsi="Georgia"/>
+          <w:sz w:val="24"/>
+          <w:szCs w:val="24"/>
+        </w:rPr>
+      </w:pPr>
+    </w:p>
+    <w:p>
+      <w:pPr>
+        <w:spacing w:line="360" w:lineRule="auto"/>
+        <w:jc w:val="both"/>
+        <w:rPr>
+          <w:rFonts w:ascii="Georgia" w:hAnsi="Georgia"/>
+          <w:sz w:val="24"/>
+          <w:szCs w:val="24"/>
+        </w:rPr>
+      </w:pPr>
+      <w:r>
+        <w:rPr>
+          <w:rFonts w:ascii="Georgia" w:hAnsi="Georgia"/>
+          <w:sz w:val="24"/>
+          <w:szCs w:val="24"/>
+        </w:rPr>
+        <w:t xml:space="preserve">Create a file named </w:t>
+      </w:r>
+      <w:r>
+        <w:rPr>
+          <w:rFonts w:ascii="Georgia" w:hAnsi="Georgia"/>
+          <w:b/>
+          <w:bCs/>
+          <w:sz w:val="24"/>
+          <w:szCs w:val="24"/>
+        </w:rPr>
+        <w:t>nginx-deployment-recreate.yaml</w:t>
+      </w:r>
+      <w:r>
+        <w:rPr>
+          <w:rFonts w:ascii="Georgia" w:hAnsi="Georgia"/>
+          <w:sz w:val="24"/>
+          <w:szCs w:val="24"/>
+        </w:rPr>
+        <w:t xml:space="preserve"> with the following content:</w:t>
+      </w:r>
+    </w:p>
+    <w:p>
+      <w:pPr>
+        <w:spacing w:line="360" w:lineRule="auto"/>
+        <w:jc w:val="both"/>
+        <w:rPr>
+          <w:rFonts w:ascii="Georgia" w:hAnsi="Georgia"/>
+          <w:sz w:val="24"/>
+          <w:szCs w:val="24"/>
+        </w:rPr>
+      </w:pPr>
+    </w:p>
+    <w:p>
+      <w:pPr>
+        <w:pBdr>
+          <w:top w:val="single" w:sz="4" w:space="1" w:color="auto"/>
+          <w:left w:val="single" w:sz="4" w:space="4" w:color="auto"/>
+          <w:bottom w:val="single" w:sz="4" w:space="1" w:color="auto"/>
+          <w:right w:val="single" w:sz="4" w:space="4" w:color="auto"/>
+        </w:pBdr>
+        <w:shd w:val="clear" w:color="auto" w:fill="D9D9D9" w:themeFill="background1" w:themeFillShade="D9"/>
+        <w:spacing w:line="360" w:lineRule="auto"/>
+        <w:jc w:val="both"/>
+        <w:rPr>
+          <w:rFonts w:ascii="Georgia" w:hAnsi="Georgia"/>
+          <w:sz w:val="24"/>
+          <w:szCs w:val="24"/>
+        </w:rPr>
+      </w:pPr>
+      <w:r>
+        <w:rPr>
+          <w:rFonts w:ascii="Georgia" w:hAnsi="Georgia"/>
+          <w:sz w:val="24"/>
+          <w:szCs w:val="24"/>
+        </w:rPr>
+        <w:t>apiVersion: apps/v1</w:t>
+      </w:r>
+    </w:p>
+    <w:p>
+      <w:pPr>
+        <w:pBdr>
+          <w:top w:val="single" w:sz="4" w:space="1" w:color="auto"/>
+          <w:left w:val="single" w:sz="4" w:space="4" w:color="auto"/>
+          <w:bottom w:val="single" w:sz="4" w:space="1" w:color="auto"/>
+          <w:right w:val="single" w:sz="4" w:space="4" w:color="auto"/>
+        </w:pBdr>
+        <w:shd w:val="clear" w:color="auto" w:fill="D9D9D9" w:themeFill="background1" w:themeFillShade="D9"/>
+        <w:spacing w:line="360" w:lineRule="auto"/>
+        <w:jc w:val="both"/>
+        <w:rPr>
+          <w:rFonts w:ascii="Georgia" w:hAnsi="Georgia"/>
+          <w:sz w:val="24"/>
+          <w:szCs w:val="24"/>
+        </w:rPr>
+      </w:pPr>
+      <w:r>
+        <w:rPr>
+          <w:rFonts w:ascii="Georgia" w:hAnsi="Georgia"/>
+          <w:sz w:val="24"/>
+          <w:szCs w:val="24"/>
+        </w:rPr>
+        <w:t>kind: Deployment</w:t>
+      </w:r>
+    </w:p>
+    <w:p>
+      <w:pPr>
+        <w:pBdr>
+          <w:top w:val="single" w:sz="4" w:space="1" w:color="auto"/>
+          <w:left w:val="single" w:sz="4" w:space="4" w:color="auto"/>
+          <w:bottom w:val="single" w:sz="4" w:space="1" w:color="auto"/>
+          <w:right w:val="single" w:sz="4" w:space="4" w:color="auto"/>
+        </w:pBdr>
+        <w:shd w:val="clear" w:color="auto" w:fill="D9D9D9" w:themeFill="background1" w:themeFillShade="D9"/>
+        <w:spacing w:line="360" w:lineRule="auto"/>
+        <w:jc w:val="both"/>
+        <w:rPr>
+          <w:rFonts w:ascii="Georgia" w:hAnsi="Georgia"/>
+          <w:sz w:val="24"/>
+          <w:szCs w:val="24"/>
+        </w:rPr>
+      </w:pPr>
+      <w:r>
+        <w:rPr>
+          <w:rFonts w:ascii="Georgia" w:hAnsi="Georgia"/>
+          <w:sz w:val="24"/>
+          <w:szCs w:val="24"/>
+        </w:rPr>
+        <w:t>metadata:</w:t>
+      </w:r>
+    </w:p>
+    <w:p>
+      <w:pPr>
+        <w:pBdr>
+          <w:top w:val="single" w:sz="4" w:space="1" w:color="auto"/>
+          <w:left w:val="single" w:sz="4" w:space="4" w:color="auto"/>
+          <w:bottom w:val="single" w:sz="4" w:space="1" w:color="auto"/>
+          <w:right w:val="single" w:sz="4" w:space="4" w:color="auto"/>
+        </w:pBdr>
+        <w:shd w:val="clear" w:color="auto" w:fill="D9D9D9" w:themeFill="background1" w:themeFillShade="D9"/>
+        <w:spacing w:line="360" w:lineRule="auto"/>
+        <w:jc w:val="both"/>
+        <w:rPr>
+          <w:rFonts w:ascii="Georgia" w:hAnsi="Georgia"/>
+          <w:sz w:val="24"/>
+          <w:szCs w:val="24"/>
+        </w:rPr>
+      </w:pPr>
+      <w:r>
+        <w:rPr>
+          <w:rFonts w:ascii="Georgia" w:hAnsi="Georgia"/>
+          <w:sz w:val="24"/>
+          <w:szCs w:val="24"/>
+        </w:rPr>
+        <w:t xml:space="preserve">  name: nginx-deployment-recreate</w:t>
+      </w:r>
+    </w:p>
+    <w:p>
+      <w:pPr>
+        <w:pBdr>
+          <w:top w:val="single" w:sz="4" w:space="1" w:color="auto"/>
+          <w:left w:val="single" w:sz="4" w:space="4" w:color="auto"/>
+          <w:bottom w:val="single" w:sz="4" w:space="1" w:color="auto"/>
+          <w:right w:val="single" w:sz="4" w:space="4" w:color="auto"/>
+        </w:pBdr>
+        <w:shd w:val="clear" w:color="auto" w:fill="D9D9D9" w:themeFill="background1" w:themeFillShade="D9"/>
+        <w:spacing w:line="360" w:lineRule="auto"/>
+        <w:jc w:val="both"/>
+        <w:rPr>
+          <w:rFonts w:ascii="Georgia" w:hAnsi="Georgia"/>
+          <w:sz w:val="24"/>
+          <w:szCs w:val="24"/>
+        </w:rPr>
+      </w:pPr>
+      <w:r>
+        <w:rPr>
+          <w:rFonts w:ascii="Georgia" w:hAnsi="Georgia"/>
+          <w:sz w:val="24"/>
+          <w:szCs w:val="24"/>
+        </w:rPr>
+        <w:t>spec:</w:t>
+      </w:r>
+    </w:p>
+    <w:p>
+      <w:pPr>
+        <w:pBdr>
+          <w:top w:val="single" w:sz="4" w:space="1" w:color="auto"/>
+          <w:left w:val="single" w:sz="4" w:space="4" w:color="auto"/>
+          <w:bottom w:val="single" w:sz="4" w:space="1" w:color="auto"/>
+          <w:right w:val="single" w:sz="4" w:space="4" w:color="auto"/>
+        </w:pBdr>
+        <w:shd w:val="clear" w:color="auto" w:fill="D9D9D9" w:themeFill="background1" w:themeFillShade="D9"/>
+        <w:spacing w:line="360" w:lineRule="auto"/>
+        <w:jc w:val="both"/>
+        <w:rPr>
+          <w:rFonts w:ascii="Georgia" w:hAnsi="Georgia"/>
+          <w:sz w:val="24"/>
+          <w:szCs w:val="24"/>
+        </w:rPr>
+      </w:pPr>
+      <w:r>
+        <w:rPr>
+          <w:rFonts w:ascii="Georgia" w:hAnsi="Georgia"/>
+          <w:sz w:val="24"/>
+          <w:szCs w:val="24"/>
+        </w:rPr>
+        <w:t xml:space="preserve">  replicas: </w:t>
+      </w:r>
+      <w:r>
+        <w:rPr>
+          <w:rFonts w:ascii="Georgia" w:hAnsi="Georgia"/>
+          <w:sz w:val="24"/>
+          <w:szCs w:val="24"/>
+        </w:rPr>
+        <w:t>10</w:t>
+      </w:r>
+    </w:p>
+    <w:p>
+      <w:pPr>
+        <w:pBdr>
+          <w:top w:val="single" w:sz="4" w:space="1" w:color="auto"/>
+          <w:left w:val="single" w:sz="4" w:space="4" w:color="auto"/>
+          <w:bottom w:val="single" w:sz="4" w:space="1" w:color="auto"/>
+          <w:right w:val="single" w:sz="4" w:space="4" w:color="auto"/>
+        </w:pBdr>
+        <w:shd w:val="clear" w:color="auto" w:fill="D9D9D9" w:themeFill="background1" w:themeFillShade="D9"/>
+        <w:spacing w:line="360" w:lineRule="auto"/>
+        <w:jc w:val="both"/>
+        <w:rPr>
+          <w:rFonts w:ascii="Georgia" w:hAnsi="Georgia"/>
+          <w:sz w:val="24"/>
+          <w:szCs w:val="24"/>
+        </w:rPr>
+      </w:pPr>
+      <w:r>
+        <w:rPr>
+          <w:rFonts w:ascii="Georgia" w:hAnsi="Georgia"/>
+          <w:sz w:val="24"/>
+          <w:szCs w:val="24"/>
+        </w:rPr>
+        <w:t xml:space="preserve">  selector:</w:t>
+      </w:r>
+    </w:p>
+    <w:p>
+      <w:pPr>
+        <w:pBdr>
+          <w:top w:val="single" w:sz="4" w:space="1" w:color="auto"/>
+          <w:left w:val="single" w:sz="4" w:space="4" w:color="auto"/>
+          <w:bottom w:val="single" w:sz="4" w:space="1" w:color="auto"/>
+          <w:right w:val="single" w:sz="4" w:space="4" w:color="auto"/>
+        </w:pBdr>
+        <w:shd w:val="clear" w:color="auto" w:fill="D9D9D9" w:themeFill="background1" w:themeFillShade="D9"/>
+        <w:spacing w:line="360" w:lineRule="auto"/>
+        <w:jc w:val="both"/>
+        <w:rPr>
+          <w:rFonts w:ascii="Georgia" w:hAnsi="Georgia"/>
+          <w:sz w:val="24"/>
+          <w:szCs w:val="24"/>
+        </w:rPr>
+      </w:pPr>
+      <w:r>
+        <w:rPr>
+          <w:rFonts w:ascii="Georgia" w:hAnsi="Georgia"/>
+          <w:sz w:val="24"/>
+          <w:szCs w:val="24"/>
+        </w:rPr>
+        <w:lastRenderedPageBreak/>
+        <w:t xml:space="preserve">    matchLabels:</w:t>
+      </w:r>
+    </w:p>
+    <w:p>
+      <w:pPr>
+        <w:pBdr>
+          <w:top w:val="single" w:sz="4" w:space="1" w:color="auto"/>
+          <w:left w:val="single" w:sz="4" w:space="4" w:color="auto"/>
+          <w:bottom w:val="single" w:sz="4" w:space="1" w:color="auto"/>
+          <w:right w:val="single" w:sz="4" w:space="4" w:color="auto"/>
+        </w:pBdr>
+        <w:shd w:val="clear" w:color="auto" w:fill="D9D9D9" w:themeFill="background1" w:themeFillShade="D9"/>
+        <w:spacing w:line="360" w:lineRule="auto"/>
+        <w:jc w:val="both"/>
+        <w:rPr>
+          <w:rFonts w:ascii="Georgia" w:hAnsi="Georgia"/>
+          <w:sz w:val="24"/>
+          <w:szCs w:val="24"/>
+        </w:rPr>
+      </w:pPr>
+      <w:r>
+        <w:rPr>
+          <w:rFonts w:ascii="Georgia" w:hAnsi="Georgia"/>
+          <w:sz w:val="24"/>
+          <w:szCs w:val="24"/>
+        </w:rPr>
+        <w:t xml:space="preserve">      app: </w:t>
+      </w:r>
+      <w:r>
+        <w:rPr>
+          <w:rFonts w:ascii="Georgia" w:hAnsi="Georgia"/>
+          <w:sz w:val="24"/>
+          <w:szCs w:val="24"/>
+        </w:rPr>
+        <w:t>web</w:t>
+      </w:r>
+    </w:p>
+    <w:p>
+      <w:pPr>
+        <w:pBdr>
+          <w:top w:val="single" w:sz="4" w:space="1" w:color="auto"/>
+          <w:left w:val="single" w:sz="4" w:space="4" w:color="auto"/>
+          <w:bottom w:val="single" w:sz="4" w:space="1" w:color="auto"/>
+          <w:right w:val="single" w:sz="4" w:space="4" w:color="auto"/>
+        </w:pBdr>
+        <w:shd w:val="clear" w:color="auto" w:fill="D9D9D9" w:themeFill="background1" w:themeFillShade="D9"/>
+        <w:spacing w:line="360" w:lineRule="auto"/>
+        <w:jc w:val="both"/>
+        <w:rPr>
+          <w:rFonts w:ascii="Georgia" w:hAnsi="Georgia"/>
+          <w:sz w:val="24"/>
+          <w:szCs w:val="24"/>
+        </w:rPr>
+      </w:pPr>
+      <w:r>
+        <w:rPr>
+          <w:rFonts w:ascii="Georgia" w:hAnsi="Georgia"/>
+          <w:sz w:val="24"/>
+          <w:szCs w:val="24"/>
+        </w:rPr>
+        <w:t xml:space="preserve">  strategy:</w:t>
+      </w:r>
+    </w:p>
+    <w:p>
+      <w:pPr>
+        <w:pBdr>
+          <w:top w:val="single" w:sz="4" w:space="1" w:color="auto"/>
+          <w:left w:val="single" w:sz="4" w:space="4" w:color="auto"/>
+          <w:bottom w:val="single" w:sz="4" w:space="1" w:color="auto"/>
+          <w:right w:val="single" w:sz="4" w:space="4" w:color="auto"/>
+        </w:pBdr>
+        <w:shd w:val="clear" w:color="auto" w:fill="D9D9D9" w:themeFill="background1" w:themeFillShade="D9"/>
+        <w:spacing w:line="360" w:lineRule="auto"/>
+        <w:jc w:val="both"/>
+        <w:rPr>
+          <w:rFonts w:ascii="Georgia" w:hAnsi="Georgia"/>
+          <w:sz w:val="24"/>
+          <w:szCs w:val="24"/>
+        </w:rPr>
+      </w:pPr>
+      <w:r>
+        <w:rPr>
+          <w:rFonts w:ascii="Georgia" w:hAnsi="Georgia"/>
+          <w:sz w:val="24"/>
+          <w:szCs w:val="24"/>
+        </w:rPr>
+        <w:t xml:space="preserve">    type: Recreate</w:t>
+      </w:r>
+    </w:p>
+    <w:p>
+      <w:pPr>
+        <w:pBdr>
+          <w:top w:val="single" w:sz="4" w:space="1" w:color="auto"/>
+          <w:left w:val="single" w:sz="4" w:space="4" w:color="auto"/>
+          <w:bottom w:val="single" w:sz="4" w:space="1" w:color="auto"/>
+          <w:right w:val="single" w:sz="4" w:space="4" w:color="auto"/>
+        </w:pBdr>
+        <w:shd w:val="clear" w:color="auto" w:fill="D9D9D9" w:themeFill="background1" w:themeFillShade="D9"/>
+        <w:spacing w:line="360" w:lineRule="auto"/>
+        <w:jc w:val="both"/>
+        <w:rPr>
+          <w:rFonts w:ascii="Georgia" w:hAnsi="Georgia"/>
+          <w:sz w:val="24"/>
+          <w:szCs w:val="24"/>
+        </w:rPr>
+      </w:pPr>
+      <w:r>
+        <w:rPr>
+          <w:rFonts w:ascii="Georgia" w:hAnsi="Georgia"/>
+          <w:sz w:val="24"/>
+          <w:szCs w:val="24"/>
+        </w:rPr>
+        <w:t xml:space="preserve">  template:</w:t>
+      </w:r>
+    </w:p>
+    <w:p>
+      <w:pPr>
+        <w:pBdr>
+          <w:top w:val="single" w:sz="4" w:space="1" w:color="auto"/>
+          <w:left w:val="single" w:sz="4" w:space="4" w:color="auto"/>
+          <w:bottom w:val="single" w:sz="4" w:space="1" w:color="auto"/>
+          <w:right w:val="single" w:sz="4" w:space="4" w:color="auto"/>
+        </w:pBdr>
+        <w:shd w:val="clear" w:color="auto" w:fill="D9D9D9" w:themeFill="background1" w:themeFillShade="D9"/>
+        <w:spacing w:line="360" w:lineRule="auto"/>
+        <w:jc w:val="both"/>
+        <w:rPr>
+          <w:rFonts w:ascii="Georgia" w:hAnsi="Georgia"/>
+          <w:sz w:val="24"/>
+          <w:szCs w:val="24"/>
+        </w:rPr>
+      </w:pPr>
+      <w:r>
+        <w:rPr>
+          <w:rFonts w:ascii="Georgia" w:hAnsi="Georgia"/>
+          <w:sz w:val="24"/>
+          <w:szCs w:val="24"/>
+        </w:rPr>
+        <w:t xml:space="preserve">    metadata:</w:t>
+      </w:r>
+    </w:p>
+    <w:p>
+      <w:pPr>
+        <w:pBdr>
+          <w:top w:val="single" w:sz="4" w:space="1" w:color="auto"/>
+          <w:left w:val="single" w:sz="4" w:space="4" w:color="auto"/>
+          <w:bottom w:val="single" w:sz="4" w:space="1" w:color="auto"/>
+          <w:right w:val="single" w:sz="4" w:space="4" w:color="auto"/>
+        </w:pBdr>
+        <w:shd w:val="clear" w:color="auto" w:fill="D9D9D9" w:themeFill="background1" w:themeFillShade="D9"/>
+        <w:spacing w:line="360" w:lineRule="auto"/>
+        <w:jc w:val="both"/>
+        <w:rPr>
+          <w:rFonts w:ascii="Georgia" w:hAnsi="Georgia"/>
+          <w:sz w:val="24"/>
+          <w:szCs w:val="24"/>
+        </w:rPr>
+      </w:pPr>
+      <w:r>
+        <w:rPr>
+          <w:rFonts w:ascii="Georgia" w:hAnsi="Georgia"/>
+          <w:sz w:val="24"/>
+          <w:szCs w:val="24"/>
+        </w:rPr>
+        <w:t xml:space="preserve">      labels:</w:t>
+      </w:r>
+    </w:p>
+    <w:p>
+      <w:pPr>
+        <w:pBdr>
+          <w:top w:val="single" w:sz="4" w:space="1" w:color="auto"/>
+          <w:left w:val="single" w:sz="4" w:space="4" w:color="auto"/>
+          <w:bottom w:val="single" w:sz="4" w:space="1" w:color="auto"/>
+          <w:right w:val="single" w:sz="4" w:space="4" w:color="auto"/>
+        </w:pBdr>
+        <w:shd w:val="clear" w:color="auto" w:fill="D9D9D9" w:themeFill="background1" w:themeFillShade="D9"/>
+        <w:spacing w:line="360" w:lineRule="auto"/>
+        <w:jc w:val="both"/>
+        <w:rPr>
+          <w:rFonts w:ascii="Georgia" w:hAnsi="Georgia"/>
+          <w:sz w:val="24"/>
+          <w:szCs w:val="24"/>
+        </w:rPr>
+      </w:pPr>
+      <w:r>
+        <w:rPr>
+          <w:rFonts w:ascii="Georgia" w:hAnsi="Georgia"/>
+          <w:sz w:val="24"/>
+          <w:szCs w:val="24"/>
+        </w:rPr>
+        <w:t xml:space="preserve">        app: </w:t>
+      </w:r>
+      <w:r>
+        <w:rPr>
+          <w:rFonts w:ascii="Georgia" w:hAnsi="Georgia"/>
+          <w:sz w:val="24"/>
+          <w:szCs w:val="24"/>
+        </w:rPr>
+        <w:t>web</w:t>
+      </w:r>
+    </w:p>
+    <w:p>
+      <w:pPr>
+        <w:pBdr>
+          <w:top w:val="single" w:sz="4" w:space="1" w:color="auto"/>
+          <w:left w:val="single" w:sz="4" w:space="4" w:color="auto"/>
+          <w:bottom w:val="single" w:sz="4" w:space="1" w:color="auto"/>
+          <w:right w:val="single" w:sz="4" w:space="4" w:color="auto"/>
+        </w:pBdr>
+        <w:shd w:val="clear" w:color="auto" w:fill="D9D9D9" w:themeFill="background1" w:themeFillShade="D9"/>
+        <w:spacing w:line="360" w:lineRule="auto"/>
+        <w:jc w:val="both"/>
+        <w:rPr>
+          <w:rFonts w:ascii="Georgia" w:hAnsi="Georgia"/>
+          <w:sz w:val="24"/>
+          <w:szCs w:val="24"/>
+        </w:rPr>
+      </w:pPr>
+      <w:r>
+        <w:rPr>
+          <w:rFonts w:ascii="Georgia" w:hAnsi="Georgia"/>
+          <w:sz w:val="24"/>
+          <w:szCs w:val="24"/>
+        </w:rPr>
+        <w:t xml:space="preserve">    spec:</w:t>
+      </w:r>
+    </w:p>
+    <w:p>
+      <w:pPr>
+        <w:pBdr>
+          <w:top w:val="single" w:sz="4" w:space="1" w:color="auto"/>
+          <w:left w:val="single" w:sz="4" w:space="4" w:color="auto"/>
+          <w:bottom w:val="single" w:sz="4" w:space="1" w:color="auto"/>
+          <w:right w:val="single" w:sz="4" w:space="4" w:color="auto"/>
+        </w:pBdr>
+        <w:shd w:val="clear" w:color="auto" w:fill="D9D9D9" w:themeFill="background1" w:themeFillShade="D9"/>
+        <w:spacing w:line="360" w:lineRule="auto"/>
+        <w:jc w:val="both"/>
+        <w:rPr>
+          <w:rFonts w:ascii="Georgia" w:hAnsi="Georgia"/>
+          <w:sz w:val="24"/>
+          <w:szCs w:val="24"/>
+        </w:rPr>
+      </w:pPr>
+      <w:r>
+        <w:rPr>
+          <w:rFonts w:ascii="Georgia" w:hAnsi="Georgia"/>
+          <w:sz w:val="24"/>
+          <w:szCs w:val="24"/>
+        </w:rPr>
+        <w:t xml:space="preserve">      containers:</w:t>
+      </w:r>
+    </w:p>
+    <w:p>
+      <w:pPr>
+        <w:pBdr>
+          <w:top w:val="single" w:sz="4" w:space="1" w:color="auto"/>
+          <w:left w:val="single" w:sz="4" w:space="4" w:color="auto"/>
+          <w:bottom w:val="single" w:sz="4" w:space="1" w:color="auto"/>
+          <w:right w:val="single" w:sz="4" w:space="4" w:color="auto"/>
+        </w:pBdr>
+        <w:shd w:val="clear" w:color="auto" w:fill="D9D9D9" w:themeFill="background1" w:themeFillShade="D9"/>
+        <w:spacing w:line="360" w:lineRule="auto"/>
+        <w:jc w:val="both"/>
+        <w:rPr>
+          <w:rFonts w:ascii="Georgia" w:hAnsi="Georgia"/>
+          <w:sz w:val="24"/>
+          <w:szCs w:val="24"/>
+        </w:rPr>
+      </w:pPr>
+      <w:r>
+        <w:rPr>
+          <w:rFonts w:ascii="Georgia" w:hAnsi="Georgia"/>
+          <w:sz w:val="24"/>
+          <w:szCs w:val="24"/>
+        </w:rPr>
+        <w:t xml:space="preserve">      - name: nginx</w:t>
+      </w:r>
+    </w:p>
+    <w:p>
+      <w:pPr>
+        <w:pBdr>
+          <w:top w:val="single" w:sz="4" w:space="1" w:color="auto"/>
+          <w:left w:val="single" w:sz="4" w:space="4" w:color="auto"/>
+          <w:bottom w:val="single" w:sz="4" w:space="1" w:color="auto"/>
+          <w:right w:val="single" w:sz="4" w:space="4" w:color="auto"/>
+        </w:pBdr>
+        <w:shd w:val="clear" w:color="auto" w:fill="D9D9D9" w:themeFill="background1" w:themeFillShade="D9"/>
+        <w:spacing w:line="360" w:lineRule="auto"/>
+        <w:jc w:val="both"/>
+        <w:rPr>
+          <w:rFonts w:ascii="Georgia" w:hAnsi="Georgia"/>
+          <w:sz w:val="24"/>
+          <w:szCs w:val="24"/>
+        </w:rPr>
+      </w:pPr>
+      <w:r>
+        <w:rPr>
+          <w:rFonts w:ascii="Georgia" w:hAnsi="Georgia"/>
+          <w:sz w:val="24"/>
+          <w:szCs w:val="24"/>
+        </w:rPr>
+        <w:t xml:space="preserve">        image: nginx:</w:t>
+      </w:r>
+      <w:r>
+        <w:rPr>
+          <w:rFonts w:ascii="Georgia" w:hAnsi="Georgia"/>
+          <w:sz w:val="24"/>
+          <w:szCs w:val="24"/>
+        </w:rPr>
+        <w:t>hkshitesh/kubedemo:</w:t>
+      </w:r>
+      <w:r>
+        <w:rPr>
+          <w:rFonts w:ascii="Georgia" w:hAnsi="Georgia"/>
+          <w:sz w:val="24"/>
+          <w:szCs w:val="24"/>
+        </w:rPr>
+        <w:t>1</w:t>
+      </w:r>
+      <w:r>
+        <w:rPr>
+          <w:rFonts w:ascii="Georgia" w:hAnsi="Georgia"/>
+          <w:sz w:val="24"/>
+          <w:szCs w:val="24"/>
+        </w:rPr>
+        <w:t>.0</w:t>
+      </w:r>
+    </w:p>
+    <w:p>
+      <w:pPr>
+        <w:pBdr>
+          <w:top w:val="single" w:sz="4" w:space="1" w:color="auto"/>
+          <w:left w:val="single" w:sz="4" w:space="4" w:color="auto"/>
+          <w:bottom w:val="single" w:sz="4" w:space="1" w:color="auto"/>
+          <w:right w:val="single" w:sz="4" w:space="4" w:color="auto"/>
+        </w:pBdr>
+        <w:shd w:val="clear" w:color="auto" w:fill="D9D9D9" w:themeFill="background1" w:themeFillShade="D9"/>
+        <w:spacing w:line="360" w:lineRule="auto"/>
+        <w:jc w:val="both"/>
+        <w:rPr>
+          <w:rFonts w:ascii="Georgia" w:hAnsi="Georgia"/>
+          <w:sz w:val="24"/>
+          <w:szCs w:val="24"/>
+        </w:rPr>
+      </w:pPr>
+      <w:r>
+        <w:rPr>
+          <w:rFonts w:ascii="Georgia" w:hAnsi="Georgia"/>
+          <w:sz w:val="24"/>
+          <w:szCs w:val="24"/>
+        </w:rPr>
+        <w:t xml:space="preserve">        ports:</w:t>
+      </w:r>
+    </w:p>
+    <w:p>
+      <w:pPr>
+        <w:pBdr>
+          <w:top w:val="single" w:sz="4" w:space="1" w:color="auto"/>
+          <w:left w:val="single" w:sz="4" w:space="4" w:color="auto"/>
+          <w:bottom w:val="single" w:sz="4" w:space="1" w:color="auto"/>
+          <w:right w:val="single" w:sz="4" w:space="4" w:color="auto"/>
+        </w:pBdr>
+        <w:shd w:val="clear" w:color="auto" w:fill="D9D9D9" w:themeFill="background1" w:themeFillShade="D9"/>
+        <w:spacing w:line="360" w:lineRule="auto"/>
+        <w:jc w:val="both"/>
+        <w:rPr>
+          <w:rFonts w:ascii="Georgia" w:hAnsi="Georgia"/>
+          <w:sz w:val="24"/>
+          <w:szCs w:val="24"/>
+        </w:rPr>
+      </w:pPr>
+      <w:r>
+        <w:rPr>
+          <w:rFonts w:ascii="Georgia" w:hAnsi="Georgia"/>
+          <w:sz w:val="24"/>
+          <w:szCs w:val="24"/>
+        </w:rPr>
+        <w:t xml:space="preserve">        - containerPort: 80</w:t>
+      </w:r>
+    </w:p>
+    <w:p>
+      <w:pPr>
+        <w:spacing w:line="360" w:lineRule="auto"/>
+        <w:jc w:val="both"/>
+        <w:rPr>
+          <w:rFonts w:ascii="Georgia" w:hAnsi="Georgia"/>
+          <w:sz w:val="24"/>
+          <w:szCs w:val="24"/>
+        </w:rPr>
+      </w:pPr>
+    </w:p>
+    <w:p>
+      <w:pPr>
+        <w:pStyle w:val="NormalWeb"/>
+      </w:pPr>
+      <w:r>
+        <w:rPr>
+          <w:noProof/>
+          <w:lang w:val="en-US" w:eastAsia="en-US"/>
+        </w:rPr>
+        <w:lastRenderedPageBreak/>
+        <w:drawing>
+          <wp:inline distT="0" distB="0" distL="0" distR="0">
+            <wp:extent cx="6724650" cy="4400550"/>
+            <wp:effectExtent l="19050" t="0" r="0" b="0"/>
+            <wp:docPr id="16" name="Picture 16" descr="C:\Users\LENOVO\Pictures\Screenshots\Screenshot (1739).png"/>
+            <wp:cNvGraphicFramePr>
+              <a:graphicFrameLocks xmlns:a="http://schemas.openxmlformats.org/drawingml/2006/main" noChangeAspect="1"/>
+            </wp:cNvGraphicFramePr>
+            <a:graphic xmlns:a="http://schemas.openxmlformats.org/drawingml/2006/main">
+              <a:graphicData uri="http://schemas.openxmlformats.org/drawingml/2006/picture">
+                <pic:pic xmlns:pic="http://schemas.openxmlformats.org/drawingml/2006/picture">
+                  <pic:nvPicPr>
+                    <pic:cNvPr id="0" name="Picture 16" descr="C:\Users\LENOVO\Pictures\Screenshots\Screenshot (1739).png"/>
+                    <pic:cNvPicPr>
+                      <a:picLocks noChangeAspect="1" noChangeArrowheads="1"/>
+                    </pic:cNvPicPr>
+                  </pic:nvPicPr>
+                  <pic:blipFill>
+                    <a:blip r:embed="rId15"/>
+                    <a:srcRect/>
+                    <a:stretch>
+                      <a:fillRect/>
+                    </a:stretch>
+                  </pic:blipFill>
+                  <pic:spPr bwMode="auto">
+                    <a:xfrm>
+                      <a:off x="0" y="0"/>
+                      <a:ext cx="6724650" cy="4400550"/>
+                    </a:xfrm>
+                    <a:prstGeom prst="rect">
+                      <a:avLst/>
+                    </a:prstGeom>
+                    <a:noFill/>
+                    <a:ln w="9525">
+                      <a:noFill/>
+                      <a:miter lim="800000"/>
+                      <a:headEnd/>
+                      <a:tailEnd/>
+                    </a:ln>
+                  </pic:spPr>
+                </pic:pic>
+              </a:graphicData>
+            </a:graphic>
+          </wp:inline>
+        </w:drawing>
+      </w:r>
+    </w:p>
+    <w:p>
+      <w:pPr>
+        <w:spacing w:line="360" w:lineRule="auto"/>
+        <w:jc w:val="both"/>
+        <w:rPr>
+          <w:rFonts w:ascii="Georgia" w:hAnsi="Georgia"/>
+          <w:sz w:val="24"/>
+          <w:szCs w:val="24"/>
+        </w:rPr>
+      </w:pPr>
+    </w:p>
+    <w:p>
+      <w:pPr>
+        <w:spacing w:line="360" w:lineRule="auto"/>
+        <w:jc w:val="both"/>
+        <w:rPr>
+          <w:rFonts w:ascii="Georgia" w:hAnsi="Georgia"/>
+          <w:sz w:val="24"/>
+          <w:szCs w:val="24"/>
+        </w:rPr>
+      </w:pPr>
+    </w:p>
+    <w:p>
+      <w:pPr>
+        <w:spacing w:line="360" w:lineRule="auto"/>
+        <w:jc w:val="both"/>
+        <w:rPr>
+          <w:rFonts w:ascii="Georgia" w:hAnsi="Georgia"/>
+          <w:sz w:val="24"/>
+          <w:szCs w:val="24"/>
+        </w:rPr>
+      </w:pPr>
+      <w:r>
+        <w:rPr>
+          <w:rFonts w:ascii="Georgia" w:hAnsi="Georgia"/>
+          <w:sz w:val="24"/>
+          <w:szCs w:val="24"/>
+        </w:rPr>
+        <w:t>Apply the deployment:</w:t>
+      </w:r>
+    </w:p>
+    <w:p>
+      <w:pPr>
+        <w:spacing w:line="360" w:lineRule="auto"/>
+        <w:jc w:val="both"/>
+        <w:rPr>
+          <w:rFonts w:ascii="Georgia" w:hAnsi="Georgia"/>
+          <w:sz w:val="24"/>
+          <w:szCs w:val="24"/>
+        </w:rPr>
+      </w:pPr>
+    </w:p>
+    <w:p>
+      <w:pPr>
+        <w:pBdr>
+          <w:top w:val="single" w:sz="4" w:space="1" w:color="auto"/>
+          <w:left w:val="single" w:sz="4" w:space="4" w:color="auto"/>
+          <w:bottom w:val="single" w:sz="4" w:space="1" w:color="auto"/>
+          <w:right w:val="single" w:sz="4" w:space="4" w:color="auto"/>
+        </w:pBdr>
+        <w:shd w:val="clear" w:color="auto" w:fill="D9D9D9" w:themeFill="background1" w:themeFillShade="D9"/>
+        <w:spacing w:line="360" w:lineRule="auto"/>
+        <w:jc w:val="both"/>
+        <w:rPr>
+          <w:rFonts w:ascii="Georgia" w:hAnsi="Georgia"/>
+          <w:sz w:val="24"/>
+          <w:szCs w:val="24"/>
+        </w:rPr>
+      </w:pPr>
+      <w:r>
+        <w:rPr>
+          <w:rFonts w:ascii="Georgia" w:hAnsi="Georgia"/>
+          <w:sz w:val="24"/>
+          <w:szCs w:val="24"/>
+        </w:rPr>
+        <w:t>kubectl apply -f nginx-deployment-recreate.yaml</w:t>
+      </w:r>
+      <w:r>
+        <w:rPr>
+          <w:rFonts w:ascii="Georgia" w:hAnsi="Georgia"/>
+          <w:sz w:val="24"/>
+          <w:szCs w:val="24"/>
+        </w:rPr>
+        <w:t>; watch "kubectl get rs -o wide"</w:t>
+      </w:r>
+    </w:p>
+    <w:p>
+      <w:pPr>
+        <w:spacing w:line="360" w:lineRule="auto"/>
+        <w:jc w:val="both"/>
+        <w:rPr>
+          <w:rFonts w:ascii="Georgia" w:hAnsi="Georgia"/>
+          <w:sz w:val="24"/>
+          <w:szCs w:val="24"/>
+        </w:rPr>
+      </w:pPr>
+    </w:p>
+    <w:p>
+      <w:pPr>
+        <w:spacing w:line="360" w:lineRule="auto"/>
+        <w:jc w:val="both"/>
+        <w:rPr>
+          <w:rFonts w:ascii="Georgia" w:hAnsi="Georgia"/>
+          <w:sz w:val="24"/>
+          <w:szCs w:val="24"/>
+        </w:rPr>
+      </w:pPr>
+      <w:r>
+        <w:rPr>
+          <w:rFonts w:ascii="Georgia" w:hAnsi="Georgia"/>
+          <w:noProof/>
+          <w:sz w:val="24"/>
+          <w:szCs w:val="24"/>
+          <w:lang w:eastAsia="en-US"/>
+        </w:rPr>
+        <w:drawing>
+          <wp:inline distT="0" distB="0" distL="0" distR="0">
+            <wp:extent cx="6016625" cy="1936177"/>
+            <wp:effectExtent l="19050" t="0" r="3175" b="0"/>
+            <wp:docPr id="19" name="Picture 19"/>
+            <wp:cNvGraphicFramePr>
+              <a:graphicFrameLocks xmlns:a="http://schemas.openxmlformats.org/drawingml/2006/main" noChangeAspect="1"/>
+            </wp:cNvGraphicFramePr>
+            <a:graphic xmlns:a="http://schemas.openxmlformats.org/drawingml/2006/main">
+              <a:graphicData uri="http://schemas.openxmlformats.org/drawingml/2006/picture">
+                <pic:pic xmlns:pic="http://schemas.openxmlformats.org/drawingml/2006/picture">
+                  <pic:nvPicPr>
+                    <pic:cNvPr id="0" name="Picture 19"/>
+                    <pic:cNvPicPr>
+                      <a:picLocks noChangeAspect="1" noChangeArrowheads="1"/>
+                    </pic:cNvPicPr>
+                  </pic:nvPicPr>
+                  <pic:blipFill>
+                    <a:blip r:embed="rId16"/>
+                    <a:srcRect/>
+                    <a:stretch>
+                      <a:fillRect/>
+                    </a:stretch>
+                  </pic:blipFill>
+                  <pic:spPr bwMode="auto">
+                    <a:xfrm>
+                      <a:off x="0" y="0"/>
+                      <a:ext cx="6016625" cy="1936177"/>
+                    </a:xfrm>
+                    <a:prstGeom prst="rect">
+                      <a:avLst/>
+                    </a:prstGeom>
+                    <a:noFill/>
+                    <a:ln w="9525">
+                      <a:noFill/>
+                      <a:miter lim="800000"/>
+                      <a:headEnd/>
+                      <a:tailEnd/>
+                    </a:ln>
+                  </pic:spPr>
+                </pic:pic>
+              </a:graphicData>
+            </a:graphic>
+          </wp:inline>
+        </w:drawing>
+      </w:r>
+    </w:p>
+    <w:p>
+      <w:pPr>
+        <w:spacing w:line="360" w:lineRule="auto"/>
+        <w:jc w:val="both"/>
+        <w:rPr>
+          <w:rFonts w:ascii="Georgia" w:hAnsi="Georgia"/>
+          <w:sz w:val="24"/>
+          <w:szCs w:val="24"/>
+        </w:rPr>
+      </w:pPr>
+      <w:r>
+        <w:rPr>
+          <w:rFonts w:ascii="Georgia" w:hAnsi="Georgia"/>
+          <w:sz w:val="24"/>
+          <w:szCs w:val="24"/>
+        </w:rPr>
+        <w:lastRenderedPageBreak/>
+        <w:t>Verify the deployment:</w:t>
+      </w:r>
+    </w:p>
+    <w:p>
+      <w:pPr>
+        <w:spacing w:line="360" w:lineRule="auto"/>
+        <w:jc w:val="both"/>
+        <w:rPr>
+          <w:rFonts w:ascii="Georgia" w:hAnsi="Georgia"/>
+          <w:sz w:val="24"/>
+          <w:szCs w:val="24"/>
+        </w:rPr>
+      </w:pPr>
+    </w:p>
+    <w:p>
+      <w:pPr>
+        <w:pBdr>
+          <w:top w:val="single" w:sz="4" w:space="1" w:color="auto"/>
+          <w:left w:val="single" w:sz="4" w:space="4" w:color="auto"/>
+          <w:bottom w:val="single" w:sz="4" w:space="1" w:color="auto"/>
+          <w:right w:val="single" w:sz="4" w:space="4" w:color="auto"/>
+        </w:pBdr>
+        <w:shd w:val="clear" w:color="auto" w:fill="D9D9D9" w:themeFill="background1" w:themeFillShade="D9"/>
+        <w:spacing w:line="360" w:lineRule="auto"/>
+        <w:jc w:val="both"/>
+        <w:rPr>
+          <w:rFonts w:ascii="Georgia" w:hAnsi="Georgia"/>
+          <w:sz w:val="24"/>
+          <w:szCs w:val="24"/>
+        </w:rPr>
+      </w:pPr>
+      <w:r>
+        <w:rPr>
+          <w:rFonts w:ascii="Georgia" w:hAnsi="Georgia"/>
+          <w:sz w:val="24"/>
+          <w:szCs w:val="24"/>
+        </w:rPr>
+        <w:t>kubectl get deployments</w:t>
+      </w:r>
+    </w:p>
+    <w:p>
+      <w:pPr>
+        <w:pBdr>
+          <w:top w:val="single" w:sz="4" w:space="1" w:color="auto"/>
+          <w:left w:val="single" w:sz="4" w:space="4" w:color="auto"/>
+          <w:bottom w:val="single" w:sz="4" w:space="1" w:color="auto"/>
+          <w:right w:val="single" w:sz="4" w:space="4" w:color="auto"/>
+        </w:pBdr>
+        <w:shd w:val="clear" w:color="auto" w:fill="D9D9D9" w:themeFill="background1" w:themeFillShade="D9"/>
+        <w:spacing w:line="360" w:lineRule="auto"/>
+        <w:jc w:val="both"/>
+        <w:rPr>
+          <w:rFonts w:ascii="Georgia" w:hAnsi="Georgia"/>
+          <w:sz w:val="24"/>
+          <w:szCs w:val="24"/>
+        </w:rPr>
+      </w:pPr>
+      <w:r>
+        <w:rPr>
+          <w:rFonts w:ascii="Georgia" w:hAnsi="Georgia"/>
+          <w:sz w:val="24"/>
+          <w:szCs w:val="24"/>
+        </w:rPr>
+        <w:t>kubectl get pods -l app=nginx-recreate</w:t>
+      </w:r>
+    </w:p>
+    <w:p>
+      <w:pPr>
+        <w:spacing w:line="360" w:lineRule="auto"/>
+        <w:jc w:val="both"/>
+        <w:rPr>
+          <w:rFonts w:ascii="Georgia" w:hAnsi="Georgia"/>
+          <w:sz w:val="24"/>
+          <w:szCs w:val="24"/>
+        </w:rPr>
+      </w:pPr>
+    </w:p>
+    <w:p>
+      <w:pPr>
+        <w:spacing w:line="360" w:lineRule="auto"/>
+        <w:jc w:val="both"/>
+        <w:rPr>
+          <w:rFonts w:ascii="Georgia" w:hAnsi="Georgia"/>
+          <w:sz w:val="24"/>
+          <w:szCs w:val="24"/>
+        </w:rPr>
+      </w:pPr>
+      <w:r>
+        <w:rPr>
+          <w:rFonts w:ascii="Georgia" w:hAnsi="Georgia"/>
+          <w:sz w:val="24"/>
+          <w:szCs w:val="24"/>
+        </w:rPr>
+        <w:t>Update the deployment to a new image:</w:t>
+      </w:r>
+    </w:p>
+    <w:p>
+      <w:pPr>
+        <w:spacing w:line="360" w:lineRule="auto"/>
+        <w:jc w:val="both"/>
+        <w:rPr>
+          <w:rFonts w:ascii="Georgia" w:hAnsi="Georgia"/>
+          <w:sz w:val="24"/>
+          <w:szCs w:val="24"/>
+        </w:rPr>
+      </w:pPr>
+    </w:p>
+    <w:p>
+      <w:pPr>
+        <w:pBdr>
+          <w:top w:val="single" w:sz="4" w:space="1" w:color="auto"/>
+          <w:left w:val="single" w:sz="4" w:space="4" w:color="auto"/>
+          <w:bottom w:val="single" w:sz="4" w:space="1" w:color="auto"/>
+          <w:right w:val="single" w:sz="4" w:space="4" w:color="auto"/>
+        </w:pBdr>
+        <w:shd w:val="clear" w:color="auto" w:fill="D9D9D9" w:themeFill="background1" w:themeFillShade="D9"/>
+        <w:spacing w:line="360" w:lineRule="auto"/>
+        <w:jc w:val="both"/>
+        <w:rPr>
+          <w:rFonts w:ascii="Georgia" w:hAnsi="Georgia"/>
+          <w:sz w:val="24"/>
+          <w:szCs w:val="24"/>
+        </w:rPr>
+      </w:pPr>
+      <w:r>
+        <w:rPr>
+          <w:rFonts w:ascii="Georgia" w:hAnsi="Georgia"/>
+          <w:sz w:val="24"/>
+          <w:szCs w:val="24"/>
+        </w:rPr>
+        <w:t>kubectl set image deployment/nginx-deployment-recreate nginx=nginx:1.21.1</w:t>
+      </w:r>
+    </w:p>
+    <w:p>
+      <w:pPr>
+        <w:spacing w:line="360" w:lineRule="auto"/>
+        <w:jc w:val="both"/>
+        <w:rPr>
+          <w:rFonts w:ascii="Georgia" w:hAnsi="Georgia"/>
+          <w:sz w:val="24"/>
+          <w:szCs w:val="24"/>
+        </w:rPr>
+      </w:pPr>
+    </w:p>
+    <w:p>
+      <w:pPr>
+        <w:spacing w:line="360" w:lineRule="auto"/>
+        <w:jc w:val="both"/>
+        <w:rPr>
+          <w:rFonts w:ascii="Georgia" w:hAnsi="Georgia"/>
+          <w:sz w:val="24"/>
+          <w:szCs w:val="24"/>
+        </w:rPr>
+      </w:pPr>
+      <w:r>
+        <w:rPr>
+          <w:rFonts w:ascii="Georgia" w:hAnsi="Georgia"/>
+          <w:sz w:val="24"/>
+          <w:szCs w:val="24"/>
+        </w:rPr>
+        <w:t>Monitor the update:</w:t>
+      </w:r>
+    </w:p>
+    <w:p>
+      <w:pPr>
+        <w:spacing w:line="360" w:lineRule="auto"/>
+        <w:jc w:val="both"/>
+        <w:rPr>
+          <w:rFonts w:ascii="Georgia" w:hAnsi="Georgia"/>
+          <w:sz w:val="24"/>
+          <w:szCs w:val="24"/>
+        </w:rPr>
+      </w:pPr>
+    </w:p>
+    <w:p>
+      <w:pPr>
+        <w:pBdr>
+          <w:top w:val="single" w:sz="4" w:space="1" w:color="auto"/>
+          <w:left w:val="single" w:sz="4" w:space="4" w:color="auto"/>
+          <w:bottom w:val="single" w:sz="4" w:space="1" w:color="auto"/>
+          <w:right w:val="single" w:sz="4" w:space="4" w:color="auto"/>
+        </w:pBdr>
+        <w:shd w:val="clear" w:color="auto" w:fill="D9D9D9" w:themeFill="background1" w:themeFillShade="D9"/>
+        <w:spacing w:line="360" w:lineRule="auto"/>
+        <w:jc w:val="both"/>
+        <w:rPr>
+          <w:rFonts w:ascii="Georgia" w:hAnsi="Georgia"/>
+          <w:sz w:val="24"/>
+          <w:szCs w:val="24"/>
+        </w:rPr>
+      </w:pPr>
+      <w:r>
+        <w:rPr>
+          <w:rFonts w:ascii="Georgia" w:hAnsi="Georgia"/>
+          <w:sz w:val="24"/>
+          <w:szCs w:val="24"/>
+        </w:rPr>
+        <w:t>kubectl rollout status deploymentnginx-deployment-recreate</w:t>
+      </w:r>
+    </w:p>
+    <w:p>
+      <w:pPr>
+        <w:spacing w:line="360" w:lineRule="auto"/>
+        <w:jc w:val="both"/>
+        <w:rPr>
+          <w:rFonts w:ascii="Georgia" w:hAnsi="Georgia"/>
+          <w:sz w:val="24"/>
+          <w:szCs w:val="24"/>
+        </w:rPr>
+      </w:pPr>
+    </w:p>
+    <w:p>
+      <w:pPr>
+        <w:spacing w:line="360" w:lineRule="auto"/>
+        <w:jc w:val="both"/>
+        <w:rPr>
+          <w:rFonts w:ascii="Georgia" w:hAnsi="Georgia"/>
+          <w:sz w:val="24"/>
+          <w:szCs w:val="24"/>
+        </w:rPr>
+      </w:pPr>
+      <w:r>
+        <w:rPr>
+          <w:rFonts w:ascii="Georgia" w:hAnsi="Georgia"/>
+          <w:sz w:val="24"/>
+          <w:szCs w:val="24"/>
+        </w:rPr>
+        <w:t>Verify the updated pods:</w:t>
+      </w:r>
+    </w:p>
+    <w:p>
+      <w:pPr>
+        <w:spacing w:line="360" w:lineRule="auto"/>
+        <w:jc w:val="both"/>
+        <w:rPr>
+          <w:rFonts w:ascii="Georgia" w:hAnsi="Georgia"/>
+          <w:sz w:val="24"/>
+          <w:szCs w:val="24"/>
+        </w:rPr>
+      </w:pPr>
+    </w:p>
+    <w:p>
+      <w:pPr>
+        <w:pBdr>
+          <w:top w:val="single" w:sz="4" w:space="1" w:color="auto"/>
+          <w:left w:val="single" w:sz="4" w:space="4" w:color="auto"/>
+          <w:bottom w:val="single" w:sz="4" w:space="1" w:color="auto"/>
+          <w:right w:val="single" w:sz="4" w:space="4" w:color="auto"/>
+        </w:pBdr>
+        <w:shd w:val="clear" w:color="auto" w:fill="D9D9D9" w:themeFill="background1" w:themeFillShade="D9"/>
+        <w:spacing w:line="360" w:lineRule="auto"/>
+        <w:jc w:val="both"/>
+        <w:rPr>
+          <w:rFonts w:ascii="Georgia" w:hAnsi="Georgia"/>
+          <w:sz w:val="24"/>
+          <w:szCs w:val="24"/>
+        </w:rPr>
+      </w:pPr>
+      <w:r>
+        <w:rPr>
+          <w:rFonts w:ascii="Georgia" w:hAnsi="Georgia"/>
+          <w:sz w:val="24"/>
+          <w:szCs w:val="24"/>
+        </w:rPr>
+        <w:t>kubectl get pods -l app=nginx-recreate -o wide</w:t>
+      </w:r>
+    </w:p>
+    <w:p>
+      <w:pPr>
+        <w:spacing w:line="360" w:lineRule="auto"/>
+        <w:jc w:val="both"/>
+        <w:rPr>
+          <w:rFonts w:ascii="Georgia" w:hAnsi="Georgia"/>
+          <w:sz w:val="24"/>
+          <w:szCs w:val="24"/>
+        </w:rPr>
+      </w:pPr>
+    </w:p>
+    <w:p>
+      <w:pPr>
+        <w:spacing w:line="360" w:lineRule="auto"/>
+        <w:jc w:val="both"/>
+        <w:rPr>
+          <w:rFonts w:ascii="Georgia" w:hAnsi="Georgia"/>
+          <w:sz w:val="24"/>
+          <w:szCs w:val="24"/>
+        </w:rPr>
+      </w:pPr>
+      <w:r>
+        <w:rPr>
+          <w:rFonts w:ascii="Georgia" w:hAnsi="Georgia"/>
+          <w:noProof/>
+          <w:sz w:val="24"/>
+          <w:szCs w:val="24"/>
+          <w:lang w:eastAsia="en-US"/>
+        </w:rPr>
+        <w:drawing>
+          <wp:inline distT="0" distB="0" distL="0" distR="0">
+            <wp:extent cx="6016625" cy="1409075"/>
+            <wp:effectExtent l="19050" t="0" r="3175" b="0"/>
+            <wp:docPr id="22" name="Picture 22"/>
+            <wp:cNvGraphicFramePr>
+              <a:graphicFrameLocks xmlns:a="http://schemas.openxmlformats.org/drawingml/2006/main" noChangeAspect="1"/>
+            </wp:cNvGraphicFramePr>
+            <a:graphic xmlns:a="http://schemas.openxmlformats.org/drawingml/2006/main">
+              <a:graphicData uri="http://schemas.openxmlformats.org/drawingml/2006/picture">
+                <pic:pic xmlns:pic="http://schemas.openxmlformats.org/drawingml/2006/picture">
+                  <pic:nvPicPr>
+                    <pic:cNvPr id="0" name="Picture 22"/>
+                    <pic:cNvPicPr>
+                      <a:picLocks noChangeAspect="1" noChangeArrowheads="1"/>
+                    </pic:cNvPicPr>
+                  </pic:nvPicPr>
+                  <pic:blipFill>
+                    <a:blip r:embed="rId17"/>
+                    <a:srcRect/>
+                    <a:stretch>
+                      <a:fillRect/>
+                    </a:stretch>
+                  </pic:blipFill>
+                  <pic:spPr bwMode="auto">
+                    <a:xfrm>
+                      <a:off x="0" y="0"/>
+                      <a:ext cx="6016625" cy="1409075"/>
+                    </a:xfrm>
+                    <a:prstGeom prst="rect">
+                      <a:avLst/>
+                    </a:prstGeom>
+                    <a:noFill/>
+                    <a:ln w="9525">
+                      <a:noFill/>
+                      <a:miter lim="800000"/>
+                      <a:headEnd/>
+                      <a:tailEnd/>
+                    </a:ln>
+                  </pic:spPr>
+                </pic:pic>
+              </a:graphicData>
+            </a:graphic>
+          </wp:inline>
+        </w:drawing>
+      </w:r>
+    </w:p>
+    <w:p>
+      <w:pPr>
+        <w:spacing w:line="360" w:lineRule="auto"/>
+        <w:jc w:val="both"/>
+        <w:rPr>
+          <w:rFonts w:ascii="Georgia" w:hAnsi="Georgia"/>
+          <w:b/>
+          <w:bCs/>
+          <w:sz w:val="24"/>
+          <w:szCs w:val="24"/>
+        </w:rPr>
+      </w:pPr>
+      <w:r>
+        <w:rPr>
+          <w:rFonts w:ascii="Georgia" w:hAnsi="Georgia"/>
+          <w:b/>
+          <w:bCs/>
+          <w:sz w:val="24"/>
+          <w:szCs w:val="24"/>
+        </w:rPr>
+        <w:t>Step 3: Clean Up</w:t>
+      </w:r>
+    </w:p>
+    <w:p>
+      <w:pPr>
+        <w:spacing w:line="360" w:lineRule="auto"/>
+        <w:jc w:val="both"/>
+        <w:rPr>
+          <w:rFonts w:ascii="Georgia" w:hAnsi="Georgia"/>
+          <w:sz w:val="24"/>
+          <w:szCs w:val="24"/>
+        </w:rPr>
+      </w:pPr>
+    </w:p>
+    <w:p>
+      <w:pPr>
+        <w:spacing w:line="360" w:lineRule="auto"/>
+        <w:jc w:val="both"/>
+        <w:rPr>
+          <w:rFonts w:ascii="Georgia" w:hAnsi="Georgia"/>
+          <w:sz w:val="24"/>
+          <w:szCs w:val="24"/>
+        </w:rPr>
+      </w:pPr>
+      <w:r>
+        <w:rPr>
+          <w:rFonts w:ascii="Georgia" w:hAnsi="Georgia"/>
+          <w:sz w:val="24"/>
+          <w:szCs w:val="24"/>
+        </w:rPr>
+        <w:t>Delete the deployments:</w:t>
+      </w:r>
+    </w:p>
+    <w:p>
+      <w:pPr>
+        <w:spacing w:line="360" w:lineRule="auto"/>
+        <w:jc w:val="both"/>
+        <w:rPr>
+          <w:rFonts w:ascii="Georgia" w:hAnsi="Georgia"/>
+          <w:sz w:val="24"/>
+          <w:szCs w:val="24"/>
+        </w:rPr>
+      </w:pPr>
+    </w:p>
+    <w:p>
+      <w:pPr>
+        <w:pBdr>
+          <w:top w:val="single" w:sz="4" w:space="1" w:color="auto"/>
+          <w:left w:val="single" w:sz="4" w:space="4" w:color="auto"/>
+          <w:bottom w:val="single" w:sz="4" w:space="1" w:color="auto"/>
+          <w:right w:val="single" w:sz="4" w:space="4" w:color="auto"/>
+        </w:pBdr>
+        <w:shd w:val="clear" w:color="auto" w:fill="D9D9D9" w:themeFill="background1" w:themeFillShade="D9"/>
+        <w:spacing w:line="360" w:lineRule="auto"/>
+        <w:jc w:val="both"/>
+        <w:rPr>
+          <w:rFonts w:ascii="Georgia" w:hAnsi="Georgia"/>
+          <w:sz w:val="24"/>
+          <w:szCs w:val="24"/>
+        </w:rPr>
+      </w:pPr>
+      <w:r>
+        <w:rPr>
+          <w:rFonts w:ascii="Georgia" w:hAnsi="Georgia"/>
+          <w:sz w:val="24"/>
+          <w:szCs w:val="24"/>
+        </w:rPr>
+        <w:t>kubectl delete deployment nginx-deployment-rolling</w:t>
+      </w:r>
+    </w:p>
+    <w:p>
+      <w:pPr>
+        <w:pBdr>
+          <w:top w:val="single" w:sz="4" w:space="1" w:color="auto"/>
+          <w:left w:val="single" w:sz="4" w:space="4" w:color="auto"/>
+          <w:bottom w:val="single" w:sz="4" w:space="1" w:color="auto"/>
+          <w:right w:val="single" w:sz="4" w:space="4" w:color="auto"/>
+        </w:pBdr>
+        <w:shd w:val="clear" w:color="auto" w:fill="D9D9D9" w:themeFill="background1" w:themeFillShade="D9"/>
+        <w:spacing w:line="360" w:lineRule="auto"/>
+        <w:jc w:val="both"/>
+        <w:rPr>
+          <w:rFonts w:ascii="Georgia" w:hAnsi="Georgia"/>
+          <w:sz w:val="24"/>
+          <w:szCs w:val="24"/>
+        </w:rPr>
+      </w:pPr>
+      <w:r>
+        <w:rPr>
+          <w:rFonts w:ascii="Georgia" w:hAnsi="Georgia"/>
+          <w:sz w:val="24"/>
+          <w:szCs w:val="24"/>
+        </w:rPr>
+        <w:t>kubectl delete deployment nginx-deployment-recreate</w:t>
+      </w:r>
+    </w:p>
+    <w:p>
+      <w:pPr>
+        <w:spacing w:line="360" w:lineRule="auto"/>
+        <w:jc w:val="both"/>
+        <w:rPr>
+          <w:rFonts w:ascii="Georgia" w:hAnsi="Georgia"/>
+          <w:sz w:val="24"/>
+          <w:szCs w:val="24"/>
+        </w:rPr>
+      </w:pPr>
+    </w:p>
+    <w:p>
+      <w:pPr>
+        <w:spacing w:line="360" w:lineRule="auto"/>
+        <w:jc w:val="both"/>
+        <w:rPr>
+          <w:rFonts w:ascii="Georgia" w:hAnsi="Georgia"/>
+          <w:sz w:val="24"/>
+          <w:szCs w:val="24"/>
+        </w:rPr>
+      </w:pPr>
+      <w:r>
+        <w:rPr>
+          <w:rFonts w:ascii="Georgia" w:hAnsi="Georgia"/>
+          <w:sz w:val="24"/>
+          <w:szCs w:val="24"/>
+        </w:rPr>
+        <w:t>Verify that all resources are cleaned up:</w:t>
+      </w:r>
+    </w:p>
+    <w:p>
+      <w:pPr>
+        <w:spacing w:line="360" w:lineRule="auto"/>
+        <w:jc w:val="both"/>
+        <w:rPr>
+          <w:rFonts w:ascii="Georgia" w:hAnsi="Georgia"/>
+          <w:sz w:val="24"/>
+          <w:szCs w:val="24"/>
+        </w:rPr>
+      </w:pPr>
+    </w:p>
+    <w:p>
+      <w:pPr>
+        <w:pBdr>
+          <w:top w:val="single" w:sz="4" w:space="1" w:color="auto"/>
+          <w:left w:val="single" w:sz="4" w:space="4" w:color="auto"/>
+          <w:bottom w:val="single" w:sz="4" w:space="1" w:color="auto"/>
+          <w:right w:val="single" w:sz="4" w:space="4" w:color="auto"/>
+        </w:pBdr>
+        <w:shd w:val="clear" w:color="auto" w:fill="D9D9D9" w:themeFill="background1" w:themeFillShade="D9"/>
+        <w:spacing w:line="360" w:lineRule="auto"/>
+        <w:jc w:val="both"/>
+        <w:rPr>
+          <w:rFonts w:ascii="Georgia" w:hAnsi="Georgia"/>
+          <w:sz w:val="24"/>
+          <w:szCs w:val="24"/>
+        </w:rPr>
+      </w:pPr>
+      <w:r>
+        <w:rPr>
+          <w:rFonts w:ascii="Georgia" w:hAnsi="Georgia"/>
+          <w:sz w:val="24"/>
+          <w:szCs w:val="24"/>
+        </w:rPr>
+        <w:t>kubectl get deployments</w:t>
+      </w:r>
+    </w:p>
+    <w:p>
+      <w:pPr>
+        <w:pBdr>
+          <w:top w:val="single" w:sz="4" w:space="1" w:color="auto"/>
+          <w:left w:val="single" w:sz="4" w:space="4" w:color="auto"/>
+          <w:bottom w:val="single" w:sz="4" w:space="1" w:color="auto"/>
+          <w:right w:val="single" w:sz="4" w:space="4" w:color="auto"/>
+        </w:pBdr>
+        <w:shd w:val="clear" w:color="auto" w:fill="D9D9D9" w:themeFill="background1" w:themeFillShade="D9"/>
+        <w:spacing w:line="360" w:lineRule="auto"/>
+        <w:jc w:val="both"/>
+        <w:rPr>
+          <w:rFonts w:ascii="Georgia" w:hAnsi="Georgia"/>
+          <w:sz w:val="24"/>
+          <w:szCs w:val="24"/>
+        </w:rPr>
+      </w:pPr>
+      <w:r>
+        <w:rPr>
+          <w:rFonts w:ascii="Georgia" w:hAnsi="Georgia"/>
+          <w:sz w:val="24"/>
+          <w:szCs w:val="24"/>
+        </w:rPr>
+        <w:t>kubectl get pods -l app=nginx</w:t>
+      </w:r>
+    </w:p>
+    <w:p>
+      <w:pPr>
+        <w:pBdr>
+          <w:top w:val="single" w:sz="4" w:space="1" w:color="auto"/>
+          <w:left w:val="single" w:sz="4" w:space="4" w:color="auto"/>
+          <w:bottom w:val="single" w:sz="4" w:space="1" w:color="auto"/>
+          <w:right w:val="single" w:sz="4" w:space="4" w:color="auto"/>
+        </w:pBdr>
+        <w:shd w:val="clear" w:color="auto" w:fill="D9D9D9" w:themeFill="background1" w:themeFillShade="D9"/>
+        <w:spacing w:line="360" w:lineRule="auto"/>
+        <w:jc w:val="both"/>
+        <w:rPr>
+          <w:rFonts w:ascii="Georgia" w:hAnsi="Georgia"/>
+          <w:sz w:val="24"/>
+          <w:szCs w:val="24"/>
+        </w:rPr>
+      </w:pPr>
+      <w:r>
+        <w:rPr>
+          <w:rFonts w:ascii="Georgia" w:hAnsi="Georgia"/>
+          <w:sz w:val="24"/>
+          <w:szCs w:val="24"/>
+        </w:rPr>
+        <w:t>kubectl get pods -l app=nginx-recreate</w:t>
+      </w:r>
+    </w:p>
+    <w:p>
+      <w:pPr>
+        <w:rPr>
+          <w:rFonts w:ascii="Georgia" w:hAnsi="Georgia"/>
+          <w:sz w:val="24"/>
+          <w:szCs w:val="24"/>
+        </w:rPr>
+      </w:pPr>
+    </w:p>
+    <w:p>
+      <w:pPr>
+        <w:rPr>
+          <w:rFonts w:ascii="Georgia" w:hAnsi="Georgia"/>
+          <w:sz w:val="24"/>
+          <w:szCs w:val="24"/>
+        </w:rPr>
+      </w:pPr>
+    </w:p>
+    <w:p>
+      <w:pPr>
+        <w:pStyle w:val="NormalWeb"/>
+      </w:pPr>
+      <w:r>
+        <w:rPr>
+          <w:noProof/>
+          <w:lang w:val="en-US" w:eastAsia="en-US"/>
+        </w:rPr>
+        <w:drawing>
+          <wp:inline distT="0" distB="0" distL="0" distR="0">
+            <wp:extent cx="6619875" cy="1819275"/>
+            <wp:effectExtent l="19050" t="0" r="9525" b="0"/>
+            <wp:docPr id="25" name="Picture 25" descr="C:\Users\LENOVO\Pictures\Screenshots\Screenshot (1738).png"/>
+            <wp:cNvGraphicFramePr>
+              <a:graphicFrameLocks xmlns:a="http://schemas.openxmlformats.org/drawingml/2006/main" noChangeAspect="1"/>
+            </wp:cNvGraphicFramePr>
+            <a:graphic xmlns:a="http://schemas.openxmlformats.org/drawingml/2006/main">
+              <a:graphicData uri="http://schemas.openxmlformats.org/drawingml/2006/picture">
+                <pic:pic xmlns:pic="http://schemas.openxmlformats.org/drawingml/2006/picture">
+                  <pic:nvPicPr>
+                    <pic:cNvPr id="0" name="Picture 25" descr="C:\Users\LENOVO\Pictures\Screenshots\Screenshot (1738).png"/>
+                    <pic:cNvPicPr>
+                      <a:picLocks noChangeAspect="1" noChangeArrowheads="1"/>
+                    </pic:cNvPicPr>
+                  </pic:nvPicPr>
+                  <pic:blipFill>
+                    <a:blip r:embed="rId18"/>
+                    <a:srcRect/>
+                    <a:stretch>
+                      <a:fillRect/>
+                    </a:stretch>
+                  </pic:blipFill>
+                  <pic:spPr bwMode="auto">
+                    <a:xfrm>
+                      <a:off x="0" y="0"/>
+                      <a:ext cx="6619875" cy="1819275"/>
+                    </a:xfrm>
+                    <a:prstGeom prst="rect">
+                      <a:avLst/>
+                    </a:prstGeom>
+                    <a:noFill/>
+                    <a:ln w="9525">
+                      <a:noFill/>
+                      <a:miter lim="800000"/>
+                      <a:headEnd/>
+                      <a:tailEnd/>
+                    </a:ln>
+                  </pic:spPr>
+                </pic:pic>
+              </a:graphicData>
+            </a:graphic>
+          </wp:inline>
+        </w:drawing>
+      </w:r>
+    </w:p>
+    <w:p>
+      <w:pPr>
+        <w:rPr>
+          <w:rFonts w:ascii="Georgia" w:hAnsi="Georgia"/>
+          <w:sz w:val="24"/>
+          <w:szCs w:val="24"/>
         </w:rPr>
       </w:pPr>
     </w:p>
     <w:sectPr>
-      <w:headerReference w:type="default" r:id="rId9"/>
-      <w:pgSz w:w="11906" w:h="16838"/>
-      <w:pgMar w:top="1985" w:right="1440" w:bottom="1440" w:left="1440" w:header="708" w:footer="708" w:gutter="0"/>
-      <w:cols w:space="708"/>
-      <w:docGrid w:linePitch="360"/>
+      <w:headerReference w:type="default" r:id="rId19"/>
+      <w:pgSz w:w="12240" w:h="15840"/>
+      <w:pgMar w:top="1440" w:right="1325" w:bottom="1440" w:left="1440" w:header="720" w:footer="720" w:gutter="0"/>
+      <w:pgNumType w:start="1"/>
+      <w:cols w:space="720"/>
     </w:sectPr>
   </w:body>
 </w:document>
 </file>
 
 <file path=word/endnotes.xml><?xml version="1.0" encoding="utf-8"?>
-<w:endnotes xmlns:wpc="http://schemas.microsoft.com/office/word/2010/wordprocessingCanvas" xmlns:cx="http://schemas.microsoft.com/office/drawing/2014/chartex" xmlns:cx1="http://schemas.microsoft.com/office/drawing/2015/9/8/chartex" xmlns:cx2="http://schemas.microsoft.com/office/drawing/2015/10/21/chartex" xmlns:cx3="http://schemas.microsoft.com/office/drawing/2016/5/9/chartex" xmlns:cx4="http://schemas.microsoft.com/office/drawing/2016/5/10/chartex" xmlns:cx5="http://schemas.microsoft.com/office/drawing/2016/5/11/chartex" xmlns:cx6="http://schemas.microsoft.com/office/drawing/2016/5/12/chartex" xmlns:cx7="http://schemas.microsoft.com/office/drawing/2016/5/13/chartex" xmlns:cx8="http://schemas.microsoft.com/office/drawing/2016/5/14/chartex" xmlns:mc="http://schemas.openxmlformats.org/markup-compatibility/2006" xmlns:aink="http://schemas.microsoft.com/office/drawing/2016/ink" xmlns:am3d="http://schemas.microsoft.com/office/drawing/2017/model3d" xmlns:o="urn:schemas-microsoft-com:office:office" xmlns:oel="http://schemas.microsoft.com/office/2019/extlst" xmlns:r="http://schemas.openxmlformats.org/officeDocument/2006/relationships" xmlns:m="http://schemas.openxmlformats.org/officeDocument/2006/math" xmlns:v="urn:schemas-microsoft-com:vml" xmlns:wp14="http://schemas.microsoft.com/office/word/2010/wordprocessingDrawing" xmlns:wp="http://schemas.openxmlformats.org/drawingml/2006/wordprocessingDrawing" xmlns:w10="urn:schemas-microsoft-com:office:word" xmlns:w="http://schemas.openxmlformats.org/wordprocessingml/2006/main" xmlns:w14="http://schemas.microsoft.com/office/word/2010/wordml" xmlns:w15="http://schemas.microsoft.com/office/word/2012/wordml" xmlns:w16cex="http://schemas.microsoft.com/office/word/2018/wordml/cex" xmlns:w16cid="http://schemas.microsoft.com/office/word/2016/wordml/cid" xmlns:w16="http://schemas.microsoft.com/office/word/2018/wordml" xmlns:w16du="http://schemas.microsoft.com/office/word/2023/wordml/word16du" xmlns:w16sdtdh="http://schemas.microsoft.com/office/word/2020/wordml/sdtdatahash" xmlns:w16sdtfl="http://schemas.microsoft.com/office/word/2024/wordml/sdtformatlock" xmlns:w16se="http://schemas.microsoft.com/office/word/2015/wordml/symex" xmlns:wpg="http://schemas.microsoft.com/office/word/2010/wordprocessingGroup" xmlns:wpi="http://schemas.microsoft.com/office/word/2010/wordprocessingInk" xmlns:wne="http://schemas.microsoft.com/office/word/2006/wordml" xmlns:wps="http://schemas.microsoft.com/office/word/2010/wordprocessingShape" mc:Ignorable="w14 w15 w16se w16cid w16 w16cex w16sdtdh w16sdtfl w16du wp14">
-  <w:endnote w:type="separator" w:id="-1">
-    <w:p>
-      <w:pPr>
-        <w:spacing w:after="0" w:line="240" w:lineRule="auto"/>
+<w:endnotes xmlns:ve="http://schemas.openxmlformats.org/markup-compatibility/2006" xmlns:o="urn:schemas-microsoft-com:office:office" xmlns:r="http://schemas.openxmlformats.org/officeDocument/2006/relationships" xmlns:m="http://schemas.openxmlformats.org/officeDocument/2006/math" xmlns:v="urn:schemas-microsoft-com:vml" xmlns:wp="http://schemas.openxmlformats.org/drawingml/2006/wordprocessingDrawing" xmlns:w10="urn:schemas-microsoft-com:office:word" xmlns:w="http://schemas.openxmlformats.org/wordprocessingml/2006/main" xmlns:wne="http://schemas.microsoft.com/office/word/2006/wordml">
+  <w:endnote w:type="separator" w:id="0">
+    <w:p>
+      <w:pPr>
+        <w:spacing w:line="240" w:lineRule="auto"/>
       </w:pPr>
       <w:r>
         <w:separator/>
       </w:r>
     </w:p>
   </w:endnote>
-  <w:endnote w:type="continuationSeparator" w:id="0">
-    <w:p>
-      <w:pPr>
-        <w:spacing w:after="0" w:line="240" w:lineRule="auto"/>
+  <w:endnote w:type="continuationSeparator" w:id="1">
+    <w:p>
+      <w:pPr>
+        <w:spacing w:line="240" w:lineRule="auto"/>
       </w:pPr>
       <w:r>
         <w:continuationSeparator/>
@@ -942,21 +3340,21 @@
 </file>
 
 <file path=word/footnotes.xml><?xml version="1.0" encoding="utf-8"?>
-<w:footnotes xmlns:wpc="http://schemas.microsoft.com/office/word/2010/wordprocessingCanvas" xmlns:cx="http://schemas.microsoft.com/office/drawing/2014/chartex" xmlns:cx1="http://schemas.microsoft.com/office/drawing/2015/9/8/chartex" xmlns:cx2="http://schemas.microsoft.com/office/drawing/2015/10/21/chartex" xmlns:cx3="http://schemas.microsoft.com/office/drawing/2016/5/9/chartex" xmlns:cx4="http://schemas.microsoft.com/office/drawing/2016/5/10/chartex" xmlns:cx5="http://schemas.microsoft.com/office/drawing/2016/5/11/chartex" xmlns:cx6="http://schemas.microsoft.com/office/drawing/2016/5/12/chartex" xmlns:cx7="http://schemas.microsoft.com/office/drawing/2016/5/13/chartex" xmlns:cx8="http://schemas.microsoft.com/office/drawing/2016/5/14/chartex" xmlns:mc="http://schemas.openxmlformats.org/markup-compatibility/2006" xmlns:aink="http://schemas.microsoft.com/office/drawing/2016/ink" xmlns:am3d="http://schemas.microsoft.com/office/drawing/2017/model3d" xmlns:o="urn:schemas-microsoft-com:office:office" xmlns:oel="http://schemas.microsoft.com/office/2019/extlst" xmlns:r="http://schemas.openxmlformats.org/officeDocument/2006/relationships" xmlns:m="http://schemas.openxmlformats.org/officeDocument/2006/math" xmlns:v="urn:schemas-microsoft-com:vml" xmlns:wp14="http://schemas.microsoft.com/office/word/2010/wordprocessingDrawing" xmlns:wp="http://schemas.openxmlformats.org/drawingml/2006/wordprocessingDrawing" xmlns:w10="urn:schemas-microsoft-com:office:word" xmlns:w="http://schemas.openxmlformats.org/wordprocessingml/2006/main" xmlns:w14="http://schemas.microsoft.com/office/word/2010/wordml" xmlns:w15="http://schemas.microsoft.com/office/word/2012/wordml" xmlns:w16cex="http://schemas.microsoft.com/office/word/2018/wordml/cex" xmlns:w16cid="http://schemas.microsoft.com/office/word/2016/wordml/cid" xmlns:w16="http://schemas.microsoft.com/office/word/2018/wordml" xmlns:w16du="http://schemas.microsoft.com/office/word/2023/wordml/word16du" xmlns:w16sdtdh="http://schemas.microsoft.com/office/word/2020/wordml/sdtdatahash" xmlns:w16sdtfl="http://schemas.microsoft.com/office/word/2024/wordml/sdtformatlock" xmlns:w16se="http://schemas.microsoft.com/office/word/2015/wordml/symex" xmlns:wpg="http://schemas.microsoft.com/office/word/2010/wordprocessingGroup" xmlns:wpi="http://schemas.microsoft.com/office/word/2010/wordprocessingInk" xmlns:wne="http://schemas.microsoft.com/office/word/2006/wordml" xmlns:wps="http://schemas.microsoft.com/office/word/2010/wordprocessingShape" mc:Ignorable="w14 w15 w16se w16cid w16 w16cex w16sdtdh w16sdtfl w16du wp14">
-  <w:footnote w:type="separator" w:id="-1">
-    <w:p>
-      <w:pPr>
-        <w:spacing w:after="0" w:line="240" w:lineRule="auto"/>
+<w:footnotes xmlns:ve="http://schemas.openxmlformats.org/markup-compatibility/2006" xmlns:o="urn:schemas-microsoft-com:office:office" xmlns:r="http://schemas.openxmlformats.org/officeDocument/2006/relationships" xmlns:m="http://schemas.openxmlformats.org/officeDocument/2006/math" xmlns:v="urn:schemas-microsoft-com:vml" xmlns:wp="http://schemas.openxmlformats.org/drawingml/2006/wordprocessingDrawing" xmlns:w10="urn:schemas-microsoft-com:office:word" xmlns:w="http://schemas.openxmlformats.org/wordprocessingml/2006/main" xmlns:wne="http://schemas.microsoft.com/office/word/2006/wordml">
+  <w:footnote w:type="separator" w:id="0">
+    <w:p>
+      <w:pPr>
+        <w:spacing w:line="240" w:lineRule="auto"/>
       </w:pPr>
       <w:r>
         <w:separator/>
       </w:r>
     </w:p>
   </w:footnote>
-  <w:footnote w:type="continuationSeparator" w:id="0">
-    <w:p>
-      <w:pPr>
-        <w:spacing w:after="0" w:line="240" w:lineRule="auto"/>
+  <w:footnote w:type="continuationSeparator" w:id="1">
+    <w:p>
+      <w:pPr>
+        <w:spacing w:line="240" w:lineRule="auto"/>
       </w:pPr>
       <w:r>
         <w:continuationSeparator/>
@@ -967,63 +3365,34 @@
 </file>
 
 <file path=word/header1.xml><?xml version="1.0" encoding="utf-8"?>
-<w:hdr xmlns:wpc="http://schemas.microsoft.com/office/word/2010/wordprocessingCanvas" xmlns:cx="http://schemas.microsoft.com/office/drawing/2014/chartex" xmlns:cx1="http://schemas.microsoft.com/office/drawing/2015/9/8/chartex" xmlns:cx2="http://schemas.microsoft.com/office/drawing/2015/10/21/chartex" xmlns:cx3="http://schemas.microsoft.com/office/drawing/2016/5/9/chartex" xmlns:cx4="http://schemas.microsoft.com/office/drawing/2016/5/10/chartex" xmlns:cx5="http://schemas.microsoft.com/office/drawing/2016/5/11/chartex" xmlns:cx6="http://schemas.microsoft.com/office/drawing/2016/5/12/chartex" xmlns:cx7="http://schemas.microsoft.com/office/drawing/2016/5/13/chartex" xmlns:cx8="http://schemas.microsoft.com/office/drawing/2016/5/14/chartex" xmlns:mc="http://schemas.openxmlformats.org/markup-compatibility/2006" xmlns:aink="http://schemas.microsoft.com/office/drawing/2016/ink" xmlns:am3d="http://schemas.microsoft.com/office/drawing/2017/model3d" xmlns:o="urn:schemas-microsoft-com:office:office" xmlns:oel="http://schemas.microsoft.com/office/2019/extlst" xmlns:r="http://schemas.openxmlformats.org/officeDocument/2006/relationships" xmlns:m="http://schemas.openxmlformats.org/officeDocument/2006/math" xmlns:v="urn:schemas-microsoft-com:vml" xmlns:wp14="http://schemas.microsoft.com/office/word/2010/wordprocessingDrawing" xmlns:wp="http://schemas.openxmlformats.org/drawingml/2006/wordprocessingDrawing" xmlns:w10="urn:schemas-microsoft-com:office:word" xmlns:w="http://schemas.openxmlformats.org/wordprocessingml/2006/main" xmlns:w14="http://schemas.microsoft.com/office/word/2010/wordml" xmlns:w15="http://schemas.microsoft.com/office/word/2012/wordml" xmlns:w16cex="http://schemas.microsoft.com/office/word/2018/wordml/cex" xmlns:w16cid="http://schemas.microsoft.com/office/word/2016/wordml/cid" xmlns:w16="http://schemas.microsoft.com/office/word/2018/wordml" xmlns:w16du="http://schemas.microsoft.com/office/word/2023/wordml/word16du" xmlns:w16sdtdh="http://schemas.microsoft.com/office/word/2020/wordml/sdtdatahash" xmlns:w16sdtfl="http://schemas.microsoft.com/office/word/2024/wordml/sdtformatlock" xmlns:w16se="http://schemas.microsoft.com/office/word/2015/wordml/symex" xmlns:wpg="http://schemas.microsoft.com/office/word/2010/wordprocessingGroup" xmlns:wpi="http://schemas.microsoft.com/office/word/2010/wordprocessingInk" xmlns:wne="http://schemas.microsoft.com/office/word/2006/wordml" xmlns:wps="http://schemas.microsoft.com/office/word/2010/wordprocessingShape" mc:Ignorable="w14 w15 w16se w16cid w16 w16cex w16sdtdh w16sdtfl w16du wp14">
+<w:hdr xmlns:ve="http://schemas.openxmlformats.org/markup-compatibility/2006" xmlns:o="urn:schemas-microsoft-com:office:office" xmlns:r="http://schemas.openxmlformats.org/officeDocument/2006/relationships" xmlns:m="http://schemas.openxmlformats.org/officeDocument/2006/math" xmlns:v="urn:schemas-microsoft-com:vml" xmlns:wp="http://schemas.openxmlformats.org/drawingml/2006/wordprocessingDrawing" xmlns:w10="urn:schemas-microsoft-com:office:word" xmlns:w="http://schemas.openxmlformats.org/wordprocessingml/2006/main" xmlns:wne="http://schemas.microsoft.com/office/word/2006/wordml">
   <w:p>
     <w:pPr>
       <w:pStyle w:val="Header"/>
       <w:jc w:val="right"/>
-      <w:rPr>
-        <w:rFonts w:ascii="Georgia" w:hAnsi="Georgia"/>
-        <w:sz w:val="28"/>
-        <w:szCs w:val="28"/>
-        <w:lang w:val="en-US"/>
-      </w:rPr>
     </w:pPr>
-    <w:r>
-      <w:rPr>
-        <w:rFonts w:ascii="Georgia" w:hAnsi="Georgia"/>
-        <w:sz w:val="28"/>
-        <w:szCs w:val="28"/>
-        <w:lang w:val="en-US"/>
-      </w:rPr>
-      <w:t>Prepared by: Dr. Hitesh Kumar Sharma</w:t>
-    </w:r>
   </w:p>
   <w:p>
     <w:pPr>
       <w:pStyle w:val="Header"/>
       <w:jc w:val="right"/>
-      <w:rPr>
-        <w:rFonts w:ascii="Georgia" w:hAnsi="Georgia"/>
-        <w:sz w:val="28"/>
-        <w:szCs w:val="28"/>
-        <w:lang w:val="en-US"/>
-      </w:rPr>
     </w:pPr>
-    <w:r>
-      <w:rPr>
-        <w:rFonts w:ascii="Georgia" w:hAnsi="Georgia"/>
-        <w:noProof/>
-        <w:sz w:val="28"/>
-        <w:szCs w:val="28"/>
-        <w:lang w:val="en-US"/>
-      </w:rPr>
-      <w:pict w14:anchorId="36733066">
-        <v:line id="Straight Connector 6" o:spid="_x0000_s1026" style="position:absolute;left:0;text-align:left;z-index:251659264;visibility:visible" from="-43.5pt,7.95pt" to="495pt,7.95pt" o:gfxdata="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" strokecolor="#4472c4 [3204]" strokeweight="3pt">
-          <v:stroke joinstyle="miter"/>
-        </v:line>
-      </w:pict>
-    </w:r>
+  </w:p>
+  <w:p>
+    <w:pPr>
+      <w:pStyle w:val="Header"/>
+      <w:jc w:val="right"/>
+    </w:pPr>
   </w:p>
 </w:hdr>
 </file>
 
 <file path=word/numbering.xml><?xml version="1.0" encoding="utf-8"?>
-<w:numbering xmlns:wpc="http://schemas.microsoft.com/office/word/2010/wordprocessingCanvas" xmlns:cx="http://schemas.microsoft.com/office/drawing/2014/chartex" xmlns:cx1="http://schemas.microsoft.com/office/drawing/2015/9/8/chartex" xmlns:cx2="http://schemas.microsoft.com/office/drawing/2015/10/21/chartex" xmlns:cx3="http://schemas.microsoft.com/office/drawing/2016/5/9/chartex" xmlns:cx4="http://schemas.microsoft.com/office/drawing/2016/5/10/chartex" xmlns:cx5="http://schemas.microsoft.com/office/drawing/2016/5/11/chartex" xmlns:cx6="http://schemas.microsoft.com/office/drawing/2016/5/12/chartex" xmlns:cx7="http://schemas.microsoft.com/office/drawing/2016/5/13/chartex" xmlns:cx8="http://schemas.microsoft.com/office/drawing/2016/5/14/chartex" xmlns:mc="http://schemas.openxmlformats.org/markup-compatibility/2006" xmlns:aink="http://schemas.microsoft.com/office/drawing/2016/ink" xmlns:am3d="http://schemas.microsoft.com/office/drawing/2017/model3d" xmlns:o="urn:schemas-microsoft-com:office:office" xmlns:oel="http://schemas.microsoft.com/office/2019/extlst" xmlns:r="http://schemas.openxmlformats.org/officeDocument/2006/relationships" xmlns:m="http://schemas.openxmlformats.org/officeDocument/2006/math" xmlns:v="urn:schemas-microsoft-com:vml" xmlns:wp14="http://schemas.microsoft.com/office/word/2010/wordprocessingDrawing" xmlns:wp="http://schemas.openxmlformats.org/drawingml/2006/wordprocessingDrawing" xmlns:w10="urn:schemas-microsoft-com:office:word" xmlns:w="http://schemas.openxmlformats.org/wordprocessingml/2006/main" xmlns:w14="http://schemas.microsoft.com/office/word/2010/wordml" xmlns:w15="http://schemas.microsoft.com/office/word/2012/wordml" xmlns:w16cex="http://schemas.microsoft.com/office/word/2018/wordml/cex" xmlns:w16cid="http://schemas.microsoft.com/office/word/2016/wordml/cid" xmlns:w16="http://schemas.microsoft.com/office/word/2018/wordml" xmlns:w16du="http://schemas.microsoft.com/office/word/2023/wordml/word16du" xmlns:w16sdtdh="http://schemas.microsoft.com/office/word/2020/wordml/sdtdatahash" xmlns:w16sdtfl="http://schemas.microsoft.com/office/word/2024/wordml/sdtformatlock" xmlns:w16se="http://schemas.microsoft.com/office/word/2015/wordml/symex" xmlns:wpg="http://schemas.microsoft.com/office/word/2010/wordprocessingGroup" xmlns:wpi="http://schemas.microsoft.com/office/word/2010/wordprocessingInk" xmlns:wne="http://schemas.microsoft.com/office/word/2006/wordml" xmlns:wps="http://schemas.microsoft.com/office/word/2010/wordprocessingShape" mc:Ignorable="w14 w15 w16se w16cid w16 w16cex w16sdtdh w16sdtfl w16du wp14">
-  <w:abstractNum w:abstractNumId="0" w15:restartNumberingAfterBreak="0">
-    <w:nsid w:val="00852761"/>
+<w:numbering xmlns:ve="http://schemas.openxmlformats.org/markup-compatibility/2006" xmlns:o="urn:schemas-microsoft-com:office:office" xmlns:r="http://schemas.openxmlformats.org/officeDocument/2006/relationships" xmlns:m="http://schemas.openxmlformats.org/officeDocument/2006/math" xmlns:v="urn:schemas-microsoft-com:vml" xmlns:wp="http://schemas.openxmlformats.org/drawingml/2006/wordprocessingDrawing" xmlns:w10="urn:schemas-microsoft-com:office:word" xmlns:w="http://schemas.openxmlformats.org/wordprocessingml/2006/main" xmlns:wne="http://schemas.microsoft.com/office/word/2006/wordml">
+  <w:abstractNum w:abstractNumId="0">
+    <w:nsid w:val="021A41E3"/>
     <w:multiLevelType w:val="hybridMultilevel"/>
-    <w:tmpl w:val="EE467FAE"/>
+    <w:tmpl w:val="F10271C4"/>
     <w:lvl w:ilvl="0" w:tplc="40090001">
       <w:start w:val="1"/>
       <w:numFmt w:val="bullet"/>
@@ -1036,6 +3405,119 @@
         <w:rFonts w:ascii="Symbol" w:hAnsi="Symbol" w:hint="default"/>
       </w:rPr>
     </w:lvl>
+    <w:lvl w:ilvl="1" w:tplc="40090003">
+      <w:start w:val="1"/>
+      <w:numFmt w:val="bullet"/>
+      <w:lvlText w:val="o"/>
+      <w:lvlJc w:val="left"/>
+      <w:pPr>
+        <w:ind w:left="1440" w:hanging="360"/>
+      </w:pPr>
+      <w:rPr>
+        <w:rFonts w:ascii="Courier New" w:hAnsi="Courier New" w:cs="Courier New" w:hint="default"/>
+      </w:rPr>
+    </w:lvl>
+    <w:lvl w:ilvl="2" w:tplc="40090005">
+      <w:start w:val="1"/>
+      <w:numFmt w:val="bullet"/>
+      <w:lvlText w:val=""/>
+      <w:lvlJc w:val="left"/>
+      <w:pPr>
+        <w:ind w:left="2160" w:hanging="360"/>
+      </w:pPr>
+      <w:rPr>
+        <w:rFonts w:ascii="Wingdings" w:hAnsi="Wingdings" w:hint="default"/>
+      </w:rPr>
+    </w:lvl>
+    <w:lvl w:ilvl="3" w:tplc="40090001" w:tentative="1">
+      <w:start w:val="1"/>
+      <w:numFmt w:val="bullet"/>
+      <w:lvlText w:val=""/>
+      <w:lvlJc w:val="left"/>
+      <w:pPr>
+        <w:ind w:left="2880" w:hanging="360"/>
+      </w:pPr>
+      <w:rPr>
+        <w:rFonts w:ascii="Symbol" w:hAnsi="Symbol" w:hint="default"/>
+      </w:rPr>
+    </w:lvl>
+    <w:lvl w:ilvl="4" w:tplc="40090003" w:tentative="1">
+      <w:start w:val="1"/>
+      <w:numFmt w:val="bullet"/>
+      <w:lvlText w:val="o"/>
+      <w:lvlJc w:val="left"/>
+      <w:pPr>
+        <w:ind w:left="3600" w:hanging="360"/>
+      </w:pPr>
+      <w:rPr>
+        <w:rFonts w:ascii="Courier New" w:hAnsi="Courier New" w:cs="Courier New" w:hint="default"/>
+      </w:rPr>
+    </w:lvl>
+    <w:lvl w:ilvl="5" w:tplc="40090005" w:tentative="1">
+      <w:start w:val="1"/>
+      <w:numFmt w:val="bullet"/>
+      <w:lvlText w:val=""/>
+      <w:lvlJc w:val="left"/>
+      <w:pPr>
+        <w:ind w:left="4320" w:hanging="360"/>
+      </w:pPr>
+      <w:rPr>
+        <w:rFonts w:ascii="Wingdings" w:hAnsi="Wingdings" w:hint="default"/>
+      </w:rPr>
+    </w:lvl>
+    <w:lvl w:ilvl="6" w:tplc="40090001" w:tentative="1">
+      <w:start w:val="1"/>
+      <w:numFmt w:val="bullet"/>
+      <w:lvlText w:val=""/>
+      <w:lvlJc w:val="left"/>
+      <w:pPr>
+        <w:ind w:left="5040" w:hanging="360"/>
+      </w:pPr>
+      <w:rPr>
+        <w:rFonts w:ascii="Symbol" w:hAnsi="Symbol" w:hint="default"/>
+      </w:rPr>
+    </w:lvl>
+    <w:lvl w:ilvl="7" w:tplc="40090003" w:tentative="1">
+      <w:start w:val="1"/>
+      <w:numFmt w:val="bullet"/>
+      <w:lvlText w:val="o"/>
+      <w:lvlJc w:val="left"/>
+      <w:pPr>
+        <w:ind w:left="5760" w:hanging="360"/>
+      </w:pPr>
+      <w:rPr>
+        <w:rFonts w:ascii="Courier New" w:hAnsi="Courier New" w:cs="Courier New" w:hint="default"/>
+      </w:rPr>
+    </w:lvl>
+    <w:lvl w:ilvl="8" w:tplc="40090005" w:tentative="1">
+      <w:start w:val="1"/>
+      <w:numFmt w:val="bullet"/>
+      <w:lvlText w:val=""/>
+      <w:lvlJc w:val="left"/>
+      <w:pPr>
+        <w:ind w:left="6480" w:hanging="360"/>
+      </w:pPr>
+      <w:rPr>
+        <w:rFonts w:ascii="Wingdings" w:hAnsi="Wingdings" w:hint="default"/>
+      </w:rPr>
+    </w:lvl>
+  </w:abstractNum>
+  <w:abstractNum w:abstractNumId="1">
+    <w:nsid w:val="08276BCE"/>
+    <w:multiLevelType w:val="hybridMultilevel"/>
+    <w:tmpl w:val="1FAA1E2E"/>
+    <w:lvl w:ilvl="0" w:tplc="40090001">
+      <w:start w:val="1"/>
+      <w:numFmt w:val="bullet"/>
+      <w:lvlText w:val=""/>
+      <w:lvlJc w:val="left"/>
+      <w:pPr>
+        <w:ind w:left="720" w:hanging="360"/>
+      </w:pPr>
+      <w:rPr>
+        <w:rFonts w:ascii="Symbol" w:hAnsi="Symbol" w:hint="default"/>
+      </w:rPr>
+    </w:lvl>
     <w:lvl w:ilvl="1" w:tplc="40090003" w:tentative="1">
       <w:start w:val="1"/>
       <w:numFmt w:val="bullet"/>
@@ -1133,10 +3615,10 @@
       </w:rPr>
     </w:lvl>
   </w:abstractNum>
-  <w:abstractNum w:abstractNumId="1" w15:restartNumberingAfterBreak="0">
-    <w:nsid w:val="083A3CA9"/>
+  <w:abstractNum w:abstractNumId="2">
+    <w:nsid w:val="09443845"/>
     <w:multiLevelType w:val="hybridMultilevel"/>
-    <w:tmpl w:val="AA8416CC"/>
+    <w:tmpl w:val="E668C11C"/>
     <w:lvl w:ilvl="0" w:tplc="40090001">
       <w:start w:val="1"/>
       <w:numFmt w:val="bullet"/>
@@ -1246,10 +3728,10 @@
       </w:rPr>
     </w:lvl>
   </w:abstractNum>
-  <w:abstractNum w:abstractNumId="2" w15:restartNumberingAfterBreak="0">
-    <w:nsid w:val="0E592091"/>
+  <w:abstractNum w:abstractNumId="3">
+    <w:nsid w:val="09C14F6F"/>
     <w:multiLevelType w:val="hybridMultilevel"/>
-    <w:tmpl w:val="45B49DC2"/>
+    <w:tmpl w:val="9C78361E"/>
     <w:lvl w:ilvl="0" w:tplc="40090001">
       <w:start w:val="1"/>
       <w:numFmt w:val="bullet"/>
@@ -1359,10 +3841,10 @@
       </w:rPr>
     </w:lvl>
   </w:abstractNum>
-  <w:abstractNum w:abstractNumId="3" w15:restartNumberingAfterBreak="0">
-    <w:nsid w:val="26467D59"/>
+  <w:abstractNum w:abstractNumId="4">
+    <w:nsid w:val="0DBB71DA"/>
     <w:multiLevelType w:val="hybridMultilevel"/>
-    <w:tmpl w:val="07EC6328"/>
+    <w:tmpl w:val="DF3A712C"/>
     <w:lvl w:ilvl="0" w:tplc="40090001">
       <w:start w:val="1"/>
       <w:numFmt w:val="bullet"/>
@@ -1472,10 +3954,10 @@
       </w:rPr>
     </w:lvl>
   </w:abstractNum>
-  <w:abstractNum w:abstractNumId="4" w15:restartNumberingAfterBreak="0">
-    <w:nsid w:val="283E0214"/>
+  <w:abstractNum w:abstractNumId="5">
+    <w:nsid w:val="12CA10FC"/>
     <w:multiLevelType w:val="hybridMultilevel"/>
-    <w:tmpl w:val="DAA0A47E"/>
+    <w:tmpl w:val="7D9685DE"/>
     <w:lvl w:ilvl="0" w:tplc="40090001">
       <w:start w:val="1"/>
       <w:numFmt w:val="bullet"/>
@@ -1488,6 +3970,119 @@
         <w:rFonts w:ascii="Symbol" w:hAnsi="Symbol" w:hint="default"/>
       </w:rPr>
     </w:lvl>
+    <w:lvl w:ilvl="1" w:tplc="40090003">
+      <w:start w:val="1"/>
+      <w:numFmt w:val="bullet"/>
+      <w:lvlText w:val="o"/>
+      <w:lvlJc w:val="left"/>
+      <w:pPr>
+        <w:ind w:left="1440" w:hanging="360"/>
+      </w:pPr>
+      <w:rPr>
+        <w:rFonts w:ascii="Courier New" w:hAnsi="Courier New" w:cs="Courier New" w:hint="default"/>
+      </w:rPr>
+    </w:lvl>
+    <w:lvl w:ilvl="2" w:tplc="40090005">
+      <w:start w:val="1"/>
+      <w:numFmt w:val="bullet"/>
+      <w:lvlText w:val=""/>
+      <w:lvlJc w:val="left"/>
+      <w:pPr>
+        <w:ind w:left="2160" w:hanging="360"/>
+      </w:pPr>
+      <w:rPr>
+        <w:rFonts w:ascii="Wingdings" w:hAnsi="Wingdings" w:hint="default"/>
+      </w:rPr>
+    </w:lvl>
+    <w:lvl w:ilvl="3" w:tplc="40090001">
+      <w:start w:val="1"/>
+      <w:numFmt w:val="bullet"/>
+      <w:lvlText w:val=""/>
+      <w:lvlJc w:val="left"/>
+      <w:pPr>
+        <w:ind w:left="2880" w:hanging="360"/>
+      </w:pPr>
+      <w:rPr>
+        <w:rFonts w:ascii="Symbol" w:hAnsi="Symbol" w:hint="default"/>
+      </w:rPr>
+    </w:lvl>
+    <w:lvl w:ilvl="4" w:tplc="40090003" w:tentative="1">
+      <w:start w:val="1"/>
+      <w:numFmt w:val="bullet"/>
+      <w:lvlText w:val="o"/>
+      <w:lvlJc w:val="left"/>
+      <w:pPr>
+        <w:ind w:left="3600" w:hanging="360"/>
+      </w:pPr>
+      <w:rPr>
+        <w:rFonts w:ascii="Courier New" w:hAnsi="Courier New" w:cs="Courier New" w:hint="default"/>
+      </w:rPr>
+    </w:lvl>
+    <w:lvl w:ilvl="5" w:tplc="40090005" w:tentative="1">
+      <w:start w:val="1"/>
+      <w:numFmt w:val="bullet"/>
+      <w:lvlText w:val=""/>
+      <w:lvlJc w:val="left"/>
+      <w:pPr>
+        <w:ind w:left="4320" w:hanging="360"/>
+      </w:pPr>
+      <w:rPr>
+        <w:rFonts w:ascii="Wingdings" w:hAnsi="Wingdings" w:hint="default"/>
+      </w:rPr>
+    </w:lvl>
+    <w:lvl w:ilvl="6" w:tplc="40090001" w:tentative="1">
+      <w:start w:val="1"/>
+      <w:numFmt w:val="bullet"/>
+      <w:lvlText w:val=""/>
+      <w:lvlJc w:val="left"/>
+      <w:pPr>
+        <w:ind w:left="5040" w:hanging="360"/>
+      </w:pPr>
+      <w:rPr>
+        <w:rFonts w:ascii="Symbol" w:hAnsi="Symbol" w:hint="default"/>
+      </w:rPr>
+    </w:lvl>
+    <w:lvl w:ilvl="7" w:tplc="40090003" w:tentative="1">
+      <w:start w:val="1"/>
+      <w:numFmt w:val="bullet"/>
+      <w:lvlText w:val="o"/>
+      <w:lvlJc w:val="left"/>
+      <w:pPr>
+        <w:ind w:left="5760" w:hanging="360"/>
+      </w:pPr>
+      <w:rPr>
+        <w:rFonts w:ascii="Courier New" w:hAnsi="Courier New" w:cs="Courier New" w:hint="default"/>
+      </w:rPr>
+    </w:lvl>
+    <w:lvl w:ilvl="8" w:tplc="40090005" w:tentative="1">
+      <w:start w:val="1"/>
+      <w:numFmt w:val="bullet"/>
+      <w:lvlText w:val=""/>
+      <w:lvlJc w:val="left"/>
+      <w:pPr>
+        <w:ind w:left="6480" w:hanging="360"/>
+      </w:pPr>
+      <w:rPr>
+        <w:rFonts w:ascii="Wingdings" w:hAnsi="Wingdings" w:hint="default"/>
+      </w:rPr>
+    </w:lvl>
+  </w:abstractNum>
+  <w:abstractNum w:abstractNumId="6">
+    <w:nsid w:val="12FF6D68"/>
+    <w:multiLevelType w:val="hybridMultilevel"/>
+    <w:tmpl w:val="02AC035E"/>
+    <w:lvl w:ilvl="0" w:tplc="40090001">
+      <w:start w:val="1"/>
+      <w:numFmt w:val="bullet"/>
+      <w:lvlText w:val=""/>
+      <w:lvlJc w:val="left"/>
+      <w:pPr>
+        <w:ind w:left="720" w:hanging="360"/>
+      </w:pPr>
+      <w:rPr>
+        <w:rFonts w:ascii="Symbol" w:hAnsi="Symbol" w:hint="default"/>
+      </w:rPr>
+    </w:lvl>
     <w:lvl w:ilvl="1" w:tplc="40090003" w:tentative="1">
       <w:start w:val="1"/>
       <w:numFmt w:val="bullet"/>
@@ -1585,10 +4180,10 @@
       </w:rPr>
     </w:lvl>
   </w:abstractNum>
-  <w:abstractNum w:abstractNumId="5" w15:restartNumberingAfterBreak="0">
-    <w:nsid w:val="2D2E0C02"/>
+  <w:abstractNum w:abstractNumId="7">
+    <w:nsid w:val="13514822"/>
     <w:multiLevelType w:val="hybridMultilevel"/>
-    <w:tmpl w:val="9538F2E6"/>
+    <w:tmpl w:val="0B6EBEC4"/>
     <w:lvl w:ilvl="0" w:tplc="40090001">
       <w:start w:val="1"/>
       <w:numFmt w:val="bullet"/>
@@ -1698,10 +4293,10 @@
       </w:rPr>
     </w:lvl>
   </w:abstractNum>
-  <w:abstractNum w:abstractNumId="6" w15:restartNumberingAfterBreak="0">
-    <w:nsid w:val="33F90AF2"/>
+  <w:abstractNum w:abstractNumId="8">
+    <w:nsid w:val="21E80518"/>
     <w:multiLevelType w:val="hybridMultilevel"/>
-    <w:tmpl w:val="142E8ECC"/>
+    <w:tmpl w:val="4C18BF8C"/>
     <w:lvl w:ilvl="0" w:tplc="40090001">
       <w:start w:val="1"/>
       <w:numFmt w:val="bullet"/>
@@ -1811,10 +4406,10 @@
       </w:rPr>
     </w:lvl>
   </w:abstractNum>
-  <w:abstractNum w:abstractNumId="7" w15:restartNumberingAfterBreak="0">
-    <w:nsid w:val="3C8D397E"/>
+  <w:abstractNum w:abstractNumId="9">
+    <w:nsid w:val="2CB004B9"/>
     <w:multiLevelType w:val="hybridMultilevel"/>
-    <w:tmpl w:val="BD1C766E"/>
+    <w:tmpl w:val="EAEE445E"/>
     <w:lvl w:ilvl="0" w:tplc="40090001">
       <w:start w:val="1"/>
       <w:numFmt w:val="bullet"/>
@@ -1924,10 +4519,10 @@
       </w:rPr>
     </w:lvl>
   </w:abstractNum>
-  <w:abstractNum w:abstractNumId="8" w15:restartNumberingAfterBreak="0">
-    <w:nsid w:val="5312302F"/>
+  <w:abstractNum w:abstractNumId="10">
+    <w:nsid w:val="2CE0541C"/>
     <w:multiLevelType w:val="hybridMultilevel"/>
-    <w:tmpl w:val="711227E6"/>
+    <w:tmpl w:val="10807462"/>
     <w:lvl w:ilvl="0" w:tplc="40090001">
       <w:start w:val="1"/>
       <w:numFmt w:val="bullet"/>
@@ -2037,10 +4632,10 @@
       </w:rPr>
     </w:lvl>
   </w:abstractNum>
-  <w:abstractNum w:abstractNumId="9" w15:restartNumberingAfterBreak="0">
-    <w:nsid w:val="53BA478D"/>
+  <w:abstractNum w:abstractNumId="11">
+    <w:nsid w:val="2DF0042A"/>
     <w:multiLevelType w:val="hybridMultilevel"/>
-    <w:tmpl w:val="CEF88604"/>
+    <w:tmpl w:val="BBCAD3FE"/>
     <w:lvl w:ilvl="0" w:tplc="40090001">
       <w:start w:val="1"/>
       <w:numFmt w:val="bullet"/>
@@ -2150,10 +4745,10 @@
       </w:rPr>
     </w:lvl>
   </w:abstractNum>
-  <w:abstractNum w:abstractNumId="10" w15:restartNumberingAfterBreak="0">
-    <w:nsid w:val="547377FE"/>
+  <w:abstractNum w:abstractNumId="12">
+    <w:nsid w:val="32C55A6C"/>
     <w:multiLevelType w:val="hybridMultilevel"/>
-    <w:tmpl w:val="5F5EEE6A"/>
+    <w:tmpl w:val="5A724340"/>
     <w:lvl w:ilvl="0" w:tplc="40090001">
       <w:start w:val="1"/>
       <w:numFmt w:val="bullet"/>
@@ -2263,10 +4858,10 @@
       </w:rPr>
     </w:lvl>
   </w:abstractNum>
-  <w:abstractNum w:abstractNumId="11" w15:restartNumberingAfterBreak="0">
-    <w:nsid w:val="560005B6"/>
+  <w:abstractNum w:abstractNumId="13">
+    <w:nsid w:val="350A6EFE"/>
     <w:multiLevelType w:val="hybridMultilevel"/>
-    <w:tmpl w:val="C66479F0"/>
+    <w:tmpl w:val="C758ED20"/>
     <w:lvl w:ilvl="0" w:tplc="40090001">
       <w:start w:val="1"/>
       <w:numFmt w:val="bullet"/>
@@ -2376,96 +4971,123 @@
       </w:rPr>
     </w:lvl>
   </w:abstractNum>
-  <w:abstractNum w:abstractNumId="12" w15:restartNumberingAfterBreak="0">
-    <w:nsid w:val="573B4902"/>
+  <w:abstractNum w:abstractNumId="14">
+    <w:nsid w:val="382F30C4"/>
     <w:multiLevelType w:val="hybridMultilevel"/>
-    <w:tmpl w:val="512A4AD6"/>
-    <w:lvl w:ilvl="0" w:tplc="4009000F">
-      <w:start w:val="1"/>
-      <w:numFmt w:val="decimal"/>
-      <w:lvlText w:val="%1."/>
-      <w:lvlJc w:val="left"/>
-      <w:pPr>
-        <w:ind w:left="360" w:hanging="360"/>
-      </w:pPr>
-    </w:lvl>
-    <w:lvl w:ilvl="1" w:tplc="40090019" w:tentative="1">
-      <w:start w:val="1"/>
-      <w:numFmt w:val="lowerLetter"/>
-      <w:lvlText w:val="%2."/>
+    <w:tmpl w:val="F4284002"/>
+    <w:lvl w:ilvl="0" w:tplc="40090001">
+      <w:start w:val="1"/>
+      <w:numFmt w:val="bullet"/>
+      <w:lvlText w:val=""/>
+      <w:lvlJc w:val="left"/>
+      <w:pPr>
+        <w:ind w:left="720" w:hanging="360"/>
+      </w:pPr>
+      <w:rPr>
+        <w:rFonts w:ascii="Symbol" w:hAnsi="Symbol" w:hint="default"/>
+      </w:rPr>
+    </w:lvl>
+    <w:lvl w:ilvl="1" w:tplc="40090003" w:tentative="1">
+      <w:start w:val="1"/>
+      <w:numFmt w:val="bullet"/>
+      <w:lvlText w:val="o"/>
       <w:lvlJc w:val="left"/>
       <w:pPr>
         <w:ind w:left="1440" w:hanging="360"/>
       </w:pPr>
-    </w:lvl>
-    <w:lvl w:ilvl="2" w:tplc="4009001B" w:tentative="1">
-      <w:start w:val="1"/>
-      <w:numFmt w:val="lowerRoman"/>
-      <w:lvlText w:val="%3."/>
-      <w:lvlJc w:val="right"/>
-      <w:pPr>
-        <w:ind w:left="2160" w:hanging="180"/>
-      </w:pPr>
-    </w:lvl>
-    <w:lvl w:ilvl="3" w:tplc="4009000F" w:tentative="1">
-      <w:start w:val="1"/>
-      <w:numFmt w:val="decimal"/>
-      <w:lvlText w:val="%4."/>
+      <w:rPr>
+        <w:rFonts w:ascii="Courier New" w:hAnsi="Courier New" w:cs="Courier New" w:hint="default"/>
+      </w:rPr>
+    </w:lvl>
+    <w:lvl w:ilvl="2" w:tplc="40090005" w:tentative="1">
+      <w:start w:val="1"/>
+      <w:numFmt w:val="bullet"/>
+      <w:lvlText w:val=""/>
+      <w:lvlJc w:val="left"/>
+      <w:pPr>
+        <w:ind w:left="2160" w:hanging="360"/>
+      </w:pPr>
+      <w:rPr>
+        <w:rFonts w:ascii="Wingdings" w:hAnsi="Wingdings" w:hint="default"/>
+      </w:rPr>
+    </w:lvl>
+    <w:lvl w:ilvl="3" w:tplc="40090001" w:tentative="1">
+      <w:start w:val="1"/>
+      <w:numFmt w:val="bullet"/>
+      <w:lvlText w:val=""/>
       <w:lvlJc w:val="left"/>
       <w:pPr>
         <w:ind w:left="2880" w:hanging="360"/>
       </w:pPr>
-    </w:lvl>
-    <w:lvl w:ilvl="4" w:tplc="40090019" w:tentative="1">
-      <w:start w:val="1"/>
-      <w:numFmt w:val="lowerLetter"/>
-      <w:lvlText w:val="%5."/>
+      <w:rPr>
+        <w:rFonts w:ascii="Symbol" w:hAnsi="Symbol" w:hint="default"/>
+      </w:rPr>
+    </w:lvl>
+    <w:lvl w:ilvl="4" w:tplc="40090003" w:tentative="1">
+      <w:start w:val="1"/>
+      <w:numFmt w:val="bullet"/>
+      <w:lvlText w:val="o"/>
       <w:lvlJc w:val="left"/>
       <w:pPr>
         <w:ind w:left="3600" w:hanging="360"/>
       </w:pPr>
-    </w:lvl>
-    <w:lvl w:ilvl="5" w:tplc="4009001B" w:tentative="1">
-      <w:start w:val="1"/>
-      <w:numFmt w:val="lowerRoman"/>
-      <w:lvlText w:val="%6."/>
-      <w:lvlJc w:val="right"/>
-      <w:pPr>
-        <w:ind w:left="4320" w:hanging="180"/>
-      </w:pPr>
-    </w:lvl>
-    <w:lvl w:ilvl="6" w:tplc="4009000F" w:tentative="1">
-      <w:start w:val="1"/>
-      <w:numFmt w:val="decimal"/>
-      <w:lvlText w:val="%7."/>
+      <w:rPr>
+        <w:rFonts w:ascii="Courier New" w:hAnsi="Courier New" w:cs="Courier New" w:hint="default"/>
+      </w:rPr>
+    </w:lvl>
+    <w:lvl w:ilvl="5" w:tplc="40090005" w:tentative="1">
+      <w:start w:val="1"/>
+      <w:numFmt w:val="bullet"/>
+      <w:lvlText w:val=""/>
+      <w:lvlJc w:val="left"/>
+      <w:pPr>
+        <w:ind w:left="4320" w:hanging="360"/>
+      </w:pPr>
+      <w:rPr>
+        <w:rFonts w:ascii="Wingdings" w:hAnsi="Wingdings" w:hint="default"/>
+      </w:rPr>
+    </w:lvl>
+    <w:lvl w:ilvl="6" w:tplc="40090001" w:tentative="1">
+      <w:start w:val="1"/>
+      <w:numFmt w:val="bullet"/>
+      <w:lvlText w:val=""/>
       <w:lvlJc w:val="left"/>
       <w:pPr>
         <w:ind w:left="5040" w:hanging="360"/>
       </w:pPr>
-    </w:lvl>
-    <w:lvl w:ilvl="7" w:tplc="40090019" w:tentative="1">
-      <w:start w:val="1"/>
-      <w:numFmt w:val="lowerLetter"/>
-      <w:lvlText w:val="%8."/>
+      <w:rPr>
+        <w:rFonts w:ascii="Symbol" w:hAnsi="Symbol" w:hint="default"/>
+      </w:rPr>
+    </w:lvl>
+    <w:lvl w:ilvl="7" w:tplc="40090003" w:tentative="1">
+      <w:start w:val="1"/>
+      <w:numFmt w:val="bullet"/>
+      <w:lvlText w:val="o"/>
       <w:lvlJc w:val="left"/>
       <w:pPr>
         <w:ind w:left="5760" w:hanging="360"/>
       </w:pPr>
-    </w:lvl>
-    <w:lvl w:ilvl="8" w:tplc="4009001B" w:tentative="1">
-      <w:start w:val="1"/>
-      <w:numFmt w:val="lowerRoman"/>
-      <w:lvlText w:val="%9."/>
-      <w:lvlJc w:val="right"/>
-      <w:pPr>
-        <w:ind w:left="6480" w:hanging="180"/>
-      </w:pPr>
+      <w:rPr>
+        <w:rFonts w:ascii="Courier New" w:hAnsi="Courier New" w:cs="Courier New" w:hint="default"/>
+      </w:rPr>
+    </w:lvl>
+    <w:lvl w:ilvl="8" w:tplc="40090005" w:tentative="1">
+      <w:start w:val="1"/>
+      <w:numFmt w:val="bullet"/>
+      <w:lvlText w:val=""/>
+      <w:lvlJc w:val="left"/>
+      <w:pPr>
+        <w:ind w:left="6480" w:hanging="360"/>
+      </w:pPr>
+      <w:rPr>
+        <w:rFonts w:ascii="Wingdings" w:hAnsi="Wingdings" w:hint="default"/>
+      </w:rPr>
     </w:lvl>
   </w:abstractNum>
-  <w:abstractNum w:abstractNumId="13" w15:restartNumberingAfterBreak="0">
-    <w:nsid w:val="5E681721"/>
+  <w:abstractNum w:abstractNumId="15">
+    <w:nsid w:val="4BF42592"/>
     <w:multiLevelType w:val="hybridMultilevel"/>
-    <w:tmpl w:val="46C200CC"/>
+    <w:tmpl w:val="2E34CDA4"/>
     <w:lvl w:ilvl="0" w:tplc="40090001">
       <w:start w:val="1"/>
       <w:numFmt w:val="bullet"/>
@@ -2575,10 +5197,10 @@
       </w:rPr>
     </w:lvl>
   </w:abstractNum>
-  <w:abstractNum w:abstractNumId="14" w15:restartNumberingAfterBreak="0">
-    <w:nsid w:val="64205DE5"/>
+  <w:abstractNum w:abstractNumId="16">
+    <w:nsid w:val="4CC27BC7"/>
     <w:multiLevelType w:val="hybridMultilevel"/>
-    <w:tmpl w:val="EECA5632"/>
+    <w:tmpl w:val="CDD4FE82"/>
     <w:lvl w:ilvl="0" w:tplc="40090001">
       <w:start w:val="1"/>
       <w:numFmt w:val="bullet"/>
@@ -2688,10 +5310,10 @@
       </w:rPr>
     </w:lvl>
   </w:abstractNum>
-  <w:abstractNum w:abstractNumId="15" w15:restartNumberingAfterBreak="0">
-    <w:nsid w:val="68E308A8"/>
+  <w:abstractNum w:abstractNumId="17">
+    <w:nsid w:val="4CCB4E0A"/>
     <w:multiLevelType w:val="hybridMultilevel"/>
-    <w:tmpl w:val="8B14052A"/>
+    <w:tmpl w:val="47ACFAD8"/>
     <w:lvl w:ilvl="0" w:tplc="40090001">
       <w:start w:val="1"/>
       <w:numFmt w:val="bullet"/>
@@ -2801,10 +5423,10 @@
       </w:rPr>
     </w:lvl>
   </w:abstractNum>
-  <w:abstractNum w:abstractNumId="16" w15:restartNumberingAfterBreak="0">
-    <w:nsid w:val="727D7450"/>
+  <w:abstractNum w:abstractNumId="18">
+    <w:nsid w:val="4E9C756C"/>
     <w:multiLevelType w:val="hybridMultilevel"/>
-    <w:tmpl w:val="06761DCE"/>
+    <w:tmpl w:val="181AECB0"/>
     <w:lvl w:ilvl="0" w:tplc="40090001">
       <w:start w:val="1"/>
       <w:numFmt w:val="bullet"/>
@@ -2914,503 +5536,1853 @@
       </w:rPr>
     </w:lvl>
   </w:abstractNum>
-  <w:num w:numId="1" w16cid:durableId="1273854285">
+  <w:abstractNum w:abstractNumId="19">
+    <w:nsid w:val="4EF60A45"/>
+    <w:multiLevelType w:val="hybridMultilevel"/>
+    <w:tmpl w:val="64489288"/>
+    <w:lvl w:ilvl="0" w:tplc="40090001">
+      <w:start w:val="1"/>
+      <w:numFmt w:val="bullet"/>
+      <w:lvlText w:val=""/>
+      <w:lvlJc w:val="left"/>
+      <w:pPr>
+        <w:ind w:left="720" w:hanging="360"/>
+      </w:pPr>
+      <w:rPr>
+        <w:rFonts w:ascii="Symbol" w:hAnsi="Symbol" w:hint="default"/>
+      </w:rPr>
+    </w:lvl>
+    <w:lvl w:ilvl="1" w:tplc="40090003" w:tentative="1">
+      <w:start w:val="1"/>
+      <w:numFmt w:val="bullet"/>
+      <w:lvlText w:val="o"/>
+      <w:lvlJc w:val="left"/>
+      <w:pPr>
+        <w:ind w:left="1440" w:hanging="360"/>
+      </w:pPr>
+      <w:rPr>
+        <w:rFonts w:ascii="Courier New" w:hAnsi="Courier New" w:cs="Courier New" w:hint="default"/>
+      </w:rPr>
+    </w:lvl>
+    <w:lvl w:ilvl="2" w:tplc="40090005" w:tentative="1">
+      <w:start w:val="1"/>
+      <w:numFmt w:val="bullet"/>
+      <w:lvlText w:val=""/>
+      <w:lvlJc w:val="left"/>
+      <w:pPr>
+        <w:ind w:left="2160" w:hanging="360"/>
+      </w:pPr>
+      <w:rPr>
+        <w:rFonts w:ascii="Wingdings" w:hAnsi="Wingdings" w:hint="default"/>
+      </w:rPr>
+    </w:lvl>
+    <w:lvl w:ilvl="3" w:tplc="40090001" w:tentative="1">
+      <w:start w:val="1"/>
+      <w:numFmt w:val="bullet"/>
+      <w:lvlText w:val=""/>
+      <w:lvlJc w:val="left"/>
+      <w:pPr>
+        <w:ind w:left="2880" w:hanging="360"/>
+      </w:pPr>
+      <w:rPr>
+        <w:rFonts w:ascii="Symbol" w:hAnsi="Symbol" w:hint="default"/>
+      </w:rPr>
+    </w:lvl>
+    <w:lvl w:ilvl="4" w:tplc="40090003" w:tentative="1">
+      <w:start w:val="1"/>
+      <w:numFmt w:val="bullet"/>
+      <w:lvlText w:val="o"/>
+      <w:lvlJc w:val="left"/>
+      <w:pPr>
+        <w:ind w:left="3600" w:hanging="360"/>
+      </w:pPr>
+      <w:rPr>
+        <w:rFonts w:ascii="Courier New" w:hAnsi="Courier New" w:cs="Courier New" w:hint="default"/>
+      </w:rPr>
+    </w:lvl>
+    <w:lvl w:ilvl="5" w:tplc="40090005" w:tentative="1">
+      <w:start w:val="1"/>
+      <w:numFmt w:val="bullet"/>
+      <w:lvlText w:val=""/>
+      <w:lvlJc w:val="left"/>
+      <w:pPr>
+        <w:ind w:left="4320" w:hanging="360"/>
+      </w:pPr>
+      <w:rPr>
+        <w:rFonts w:ascii="Wingdings" w:hAnsi="Wingdings" w:hint="default"/>
+      </w:rPr>
+    </w:lvl>
+    <w:lvl w:ilvl="6" w:tplc="40090001" w:tentative="1">
+      <w:start w:val="1"/>
+      <w:numFmt w:val="bullet"/>
+      <w:lvlText w:val=""/>
+      <w:lvlJc w:val="left"/>
+      <w:pPr>
+        <w:ind w:left="5040" w:hanging="360"/>
+      </w:pPr>
+      <w:rPr>
+        <w:rFonts w:ascii="Symbol" w:hAnsi="Symbol" w:hint="default"/>
+      </w:rPr>
+    </w:lvl>
+    <w:lvl w:ilvl="7" w:tplc="40090003" w:tentative="1">
+      <w:start w:val="1"/>
+      <w:numFmt w:val="bullet"/>
+      <w:lvlText w:val="o"/>
+      <w:lvlJc w:val="left"/>
+      <w:pPr>
+        <w:ind w:left="5760" w:hanging="360"/>
+      </w:pPr>
+      <w:rPr>
+        <w:rFonts w:ascii="Courier New" w:hAnsi="Courier New" w:cs="Courier New" w:hint="default"/>
+      </w:rPr>
+    </w:lvl>
+    <w:lvl w:ilvl="8" w:tplc="40090005" w:tentative="1">
+      <w:start w:val="1"/>
+      <w:numFmt w:val="bullet"/>
+      <w:lvlText w:val=""/>
+      <w:lvlJc w:val="left"/>
+      <w:pPr>
+        <w:ind w:left="6480" w:hanging="360"/>
+      </w:pPr>
+      <w:rPr>
+        <w:rFonts w:ascii="Wingdings" w:hAnsi="Wingdings" w:hint="default"/>
+      </w:rPr>
+    </w:lvl>
+  </w:abstractNum>
+  <w:abstractNum w:abstractNumId="20">
+    <w:nsid w:val="524C6D8F"/>
+    <w:multiLevelType w:val="hybridMultilevel"/>
+    <w:tmpl w:val="A7726982"/>
+    <w:lvl w:ilvl="0" w:tplc="40090001">
+      <w:start w:val="1"/>
+      <w:numFmt w:val="bullet"/>
+      <w:lvlText w:val=""/>
+      <w:lvlJc w:val="left"/>
+      <w:pPr>
+        <w:ind w:left="720" w:hanging="360"/>
+      </w:pPr>
+      <w:rPr>
+        <w:rFonts w:ascii="Symbol" w:hAnsi="Symbol" w:hint="default"/>
+      </w:rPr>
+    </w:lvl>
+    <w:lvl w:ilvl="1" w:tplc="40090003" w:tentative="1">
+      <w:start w:val="1"/>
+      <w:numFmt w:val="bullet"/>
+      <w:lvlText w:val="o"/>
+      <w:lvlJc w:val="left"/>
+      <w:pPr>
+        <w:ind w:left="1440" w:hanging="360"/>
+      </w:pPr>
+      <w:rPr>
+        <w:rFonts w:ascii="Courier New" w:hAnsi="Courier New" w:cs="Courier New" w:hint="default"/>
+      </w:rPr>
+    </w:lvl>
+    <w:lvl w:ilvl="2" w:tplc="40090005" w:tentative="1">
+      <w:start w:val="1"/>
+      <w:numFmt w:val="bullet"/>
+      <w:lvlText w:val=""/>
+      <w:lvlJc w:val="left"/>
+      <w:pPr>
+        <w:ind w:left="2160" w:hanging="360"/>
+      </w:pPr>
+      <w:rPr>
+        <w:rFonts w:ascii="Wingdings" w:hAnsi="Wingdings" w:hint="default"/>
+      </w:rPr>
+    </w:lvl>
+    <w:lvl w:ilvl="3" w:tplc="40090001" w:tentative="1">
+      <w:start w:val="1"/>
+      <w:numFmt w:val="bullet"/>
+      <w:lvlText w:val=""/>
+      <w:lvlJc w:val="left"/>
+      <w:pPr>
+        <w:ind w:left="2880" w:hanging="360"/>
+      </w:pPr>
+      <w:rPr>
+        <w:rFonts w:ascii="Symbol" w:hAnsi="Symbol" w:hint="default"/>
+      </w:rPr>
+    </w:lvl>
+    <w:lvl w:ilvl="4" w:tplc="40090003" w:tentative="1">
+      <w:start w:val="1"/>
+      <w:numFmt w:val="bullet"/>
+      <w:lvlText w:val="o"/>
+      <w:lvlJc w:val="left"/>
+      <w:pPr>
+        <w:ind w:left="3600" w:hanging="360"/>
+      </w:pPr>
+      <w:rPr>
+        <w:rFonts w:ascii="Courier New" w:hAnsi="Courier New" w:cs="Courier New" w:hint="default"/>
+      </w:rPr>
+    </w:lvl>
+    <w:lvl w:ilvl="5" w:tplc="40090005" w:tentative="1">
+      <w:start w:val="1"/>
+      <w:numFmt w:val="bullet"/>
+      <w:lvlText w:val=""/>
+      <w:lvlJc w:val="left"/>
+      <w:pPr>
+        <w:ind w:left="4320" w:hanging="360"/>
+      </w:pPr>
+      <w:rPr>
+        <w:rFonts w:ascii="Wingdings" w:hAnsi="Wingdings" w:hint="default"/>
+      </w:rPr>
+    </w:lvl>
+    <w:lvl w:ilvl="6" w:tplc="40090001" w:tentative="1">
+      <w:start w:val="1"/>
+      <w:numFmt w:val="bullet"/>
+      <w:lvlText w:val=""/>
+      <w:lvlJc w:val="left"/>
+      <w:pPr>
+        <w:ind w:left="5040" w:hanging="360"/>
+      </w:pPr>
+      <w:rPr>
+        <w:rFonts w:ascii="Symbol" w:hAnsi="Symbol" w:hint="default"/>
+      </w:rPr>
+    </w:lvl>
+    <w:lvl w:ilvl="7" w:tplc="40090003" w:tentative="1">
+      <w:start w:val="1"/>
+      <w:numFmt w:val="bullet"/>
+      <w:lvlText w:val="o"/>
+      <w:lvlJc w:val="left"/>
+      <w:pPr>
+        <w:ind w:left="5760" w:hanging="360"/>
+      </w:pPr>
+      <w:rPr>
+        <w:rFonts w:ascii="Courier New" w:hAnsi="Courier New" w:cs="Courier New" w:hint="default"/>
+      </w:rPr>
+    </w:lvl>
+    <w:lvl w:ilvl="8" w:tplc="40090005" w:tentative="1">
+      <w:start w:val="1"/>
+      <w:numFmt w:val="bullet"/>
+      <w:lvlText w:val=""/>
+      <w:lvlJc w:val="left"/>
+      <w:pPr>
+        <w:ind w:left="6480" w:hanging="360"/>
+      </w:pPr>
+      <w:rPr>
+        <w:rFonts w:ascii="Wingdings" w:hAnsi="Wingdings" w:hint="default"/>
+      </w:rPr>
+    </w:lvl>
+  </w:abstractNum>
+  <w:abstractNum w:abstractNumId="21">
+    <w:nsid w:val="560833C7"/>
+    <w:multiLevelType w:val="hybridMultilevel"/>
+    <w:tmpl w:val="1D0CB2DE"/>
+    <w:lvl w:ilvl="0" w:tplc="40090001">
+      <w:start w:val="1"/>
+      <w:numFmt w:val="bullet"/>
+      <w:lvlText w:val=""/>
+      <w:lvlJc w:val="left"/>
+      <w:pPr>
+        <w:ind w:left="720" w:hanging="360"/>
+      </w:pPr>
+      <w:rPr>
+        <w:rFonts w:ascii="Symbol" w:hAnsi="Symbol" w:hint="default"/>
+      </w:rPr>
+    </w:lvl>
+    <w:lvl w:ilvl="1" w:tplc="40090003" w:tentative="1">
+      <w:start w:val="1"/>
+      <w:numFmt w:val="bullet"/>
+      <w:lvlText w:val="o"/>
+      <w:lvlJc w:val="left"/>
+      <w:pPr>
+        <w:ind w:left="1440" w:hanging="360"/>
+      </w:pPr>
+      <w:rPr>
+        <w:rFonts w:ascii="Courier New" w:hAnsi="Courier New" w:cs="Courier New" w:hint="default"/>
+      </w:rPr>
+    </w:lvl>
+    <w:lvl w:ilvl="2" w:tplc="40090005" w:tentative="1">
+      <w:start w:val="1"/>
+      <w:numFmt w:val="bullet"/>
+      <w:lvlText w:val=""/>
+      <w:lvlJc w:val="left"/>
+      <w:pPr>
+        <w:ind w:left="2160" w:hanging="360"/>
+      </w:pPr>
+      <w:rPr>
+        <w:rFonts w:ascii="Wingdings" w:hAnsi="Wingdings" w:hint="default"/>
+      </w:rPr>
+    </w:lvl>
+    <w:lvl w:ilvl="3" w:tplc="40090001" w:tentative="1">
+      <w:start w:val="1"/>
+      <w:numFmt w:val="bullet"/>
+      <w:lvlText w:val=""/>
+      <w:lvlJc w:val="left"/>
+      <w:pPr>
+        <w:ind w:left="2880" w:hanging="360"/>
+      </w:pPr>
+      <w:rPr>
+        <w:rFonts w:ascii="Symbol" w:hAnsi="Symbol" w:hint="default"/>
+      </w:rPr>
+    </w:lvl>
+    <w:lvl w:ilvl="4" w:tplc="40090003" w:tentative="1">
+      <w:start w:val="1"/>
+      <w:numFmt w:val="bullet"/>
+      <w:lvlText w:val="o"/>
+      <w:lvlJc w:val="left"/>
+      <w:pPr>
+        <w:ind w:left="3600" w:hanging="360"/>
+      </w:pPr>
+      <w:rPr>
+        <w:rFonts w:ascii="Courier New" w:hAnsi="Courier New" w:cs="Courier New" w:hint="default"/>
+      </w:rPr>
+    </w:lvl>
+    <w:lvl w:ilvl="5" w:tplc="40090005" w:tentative="1">
+      <w:start w:val="1"/>
+      <w:numFmt w:val="bullet"/>
+      <w:lvlText w:val=""/>
+      <w:lvlJc w:val="left"/>
+      <w:pPr>
+        <w:ind w:left="4320" w:hanging="360"/>
+      </w:pPr>
+      <w:rPr>
+        <w:rFonts w:ascii="Wingdings" w:hAnsi="Wingdings" w:hint="default"/>
+      </w:rPr>
+    </w:lvl>
+    <w:lvl w:ilvl="6" w:tplc="40090001" w:tentative="1">
+      <w:start w:val="1"/>
+      <w:numFmt w:val="bullet"/>
+      <w:lvlText w:val=""/>
+      <w:lvlJc w:val="left"/>
+      <w:pPr>
+        <w:ind w:left="5040" w:hanging="360"/>
+      </w:pPr>
+      <w:rPr>
+        <w:rFonts w:ascii="Symbol" w:hAnsi="Symbol" w:hint="default"/>
+      </w:rPr>
+    </w:lvl>
+    <w:lvl w:ilvl="7" w:tplc="40090003" w:tentative="1">
+      <w:start w:val="1"/>
+      <w:numFmt w:val="bullet"/>
+      <w:lvlText w:val="o"/>
+      <w:lvlJc w:val="left"/>
+      <w:pPr>
+        <w:ind w:left="5760" w:hanging="360"/>
+      </w:pPr>
+      <w:rPr>
+        <w:rFonts w:ascii="Courier New" w:hAnsi="Courier New" w:cs="Courier New" w:hint="default"/>
+      </w:rPr>
+    </w:lvl>
+    <w:lvl w:ilvl="8" w:tplc="40090005" w:tentative="1">
+      <w:start w:val="1"/>
+      <w:numFmt w:val="bullet"/>
+      <w:lvlText w:val=""/>
+      <w:lvlJc w:val="left"/>
+      <w:pPr>
+        <w:ind w:left="6480" w:hanging="360"/>
+      </w:pPr>
+      <w:rPr>
+        <w:rFonts w:ascii="Wingdings" w:hAnsi="Wingdings" w:hint="default"/>
+      </w:rPr>
+    </w:lvl>
+  </w:abstractNum>
+  <w:abstractNum w:abstractNumId="22">
+    <w:nsid w:val="5A332110"/>
+    <w:multiLevelType w:val="hybridMultilevel"/>
+    <w:tmpl w:val="28967466"/>
+    <w:lvl w:ilvl="0" w:tplc="40090001">
+      <w:start w:val="1"/>
+      <w:numFmt w:val="bullet"/>
+      <w:lvlText w:val=""/>
+      <w:lvlJc w:val="left"/>
+      <w:pPr>
+        <w:ind w:left="720" w:hanging="360"/>
+      </w:pPr>
+      <w:rPr>
+        <w:rFonts w:ascii="Symbol" w:hAnsi="Symbol" w:hint="default"/>
+      </w:rPr>
+    </w:lvl>
+    <w:lvl w:ilvl="1" w:tplc="40090003" w:tentative="1">
+      <w:start w:val="1"/>
+      <w:numFmt w:val="bullet"/>
+      <w:lvlText w:val="o"/>
+      <w:lvlJc w:val="left"/>
+      <w:pPr>
+        <w:ind w:left="1440" w:hanging="360"/>
+      </w:pPr>
+      <w:rPr>
+        <w:rFonts w:ascii="Courier New" w:hAnsi="Courier New" w:cs="Courier New" w:hint="default"/>
+      </w:rPr>
+    </w:lvl>
+    <w:lvl w:ilvl="2" w:tplc="40090005" w:tentative="1">
+      <w:start w:val="1"/>
+      <w:numFmt w:val="bullet"/>
+      <w:lvlText w:val=""/>
+      <w:lvlJc w:val="left"/>
+      <w:pPr>
+        <w:ind w:left="2160" w:hanging="360"/>
+      </w:pPr>
+      <w:rPr>
+        <w:rFonts w:ascii="Wingdings" w:hAnsi="Wingdings" w:hint="default"/>
+      </w:rPr>
+    </w:lvl>
+    <w:lvl w:ilvl="3" w:tplc="40090001" w:tentative="1">
+      <w:start w:val="1"/>
+      <w:numFmt w:val="bullet"/>
+      <w:lvlText w:val=""/>
+      <w:lvlJc w:val="left"/>
+      <w:pPr>
+        <w:ind w:left="2880" w:hanging="360"/>
+      </w:pPr>
+      <w:rPr>
+        <w:rFonts w:ascii="Symbol" w:hAnsi="Symbol" w:hint="default"/>
+      </w:rPr>
+    </w:lvl>
+    <w:lvl w:ilvl="4" w:tplc="40090003" w:tentative="1">
+      <w:start w:val="1"/>
+      <w:numFmt w:val="bullet"/>
+      <w:lvlText w:val="o"/>
+      <w:lvlJc w:val="left"/>
+      <w:pPr>
+        <w:ind w:left="3600" w:hanging="360"/>
+      </w:pPr>
+      <w:rPr>
+        <w:rFonts w:ascii="Courier New" w:hAnsi="Courier New" w:cs="Courier New" w:hint="default"/>
+      </w:rPr>
+    </w:lvl>
+    <w:lvl w:ilvl="5" w:tplc="40090005" w:tentative="1">
+      <w:start w:val="1"/>
+      <w:numFmt w:val="bullet"/>
+      <w:lvlText w:val=""/>
+      <w:lvlJc w:val="left"/>
+      <w:pPr>
+        <w:ind w:left="4320" w:hanging="360"/>
+      </w:pPr>
+      <w:rPr>
+        <w:rFonts w:ascii="Wingdings" w:hAnsi="Wingdings" w:hint="default"/>
+      </w:rPr>
+    </w:lvl>
+    <w:lvl w:ilvl="6" w:tplc="40090001" w:tentative="1">
+      <w:start w:val="1"/>
+      <w:numFmt w:val="bullet"/>
+      <w:lvlText w:val=""/>
+      <w:lvlJc w:val="left"/>
+      <w:pPr>
+        <w:ind w:left="5040" w:hanging="360"/>
+      </w:pPr>
+      <w:rPr>
+        <w:rFonts w:ascii="Symbol" w:hAnsi="Symbol" w:hint="default"/>
+      </w:rPr>
+    </w:lvl>
+    <w:lvl w:ilvl="7" w:tplc="40090003" w:tentative="1">
+      <w:start w:val="1"/>
+      <w:numFmt w:val="bullet"/>
+      <w:lvlText w:val="o"/>
+      <w:lvlJc w:val="left"/>
+      <w:pPr>
+        <w:ind w:left="5760" w:hanging="360"/>
+      </w:pPr>
+      <w:rPr>
+        <w:rFonts w:ascii="Courier New" w:hAnsi="Courier New" w:cs="Courier New" w:hint="default"/>
+      </w:rPr>
+    </w:lvl>
+    <w:lvl w:ilvl="8" w:tplc="40090005" w:tentative="1">
+      <w:start w:val="1"/>
+      <w:numFmt w:val="bullet"/>
+      <w:lvlText w:val=""/>
+      <w:lvlJc w:val="left"/>
+      <w:pPr>
+        <w:ind w:left="6480" w:hanging="360"/>
+      </w:pPr>
+      <w:rPr>
+        <w:rFonts w:ascii="Wingdings" w:hAnsi="Wingdings" w:hint="default"/>
+      </w:rPr>
+    </w:lvl>
+  </w:abstractNum>
+  <w:abstractNum w:abstractNumId="23">
+    <w:nsid w:val="620A5B51"/>
+    <w:multiLevelType w:val="hybridMultilevel"/>
+    <w:tmpl w:val="D9B8DFB2"/>
+    <w:lvl w:ilvl="0" w:tplc="40090001">
+      <w:start w:val="1"/>
+      <w:numFmt w:val="bullet"/>
+      <w:lvlText w:val=""/>
+      <w:lvlJc w:val="left"/>
+      <w:pPr>
+        <w:ind w:left="720" w:hanging="360"/>
+      </w:pPr>
+      <w:rPr>
+        <w:rFonts w:ascii="Symbol" w:hAnsi="Symbol" w:hint="default"/>
+      </w:rPr>
+    </w:lvl>
+    <w:lvl w:ilvl="1" w:tplc="40090003" w:tentative="1">
+      <w:start w:val="1"/>
+      <w:numFmt w:val="bullet"/>
+      <w:lvlText w:val="o"/>
+      <w:lvlJc w:val="left"/>
+      <w:pPr>
+        <w:ind w:left="1440" w:hanging="360"/>
+      </w:pPr>
+      <w:rPr>
+        <w:rFonts w:ascii="Courier New" w:hAnsi="Courier New" w:cs="Courier New" w:hint="default"/>
+      </w:rPr>
+    </w:lvl>
+    <w:lvl w:ilvl="2" w:tplc="40090005" w:tentative="1">
+      <w:start w:val="1"/>
+      <w:numFmt w:val="bullet"/>
+      <w:lvlText w:val=""/>
+      <w:lvlJc w:val="left"/>
+      <w:pPr>
+        <w:ind w:left="2160" w:hanging="360"/>
+      </w:pPr>
+      <w:rPr>
+        <w:rFonts w:ascii="Wingdings" w:hAnsi="Wingdings" w:hint="default"/>
+      </w:rPr>
+    </w:lvl>
+    <w:lvl w:ilvl="3" w:tplc="40090001" w:tentative="1">
+      <w:start w:val="1"/>
+      <w:numFmt w:val="bullet"/>
+      <w:lvlText w:val=""/>
+      <w:lvlJc w:val="left"/>
+      <w:pPr>
+        <w:ind w:left="2880" w:hanging="360"/>
+      </w:pPr>
+      <w:rPr>
+        <w:rFonts w:ascii="Symbol" w:hAnsi="Symbol" w:hint="default"/>
+      </w:rPr>
+    </w:lvl>
+    <w:lvl w:ilvl="4" w:tplc="40090003" w:tentative="1">
+      <w:start w:val="1"/>
+      <w:numFmt w:val="bullet"/>
+      <w:lvlText w:val="o"/>
+      <w:lvlJc w:val="left"/>
+      <w:pPr>
+        <w:ind w:left="3600" w:hanging="360"/>
+      </w:pPr>
+      <w:rPr>
+        <w:rFonts w:ascii="Courier New" w:hAnsi="Courier New" w:cs="Courier New" w:hint="default"/>
+      </w:rPr>
+    </w:lvl>
+    <w:lvl w:ilvl="5" w:tplc="40090005" w:tentative="1">
+      <w:start w:val="1"/>
+      <w:numFmt w:val="bullet"/>
+      <w:lvlText w:val=""/>
+      <w:lvlJc w:val="left"/>
+      <w:pPr>
+        <w:ind w:left="4320" w:hanging="360"/>
+      </w:pPr>
+      <w:rPr>
+        <w:rFonts w:ascii="Wingdings" w:hAnsi="Wingdings" w:hint="default"/>
+      </w:rPr>
+    </w:lvl>
+    <w:lvl w:ilvl="6" w:tplc="40090001" w:tentative="1">
+      <w:start w:val="1"/>
+      <w:numFmt w:val="bullet"/>
+      <w:lvlText w:val=""/>
+      <w:lvlJc w:val="left"/>
+      <w:pPr>
+        <w:ind w:left="5040" w:hanging="360"/>
+      </w:pPr>
+      <w:rPr>
+        <w:rFonts w:ascii="Symbol" w:hAnsi="Symbol" w:hint="default"/>
+      </w:rPr>
+    </w:lvl>
+    <w:lvl w:ilvl="7" w:tplc="40090003" w:tentative="1">
+      <w:start w:val="1"/>
+      <w:numFmt w:val="bullet"/>
+      <w:lvlText w:val="o"/>
+      <w:lvlJc w:val="left"/>
+      <w:pPr>
+        <w:ind w:left="5760" w:hanging="360"/>
+      </w:pPr>
+      <w:rPr>
+        <w:rFonts w:ascii="Courier New" w:hAnsi="Courier New" w:cs="Courier New" w:hint="default"/>
+      </w:rPr>
+    </w:lvl>
+    <w:lvl w:ilvl="8" w:tplc="40090005" w:tentative="1">
+      <w:start w:val="1"/>
+      <w:numFmt w:val="bullet"/>
+      <w:lvlText w:val=""/>
+      <w:lvlJc w:val="left"/>
+      <w:pPr>
+        <w:ind w:left="6480" w:hanging="360"/>
+      </w:pPr>
+      <w:rPr>
+        <w:rFonts w:ascii="Wingdings" w:hAnsi="Wingdings" w:hint="default"/>
+      </w:rPr>
+    </w:lvl>
+  </w:abstractNum>
+  <w:abstractNum w:abstractNumId="24">
+    <w:nsid w:val="685E1FEA"/>
+    <w:multiLevelType w:val="hybridMultilevel"/>
+    <w:tmpl w:val="0C465180"/>
+    <w:lvl w:ilvl="0" w:tplc="40090001">
+      <w:start w:val="1"/>
+      <w:numFmt w:val="bullet"/>
+      <w:lvlText w:val=""/>
+      <w:lvlJc w:val="left"/>
+      <w:pPr>
+        <w:ind w:left="720" w:hanging="360"/>
+      </w:pPr>
+      <w:rPr>
+        <w:rFonts w:ascii="Symbol" w:hAnsi="Symbol" w:hint="default"/>
+      </w:rPr>
+    </w:lvl>
+    <w:lvl w:ilvl="1" w:tplc="40090003" w:tentative="1">
+      <w:start w:val="1"/>
+      <w:numFmt w:val="bullet"/>
+      <w:lvlText w:val="o"/>
+      <w:lvlJc w:val="left"/>
+      <w:pPr>
+        <w:ind w:left="1440" w:hanging="360"/>
+      </w:pPr>
+      <w:rPr>
+        <w:rFonts w:ascii="Courier New" w:hAnsi="Courier New" w:cs="Courier New" w:hint="default"/>
+      </w:rPr>
+    </w:lvl>
+    <w:lvl w:ilvl="2" w:tplc="40090005" w:tentative="1">
+      <w:start w:val="1"/>
+      <w:numFmt w:val="bullet"/>
+      <w:lvlText w:val=""/>
+      <w:lvlJc w:val="left"/>
+      <w:pPr>
+        <w:ind w:left="2160" w:hanging="360"/>
+      </w:pPr>
+      <w:rPr>
+        <w:rFonts w:ascii="Wingdings" w:hAnsi="Wingdings" w:hint="default"/>
+      </w:rPr>
+    </w:lvl>
+    <w:lvl w:ilvl="3" w:tplc="40090001" w:tentative="1">
+      <w:start w:val="1"/>
+      <w:numFmt w:val="bullet"/>
+      <w:lvlText w:val=""/>
+      <w:lvlJc w:val="left"/>
+      <w:pPr>
+        <w:ind w:left="2880" w:hanging="360"/>
+      </w:pPr>
+      <w:rPr>
+        <w:rFonts w:ascii="Symbol" w:hAnsi="Symbol" w:hint="default"/>
+      </w:rPr>
+    </w:lvl>
+    <w:lvl w:ilvl="4" w:tplc="40090003" w:tentative="1">
+      <w:start w:val="1"/>
+      <w:numFmt w:val="bullet"/>
+      <w:lvlText w:val="o"/>
+      <w:lvlJc w:val="left"/>
+      <w:pPr>
+        <w:ind w:left="3600" w:hanging="360"/>
+      </w:pPr>
+      <w:rPr>
+        <w:rFonts w:ascii="Courier New" w:hAnsi="Courier New" w:cs="Courier New" w:hint="default"/>
+      </w:rPr>
+    </w:lvl>
+    <w:lvl w:ilvl="5" w:tplc="40090005" w:tentative="1">
+      <w:start w:val="1"/>
+      <w:numFmt w:val="bullet"/>
+      <w:lvlText w:val=""/>
+      <w:lvlJc w:val="left"/>
+      <w:pPr>
+        <w:ind w:left="4320" w:hanging="360"/>
+      </w:pPr>
+      <w:rPr>
+        <w:rFonts w:ascii="Wingdings" w:hAnsi="Wingdings" w:hint="default"/>
+      </w:rPr>
+    </w:lvl>
+    <w:lvl w:ilvl="6" w:tplc="40090001" w:tentative="1">
+      <w:start w:val="1"/>
+      <w:numFmt w:val="bullet"/>
+      <w:lvlText w:val=""/>
+      <w:lvlJc w:val="left"/>
+      <w:pPr>
+        <w:ind w:left="5040" w:hanging="360"/>
+      </w:pPr>
+      <w:rPr>
+        <w:rFonts w:ascii="Symbol" w:hAnsi="Symbol" w:hint="default"/>
+      </w:rPr>
+    </w:lvl>
+    <w:lvl w:ilvl="7" w:tplc="40090003" w:tentative="1">
+      <w:start w:val="1"/>
+      <w:numFmt w:val="bullet"/>
+      <w:lvlText w:val="o"/>
+      <w:lvlJc w:val="left"/>
+      <w:pPr>
+        <w:ind w:left="5760" w:hanging="360"/>
+      </w:pPr>
+      <w:rPr>
+        <w:rFonts w:ascii="Courier New" w:hAnsi="Courier New" w:cs="Courier New" w:hint="default"/>
+      </w:rPr>
+    </w:lvl>
+    <w:lvl w:ilvl="8" w:tplc="40090005" w:tentative="1">
+      <w:start w:val="1"/>
+      <w:numFmt w:val="bullet"/>
+      <w:lvlText w:val=""/>
+      <w:lvlJc w:val="left"/>
+      <w:pPr>
+        <w:ind w:left="6480" w:hanging="360"/>
+      </w:pPr>
+      <w:rPr>
+        <w:rFonts w:ascii="Wingdings" w:hAnsi="Wingdings" w:hint="default"/>
+      </w:rPr>
+    </w:lvl>
+  </w:abstractNum>
+  <w:abstractNum w:abstractNumId="25">
+    <w:nsid w:val="688F77F6"/>
+    <w:multiLevelType w:val="hybridMultilevel"/>
+    <w:tmpl w:val="C9BE2BD8"/>
+    <w:lvl w:ilvl="0" w:tplc="40090001">
+      <w:start w:val="1"/>
+      <w:numFmt w:val="bullet"/>
+      <w:lvlText w:val=""/>
+      <w:lvlJc w:val="left"/>
+      <w:pPr>
+        <w:ind w:left="720" w:hanging="360"/>
+      </w:pPr>
+      <w:rPr>
+        <w:rFonts w:ascii="Symbol" w:hAnsi="Symbol" w:hint="default"/>
+      </w:rPr>
+    </w:lvl>
+    <w:lvl w:ilvl="1" w:tplc="40090003" w:tentative="1">
+      <w:start w:val="1"/>
+      <w:numFmt w:val="bullet"/>
+      <w:lvlText w:val="o"/>
+      <w:lvlJc w:val="left"/>
+      <w:pPr>
+        <w:ind w:left="1440" w:hanging="360"/>
+      </w:pPr>
+      <w:rPr>
+        <w:rFonts w:ascii="Courier New" w:hAnsi="Courier New" w:cs="Courier New" w:hint="default"/>
+      </w:rPr>
+    </w:lvl>
+    <w:lvl w:ilvl="2" w:tplc="40090005" w:tentative="1">
+      <w:start w:val="1"/>
+      <w:numFmt w:val="bullet"/>
+      <w:lvlText w:val=""/>
+      <w:lvlJc w:val="left"/>
+      <w:pPr>
+        <w:ind w:left="2160" w:hanging="360"/>
+      </w:pPr>
+      <w:rPr>
+        <w:rFonts w:ascii="Wingdings" w:hAnsi="Wingdings" w:hint="default"/>
+      </w:rPr>
+    </w:lvl>
+    <w:lvl w:ilvl="3" w:tplc="40090001" w:tentative="1">
+      <w:start w:val="1"/>
+      <w:numFmt w:val="bullet"/>
+      <w:lvlText w:val=""/>
+      <w:lvlJc w:val="left"/>
+      <w:pPr>
+        <w:ind w:left="2880" w:hanging="360"/>
+      </w:pPr>
+      <w:rPr>
+        <w:rFonts w:ascii="Symbol" w:hAnsi="Symbol" w:hint="default"/>
+      </w:rPr>
+    </w:lvl>
+    <w:lvl w:ilvl="4" w:tplc="40090003" w:tentative="1">
+      <w:start w:val="1"/>
+      <w:numFmt w:val="bullet"/>
+      <w:lvlText w:val="o"/>
+      <w:lvlJc w:val="left"/>
+      <w:pPr>
+        <w:ind w:left="3600" w:hanging="360"/>
+      </w:pPr>
+      <w:rPr>
+        <w:rFonts w:ascii="Courier New" w:hAnsi="Courier New" w:cs="Courier New" w:hint="default"/>
+      </w:rPr>
+    </w:lvl>
+    <w:lvl w:ilvl="5" w:tplc="40090005" w:tentative="1">
+      <w:start w:val="1"/>
+      <w:numFmt w:val="bullet"/>
+      <w:lvlText w:val=""/>
+      <w:lvlJc w:val="left"/>
+      <w:pPr>
+        <w:ind w:left="4320" w:hanging="360"/>
+      </w:pPr>
+      <w:rPr>
+        <w:rFonts w:ascii="Wingdings" w:hAnsi="Wingdings" w:hint="default"/>
+      </w:rPr>
+    </w:lvl>
+    <w:lvl w:ilvl="6" w:tplc="40090001" w:tentative="1">
+      <w:start w:val="1"/>
+      <w:numFmt w:val="bullet"/>
+      <w:lvlText w:val=""/>
+      <w:lvlJc w:val="left"/>
+      <w:pPr>
+        <w:ind w:left="5040" w:hanging="360"/>
+      </w:pPr>
+      <w:rPr>
+        <w:rFonts w:ascii="Symbol" w:hAnsi="Symbol" w:hint="default"/>
+      </w:rPr>
+    </w:lvl>
+    <w:lvl w:ilvl="7" w:tplc="40090003" w:tentative="1">
+      <w:start w:val="1"/>
+      <w:numFmt w:val="bullet"/>
+      <w:lvlText w:val="o"/>
+      <w:lvlJc w:val="left"/>
+      <w:pPr>
+        <w:ind w:left="5760" w:hanging="360"/>
+      </w:pPr>
+      <w:rPr>
+        <w:rFonts w:ascii="Courier New" w:hAnsi="Courier New" w:cs="Courier New" w:hint="default"/>
+      </w:rPr>
+    </w:lvl>
+    <w:lvl w:ilvl="8" w:tplc="40090005" w:tentative="1">
+      <w:start w:val="1"/>
+      <w:numFmt w:val="bullet"/>
+      <w:lvlText w:val=""/>
+      <w:lvlJc w:val="left"/>
+      <w:pPr>
+        <w:ind w:left="6480" w:hanging="360"/>
+      </w:pPr>
+      <w:rPr>
+        <w:rFonts w:ascii="Wingdings" w:hAnsi="Wingdings" w:hint="default"/>
+      </w:rPr>
+    </w:lvl>
+  </w:abstractNum>
+  <w:abstractNum w:abstractNumId="26">
+    <w:nsid w:val="6AB86BC2"/>
+    <w:multiLevelType w:val="hybridMultilevel"/>
+    <w:tmpl w:val="7EFC24A8"/>
+    <w:lvl w:ilvl="0" w:tplc="40090001">
+      <w:start w:val="1"/>
+      <w:numFmt w:val="bullet"/>
+      <w:lvlText w:val=""/>
+      <w:lvlJc w:val="left"/>
+      <w:pPr>
+        <w:ind w:left="720" w:hanging="360"/>
+      </w:pPr>
+      <w:rPr>
+        <w:rFonts w:ascii="Symbol" w:hAnsi="Symbol" w:hint="default"/>
+      </w:rPr>
+    </w:lvl>
+    <w:lvl w:ilvl="1" w:tplc="40090003" w:tentative="1">
+      <w:start w:val="1"/>
+      <w:numFmt w:val="bullet"/>
+      <w:lvlText w:val="o"/>
+      <w:lvlJc w:val="left"/>
+      <w:pPr>
+        <w:ind w:left="1440" w:hanging="360"/>
+      </w:pPr>
+      <w:rPr>
+        <w:rFonts w:ascii="Courier New" w:hAnsi="Courier New" w:cs="Courier New" w:hint="default"/>
+      </w:rPr>
+    </w:lvl>
+    <w:lvl w:ilvl="2" w:tplc="40090005" w:tentative="1">
+      <w:start w:val="1"/>
+      <w:numFmt w:val="bullet"/>
+      <w:lvlText w:val=""/>
+      <w:lvlJc w:val="left"/>
+      <w:pPr>
+        <w:ind w:left="2160" w:hanging="360"/>
+      </w:pPr>
+      <w:rPr>
+        <w:rFonts w:ascii="Wingdings" w:hAnsi="Wingdings" w:hint="default"/>
+      </w:rPr>
+    </w:lvl>
+    <w:lvl w:ilvl="3" w:tplc="40090001" w:tentative="1">
+      <w:start w:val="1"/>
+      <w:numFmt w:val="bullet"/>
+      <w:lvlText w:val=""/>
+      <w:lvlJc w:val="left"/>
+      <w:pPr>
+        <w:ind w:left="2880" w:hanging="360"/>
+      </w:pPr>
+      <w:rPr>
+        <w:rFonts w:ascii="Symbol" w:hAnsi="Symbol" w:hint="default"/>
+      </w:rPr>
+    </w:lvl>
+    <w:lvl w:ilvl="4" w:tplc="40090003" w:tentative="1">
+      <w:start w:val="1"/>
+      <w:numFmt w:val="bullet"/>
+      <w:lvlText w:val="o"/>
+      <w:lvlJc w:val="left"/>
+      <w:pPr>
+        <w:ind w:left="3600" w:hanging="360"/>
+      </w:pPr>
+      <w:rPr>
+        <w:rFonts w:ascii="Courier New" w:hAnsi="Courier New" w:cs="Courier New" w:hint="default"/>
+      </w:rPr>
+    </w:lvl>
+    <w:lvl w:ilvl="5" w:tplc="40090005" w:tentative="1">
+      <w:start w:val="1"/>
+      <w:numFmt w:val="bullet"/>
+      <w:lvlText w:val=""/>
+      <w:lvlJc w:val="left"/>
+      <w:pPr>
+        <w:ind w:left="4320" w:hanging="360"/>
+      </w:pPr>
+      <w:rPr>
+        <w:rFonts w:ascii="Wingdings" w:hAnsi="Wingdings" w:hint="default"/>
+      </w:rPr>
+    </w:lvl>
+    <w:lvl w:ilvl="6" w:tplc="40090001" w:tentative="1">
+      <w:start w:val="1"/>
+      <w:numFmt w:val="bullet"/>
+      <w:lvlText w:val=""/>
+      <w:lvlJc w:val="left"/>
+      <w:pPr>
+        <w:ind w:left="5040" w:hanging="360"/>
+      </w:pPr>
+      <w:rPr>
+        <w:rFonts w:ascii="Symbol" w:hAnsi="Symbol" w:hint="default"/>
+      </w:rPr>
+    </w:lvl>
+    <w:lvl w:ilvl="7" w:tplc="40090003" w:tentative="1">
+      <w:start w:val="1"/>
+      <w:numFmt w:val="bullet"/>
+      <w:lvlText w:val="o"/>
+      <w:lvlJc w:val="left"/>
+      <w:pPr>
+        <w:ind w:left="5760" w:hanging="360"/>
+      </w:pPr>
+      <w:rPr>
+        <w:rFonts w:ascii="Courier New" w:hAnsi="Courier New" w:cs="Courier New" w:hint="default"/>
+      </w:rPr>
+    </w:lvl>
+    <w:lvl w:ilvl="8" w:tplc="40090005" w:tentative="1">
+      <w:start w:val="1"/>
+      <w:numFmt w:val="bullet"/>
+      <w:lvlText w:val=""/>
+      <w:lvlJc w:val="left"/>
+      <w:pPr>
+        <w:ind w:left="6480" w:hanging="360"/>
+      </w:pPr>
+      <w:rPr>
+        <w:rFonts w:ascii="Wingdings" w:hAnsi="Wingdings" w:hint="default"/>
+      </w:rPr>
+    </w:lvl>
+  </w:abstractNum>
+  <w:abstractNum w:abstractNumId="27">
+    <w:nsid w:val="6D505978"/>
+    <w:multiLevelType w:val="hybridMultilevel"/>
+    <w:tmpl w:val="48404702"/>
+    <w:lvl w:ilvl="0" w:tplc="40090001">
+      <w:start w:val="1"/>
+      <w:numFmt w:val="bullet"/>
+      <w:lvlText w:val=""/>
+      <w:lvlJc w:val="left"/>
+      <w:pPr>
+        <w:ind w:left="720" w:hanging="360"/>
+      </w:pPr>
+      <w:rPr>
+        <w:rFonts w:ascii="Symbol" w:hAnsi="Symbol" w:hint="default"/>
+      </w:rPr>
+    </w:lvl>
+    <w:lvl w:ilvl="1" w:tplc="40090003" w:tentative="1">
+      <w:start w:val="1"/>
+      <w:numFmt w:val="bullet"/>
+      <w:lvlText w:val="o"/>
+      <w:lvlJc w:val="left"/>
+      <w:pPr>
+        <w:ind w:left="1440" w:hanging="360"/>
+      </w:pPr>
+      <w:rPr>
+        <w:rFonts w:ascii="Courier New" w:hAnsi="Courier New" w:cs="Courier New" w:hint="default"/>
+      </w:rPr>
+    </w:lvl>
+    <w:lvl w:ilvl="2" w:tplc="40090005" w:tentative="1">
+      <w:start w:val="1"/>
+      <w:numFmt w:val="bullet"/>
+      <w:lvlText w:val=""/>
+      <w:lvlJc w:val="left"/>
+      <w:pPr>
+        <w:ind w:left="2160" w:hanging="360"/>
+      </w:pPr>
+      <w:rPr>
+        <w:rFonts w:ascii="Wingdings" w:hAnsi="Wingdings" w:hint="default"/>
+      </w:rPr>
+    </w:lvl>
+    <w:lvl w:ilvl="3" w:tplc="40090001" w:tentative="1">
+      <w:start w:val="1"/>
+      <w:numFmt w:val="bullet"/>
+      <w:lvlText w:val=""/>
+      <w:lvlJc w:val="left"/>
+      <w:pPr>
+        <w:ind w:left="2880" w:hanging="360"/>
+      </w:pPr>
+      <w:rPr>
+        <w:rFonts w:ascii="Symbol" w:hAnsi="Symbol" w:hint="default"/>
+      </w:rPr>
+    </w:lvl>
+    <w:lvl w:ilvl="4" w:tplc="40090003" w:tentative="1">
+      <w:start w:val="1"/>
+      <w:numFmt w:val="bullet"/>
+      <w:lvlText w:val="o"/>
+      <w:lvlJc w:val="left"/>
+      <w:pPr>
+        <w:ind w:left="3600" w:hanging="360"/>
+      </w:pPr>
+      <w:rPr>
+        <w:rFonts w:ascii="Courier New" w:hAnsi="Courier New" w:cs="Courier New" w:hint="default"/>
+      </w:rPr>
+    </w:lvl>
+    <w:lvl w:ilvl="5" w:tplc="40090005" w:tentative="1">
+      <w:start w:val="1"/>
+      <w:numFmt w:val="bullet"/>
+      <w:lvlText w:val=""/>
+      <w:lvlJc w:val="left"/>
+      <w:pPr>
+        <w:ind w:left="4320" w:hanging="360"/>
+      </w:pPr>
+      <w:rPr>
+        <w:rFonts w:ascii="Wingdings" w:hAnsi="Wingdings" w:hint="default"/>
+      </w:rPr>
+    </w:lvl>
+    <w:lvl w:ilvl="6" w:tplc="40090001" w:tentative="1">
+      <w:start w:val="1"/>
+      <w:numFmt w:val="bullet"/>
+      <w:lvlText w:val=""/>
+      <w:lvlJc w:val="left"/>
+      <w:pPr>
+        <w:ind w:left="5040" w:hanging="360"/>
+      </w:pPr>
+      <w:rPr>
+        <w:rFonts w:ascii="Symbol" w:hAnsi="Symbol" w:hint="default"/>
+      </w:rPr>
+    </w:lvl>
+    <w:lvl w:ilvl="7" w:tplc="40090003" w:tentative="1">
+      <w:start w:val="1"/>
+      <w:numFmt w:val="bullet"/>
+      <w:lvlText w:val="o"/>
+      <w:lvlJc w:val="left"/>
+      <w:pPr>
+        <w:ind w:left="5760" w:hanging="360"/>
+      </w:pPr>
+      <w:rPr>
+        <w:rFonts w:ascii="Courier New" w:hAnsi="Courier New" w:cs="Courier New" w:hint="default"/>
+      </w:rPr>
+    </w:lvl>
+    <w:lvl w:ilvl="8" w:tplc="40090005" w:tentative="1">
+      <w:start w:val="1"/>
+      <w:numFmt w:val="bullet"/>
+      <w:lvlText w:val=""/>
+      <w:lvlJc w:val="left"/>
+      <w:pPr>
+        <w:ind w:left="6480" w:hanging="360"/>
+      </w:pPr>
+      <w:rPr>
+        <w:rFonts w:ascii="Wingdings" w:hAnsi="Wingdings" w:hint="default"/>
+      </w:rPr>
+    </w:lvl>
+  </w:abstractNum>
+  <w:abstractNum w:abstractNumId="28">
+    <w:nsid w:val="7022204A"/>
+    <w:multiLevelType w:val="hybridMultilevel"/>
+    <w:tmpl w:val="DBF4D354"/>
+    <w:lvl w:ilvl="0" w:tplc="40090001">
+      <w:start w:val="1"/>
+      <w:numFmt w:val="bullet"/>
+      <w:lvlText w:val=""/>
+      <w:lvlJc w:val="left"/>
+      <w:pPr>
+        <w:ind w:left="720" w:hanging="360"/>
+      </w:pPr>
+      <w:rPr>
+        <w:rFonts w:ascii="Symbol" w:hAnsi="Symbol" w:hint="default"/>
+      </w:rPr>
+    </w:lvl>
+    <w:lvl w:ilvl="1" w:tplc="40090003">
+      <w:start w:val="1"/>
+      <w:numFmt w:val="bullet"/>
+      <w:lvlText w:val="o"/>
+      <w:lvlJc w:val="left"/>
+      <w:pPr>
+        <w:ind w:left="1440" w:hanging="360"/>
+      </w:pPr>
+      <w:rPr>
+        <w:rFonts w:ascii="Courier New" w:hAnsi="Courier New" w:cs="Courier New" w:hint="default"/>
+      </w:rPr>
+    </w:lvl>
+    <w:lvl w:ilvl="2" w:tplc="40090005">
+      <w:start w:val="1"/>
+      <w:numFmt w:val="bullet"/>
+      <w:lvlText w:val=""/>
+      <w:lvlJc w:val="left"/>
+      <w:pPr>
+        <w:ind w:left="2160" w:hanging="360"/>
+      </w:pPr>
+      <w:rPr>
+        <w:rFonts w:ascii="Wingdings" w:hAnsi="Wingdings" w:hint="default"/>
+      </w:rPr>
+    </w:lvl>
+    <w:lvl w:ilvl="3" w:tplc="40090001" w:tentative="1">
+      <w:start w:val="1"/>
+      <w:numFmt w:val="bullet"/>
+      <w:lvlText w:val=""/>
+      <w:lvlJc w:val="left"/>
+      <w:pPr>
+        <w:ind w:left="2880" w:hanging="360"/>
+      </w:pPr>
+      <w:rPr>
+        <w:rFonts w:ascii="Symbol" w:hAnsi="Symbol" w:hint="default"/>
+      </w:rPr>
+    </w:lvl>
+    <w:lvl w:ilvl="4" w:tplc="40090003" w:tentative="1">
+      <w:start w:val="1"/>
+      <w:numFmt w:val="bullet"/>
+      <w:lvlText w:val="o"/>
+      <w:lvlJc w:val="left"/>
+      <w:pPr>
+        <w:ind w:left="3600" w:hanging="360"/>
+      </w:pPr>
+      <w:rPr>
+        <w:rFonts w:ascii="Courier New" w:hAnsi="Courier New" w:cs="Courier New" w:hint="default"/>
+      </w:rPr>
+    </w:lvl>
+    <w:lvl w:ilvl="5" w:tplc="40090005" w:tentative="1">
+      <w:start w:val="1"/>
+      <w:numFmt w:val="bullet"/>
+      <w:lvlText w:val=""/>
+      <w:lvlJc w:val="left"/>
+      <w:pPr>
+        <w:ind w:left="4320" w:hanging="360"/>
+      </w:pPr>
+      <w:rPr>
+        <w:rFonts w:ascii="Wingdings" w:hAnsi="Wingdings" w:hint="default"/>
+      </w:rPr>
+    </w:lvl>
+    <w:lvl w:ilvl="6" w:tplc="40090001" w:tentative="1">
+      <w:start w:val="1"/>
+      <w:numFmt w:val="bullet"/>
+      <w:lvlText w:val=""/>
+      <w:lvlJc w:val="left"/>
+      <w:pPr>
+        <w:ind w:left="5040" w:hanging="360"/>
+      </w:pPr>
+      <w:rPr>
+        <w:rFonts w:ascii="Symbol" w:hAnsi="Symbol" w:hint="default"/>
+      </w:rPr>
+    </w:lvl>
+    <w:lvl w:ilvl="7" w:tplc="40090003" w:tentative="1">
+      <w:start w:val="1"/>
+      <w:numFmt w:val="bullet"/>
+      <w:lvlText w:val="o"/>
+      <w:lvlJc w:val="left"/>
+      <w:pPr>
+        <w:ind w:left="5760" w:hanging="360"/>
+      </w:pPr>
+      <w:rPr>
+        <w:rFonts w:ascii="Courier New" w:hAnsi="Courier New" w:cs="Courier New" w:hint="default"/>
+      </w:rPr>
+    </w:lvl>
+    <w:lvl w:ilvl="8" w:tplc="40090005" w:tentative="1">
+      <w:start w:val="1"/>
+      <w:numFmt w:val="bullet"/>
+      <w:lvlText w:val=""/>
+      <w:lvlJc w:val="left"/>
+      <w:pPr>
+        <w:ind w:left="6480" w:hanging="360"/>
+      </w:pPr>
+      <w:rPr>
+        <w:rFonts w:ascii="Wingdings" w:hAnsi="Wingdings" w:hint="default"/>
+      </w:rPr>
+    </w:lvl>
+  </w:abstractNum>
+  <w:abstractNum w:abstractNumId="29">
+    <w:nsid w:val="71DA0287"/>
+    <w:multiLevelType w:val="hybridMultilevel"/>
+    <w:tmpl w:val="3C586E18"/>
+    <w:lvl w:ilvl="0" w:tplc="40090001">
+      <w:start w:val="1"/>
+      <w:numFmt w:val="bullet"/>
+      <w:lvlText w:val=""/>
+      <w:lvlJc w:val="left"/>
+      <w:pPr>
+        <w:ind w:left="720" w:hanging="360"/>
+      </w:pPr>
+      <w:rPr>
+        <w:rFonts w:ascii="Symbol" w:hAnsi="Symbol" w:hint="default"/>
+      </w:rPr>
+    </w:lvl>
+    <w:lvl w:ilvl="1" w:tplc="40090003" w:tentative="1">
+      <w:start w:val="1"/>
+      <w:numFmt w:val="bullet"/>
+      <w:lvlText w:val="o"/>
+      <w:lvlJc w:val="left"/>
+      <w:pPr>
+        <w:ind w:left="1440" w:hanging="360"/>
+      </w:pPr>
+      <w:rPr>
+        <w:rFonts w:ascii="Courier New" w:hAnsi="Courier New" w:cs="Courier New" w:hint="default"/>
+      </w:rPr>
+    </w:lvl>
+    <w:lvl w:ilvl="2" w:tplc="40090005" w:tentative="1">
+      <w:start w:val="1"/>
+      <w:numFmt w:val="bullet"/>
+      <w:lvlText w:val=""/>
+      <w:lvlJc w:val="left"/>
+      <w:pPr>
+        <w:ind w:left="2160" w:hanging="360"/>
+      </w:pPr>
+      <w:rPr>
+        <w:rFonts w:ascii="Wingdings" w:hAnsi="Wingdings" w:hint="default"/>
+      </w:rPr>
+    </w:lvl>
+    <w:lvl w:ilvl="3" w:tplc="40090001" w:tentative="1">
+      <w:start w:val="1"/>
+      <w:numFmt w:val="bullet"/>
+      <w:lvlText w:val=""/>
+      <w:lvlJc w:val="left"/>
+      <w:pPr>
+        <w:ind w:left="2880" w:hanging="360"/>
+      </w:pPr>
+      <w:rPr>
+        <w:rFonts w:ascii="Symbol" w:hAnsi="Symbol" w:hint="default"/>
+      </w:rPr>
+    </w:lvl>
+    <w:lvl w:ilvl="4" w:tplc="40090003" w:tentative="1">
+      <w:start w:val="1"/>
+      <w:numFmt w:val="bullet"/>
+      <w:lvlText w:val="o"/>
+      <w:lvlJc w:val="left"/>
+      <w:pPr>
+        <w:ind w:left="3600" w:hanging="360"/>
+      </w:pPr>
+      <w:rPr>
+        <w:rFonts w:ascii="Courier New" w:hAnsi="Courier New" w:cs="Courier New" w:hint="default"/>
+      </w:rPr>
+    </w:lvl>
+    <w:lvl w:ilvl="5" w:tplc="40090005" w:tentative="1">
+      <w:start w:val="1"/>
+      <w:numFmt w:val="bullet"/>
+      <w:lvlText w:val=""/>
+      <w:lvlJc w:val="left"/>
+      <w:pPr>
+        <w:ind w:left="4320" w:hanging="360"/>
+      </w:pPr>
+      <w:rPr>
+        <w:rFonts w:ascii="Wingdings" w:hAnsi="Wingdings" w:hint="default"/>
+      </w:rPr>
+    </w:lvl>
+    <w:lvl w:ilvl="6" w:tplc="40090001" w:tentative="1">
+      <w:start w:val="1"/>
+      <w:numFmt w:val="bullet"/>
+      <w:lvlText w:val=""/>
+      <w:lvlJc w:val="left"/>
+      <w:pPr>
+        <w:ind w:left="5040" w:hanging="360"/>
+      </w:pPr>
+      <w:rPr>
+        <w:rFonts w:ascii="Symbol" w:hAnsi="Symbol" w:hint="default"/>
+      </w:rPr>
+    </w:lvl>
+    <w:lvl w:ilvl="7" w:tplc="40090003" w:tentative="1">
+      <w:start w:val="1"/>
+      <w:numFmt w:val="bullet"/>
+      <w:lvlText w:val="o"/>
+      <w:lvlJc w:val="left"/>
+      <w:pPr>
+        <w:ind w:left="5760" w:hanging="360"/>
+      </w:pPr>
+      <w:rPr>
+        <w:rFonts w:ascii="Courier New" w:hAnsi="Courier New" w:cs="Courier New" w:hint="default"/>
+      </w:rPr>
+    </w:lvl>
+    <w:lvl w:ilvl="8" w:tplc="40090005" w:tentative="1">
+      <w:start w:val="1"/>
+      <w:numFmt w:val="bullet"/>
+      <w:lvlText w:val=""/>
+      <w:lvlJc w:val="left"/>
+      <w:pPr>
+        <w:ind w:left="6480" w:hanging="360"/>
+      </w:pPr>
+      <w:rPr>
+        <w:rFonts w:ascii="Wingdings" w:hAnsi="Wingdings" w:hint="default"/>
+      </w:rPr>
+    </w:lvl>
+  </w:abstractNum>
+  <w:abstractNum w:abstractNumId="30">
+    <w:nsid w:val="749000A1"/>
+    <w:multiLevelType w:val="hybridMultilevel"/>
+    <w:tmpl w:val="BF8E4C02"/>
+    <w:lvl w:ilvl="0" w:tplc="40090001">
+      <w:start w:val="1"/>
+      <w:numFmt w:val="bullet"/>
+      <w:lvlText w:val=""/>
+      <w:lvlJc w:val="left"/>
+      <w:pPr>
+        <w:ind w:left="720" w:hanging="360"/>
+      </w:pPr>
+      <w:rPr>
+        <w:rFonts w:ascii="Symbol" w:hAnsi="Symbol" w:hint="default"/>
+      </w:rPr>
+    </w:lvl>
+    <w:lvl w:ilvl="1" w:tplc="40090003" w:tentative="1">
+      <w:start w:val="1"/>
+      <w:numFmt w:val="bullet"/>
+      <w:lvlText w:val="o"/>
+      <w:lvlJc w:val="left"/>
+      <w:pPr>
+        <w:ind w:left="1440" w:hanging="360"/>
+      </w:pPr>
+      <w:rPr>
+        <w:rFonts w:ascii="Courier New" w:hAnsi="Courier New" w:cs="Courier New" w:hint="default"/>
+      </w:rPr>
+    </w:lvl>
+    <w:lvl w:ilvl="2" w:tplc="40090005" w:tentative="1">
+      <w:start w:val="1"/>
+      <w:numFmt w:val="bullet"/>
+      <w:lvlText w:val=""/>
+      <w:lvlJc w:val="left"/>
+      <w:pPr>
+        <w:ind w:left="2160" w:hanging="360"/>
+      </w:pPr>
+      <w:rPr>
+        <w:rFonts w:ascii="Wingdings" w:hAnsi="Wingdings" w:hint="default"/>
+      </w:rPr>
+    </w:lvl>
+    <w:lvl w:ilvl="3" w:tplc="40090001" w:tentative="1">
+      <w:start w:val="1"/>
+      <w:numFmt w:val="bullet"/>
+      <w:lvlText w:val=""/>
+      <w:lvlJc w:val="left"/>
+      <w:pPr>
+        <w:ind w:left="2880" w:hanging="360"/>
+      </w:pPr>
+      <w:rPr>
+        <w:rFonts w:ascii="Symbol" w:hAnsi="Symbol" w:hint="default"/>
+      </w:rPr>
+    </w:lvl>
+    <w:lvl w:ilvl="4" w:tplc="40090003" w:tentative="1">
+      <w:start w:val="1"/>
+      <w:numFmt w:val="bullet"/>
+      <w:lvlText w:val="o"/>
+      <w:lvlJc w:val="left"/>
+      <w:pPr>
+        <w:ind w:left="3600" w:hanging="360"/>
+      </w:pPr>
+      <w:rPr>
+        <w:rFonts w:ascii="Courier New" w:hAnsi="Courier New" w:cs="Courier New" w:hint="default"/>
+      </w:rPr>
+    </w:lvl>
+    <w:lvl w:ilvl="5" w:tplc="40090005" w:tentative="1">
+      <w:start w:val="1"/>
+      <w:numFmt w:val="bullet"/>
+      <w:lvlText w:val=""/>
+      <w:lvlJc w:val="left"/>
+      <w:pPr>
+        <w:ind w:left="4320" w:hanging="360"/>
+      </w:pPr>
+      <w:rPr>
+        <w:rFonts w:ascii="Wingdings" w:hAnsi="Wingdings" w:hint="default"/>
+      </w:rPr>
+    </w:lvl>
+    <w:lvl w:ilvl="6" w:tplc="40090001" w:tentative="1">
+      <w:start w:val="1"/>
+      <w:numFmt w:val="bullet"/>
+      <w:lvlText w:val=""/>
+      <w:lvlJc w:val="left"/>
+      <w:pPr>
+        <w:ind w:left="5040" w:hanging="360"/>
+      </w:pPr>
+      <w:rPr>
+        <w:rFonts w:ascii="Symbol" w:hAnsi="Symbol" w:hint="default"/>
+      </w:rPr>
+    </w:lvl>
+    <w:lvl w:ilvl="7" w:tplc="40090003" w:tentative="1">
+      <w:start w:val="1"/>
+      <w:numFmt w:val="bullet"/>
+      <w:lvlText w:val="o"/>
+      <w:lvlJc w:val="left"/>
+      <w:pPr>
+        <w:ind w:left="5760" w:hanging="360"/>
+      </w:pPr>
+      <w:rPr>
+        <w:rFonts w:ascii="Courier New" w:hAnsi="Courier New" w:cs="Courier New" w:hint="default"/>
+      </w:rPr>
+    </w:lvl>
+    <w:lvl w:ilvl="8" w:tplc="40090005" w:tentative="1">
+      <w:start w:val="1"/>
+      <w:numFmt w:val="bullet"/>
+      <w:lvlText w:val=""/>
+      <w:lvlJc w:val="left"/>
+      <w:pPr>
+        <w:ind w:left="6480" w:hanging="360"/>
+      </w:pPr>
+      <w:rPr>
+        <w:rFonts w:ascii="Wingdings" w:hAnsi="Wingdings" w:hint="default"/>
+      </w:rPr>
+    </w:lvl>
+  </w:abstractNum>
+  <w:abstractNum w:abstractNumId="31">
+    <w:nsid w:val="7BC34AC3"/>
+    <w:multiLevelType w:val="hybridMultilevel"/>
+    <w:tmpl w:val="A3601504"/>
+    <w:lvl w:ilvl="0" w:tplc="40090001">
+      <w:start w:val="1"/>
+      <w:numFmt w:val="bullet"/>
+      <w:lvlText w:val=""/>
+      <w:lvlJc w:val="left"/>
+      <w:pPr>
+        <w:ind w:left="720" w:hanging="360"/>
+      </w:pPr>
+      <w:rPr>
+        <w:rFonts w:ascii="Symbol" w:hAnsi="Symbol" w:hint="default"/>
+      </w:rPr>
+    </w:lvl>
+    <w:lvl w:ilvl="1" w:tplc="40090003" w:tentative="1">
+      <w:start w:val="1"/>
+      <w:numFmt w:val="bullet"/>
+      <w:lvlText w:val="o"/>
+      <w:lvlJc w:val="left"/>
+      <w:pPr>
+        <w:ind w:left="1440" w:hanging="360"/>
+      </w:pPr>
+      <w:rPr>
+        <w:rFonts w:ascii="Courier New" w:hAnsi="Courier New" w:cs="Courier New" w:hint="default"/>
+      </w:rPr>
+    </w:lvl>
+    <w:lvl w:ilvl="2" w:tplc="40090005" w:tentative="1">
+      <w:start w:val="1"/>
+      <w:numFmt w:val="bullet"/>
+      <w:lvlText w:val=""/>
+      <w:lvlJc w:val="left"/>
+      <w:pPr>
+        <w:ind w:left="2160" w:hanging="360"/>
+      </w:pPr>
+      <w:rPr>
+        <w:rFonts w:ascii="Wingdings" w:hAnsi="Wingdings" w:hint="default"/>
+      </w:rPr>
+    </w:lvl>
+    <w:lvl w:ilvl="3" w:tplc="40090001" w:tentative="1">
+      <w:start w:val="1"/>
+      <w:numFmt w:val="bullet"/>
+      <w:lvlText w:val=""/>
+      <w:lvlJc w:val="left"/>
+      <w:pPr>
+        <w:ind w:left="2880" w:hanging="360"/>
+      </w:pPr>
+      <w:rPr>
+        <w:rFonts w:ascii="Symbol" w:hAnsi="Symbol" w:hint="default"/>
+      </w:rPr>
+    </w:lvl>
+    <w:lvl w:ilvl="4" w:tplc="40090003" w:tentative="1">
+      <w:start w:val="1"/>
+      <w:numFmt w:val="bullet"/>
+      <w:lvlText w:val="o"/>
+      <w:lvlJc w:val="left"/>
+      <w:pPr>
+        <w:ind w:left="3600" w:hanging="360"/>
+      </w:pPr>
+      <w:rPr>
+        <w:rFonts w:ascii="Courier New" w:hAnsi="Courier New" w:cs="Courier New" w:hint="default"/>
+      </w:rPr>
+    </w:lvl>
+    <w:lvl w:ilvl="5" w:tplc="40090005" w:tentative="1">
+      <w:start w:val="1"/>
+      <w:numFmt w:val="bullet"/>
+      <w:lvlText w:val=""/>
+      <w:lvlJc w:val="left"/>
+      <w:pPr>
+        <w:ind w:left="4320" w:hanging="360"/>
+      </w:pPr>
+      <w:rPr>
+        <w:rFonts w:ascii="Wingdings" w:hAnsi="Wingdings" w:hint="default"/>
+      </w:rPr>
+    </w:lvl>
+    <w:lvl w:ilvl="6" w:tplc="40090001" w:tentative="1">
+      <w:start w:val="1"/>
+      <w:numFmt w:val="bullet"/>
+      <w:lvlText w:val=""/>
+      <w:lvlJc w:val="left"/>
+      <w:pPr>
+        <w:ind w:left="5040" w:hanging="360"/>
+      </w:pPr>
+      <w:rPr>
+        <w:rFonts w:ascii="Symbol" w:hAnsi="Symbol" w:hint="default"/>
+      </w:rPr>
+    </w:lvl>
+    <w:lvl w:ilvl="7" w:tplc="40090003" w:tentative="1">
+      <w:start w:val="1"/>
+      <w:numFmt w:val="bullet"/>
+      <w:lvlText w:val="o"/>
+      <w:lvlJc w:val="left"/>
+      <w:pPr>
+        <w:ind w:left="5760" w:hanging="360"/>
+      </w:pPr>
+      <w:rPr>
+        <w:rFonts w:ascii="Courier New" w:hAnsi="Courier New" w:cs="Courier New" w:hint="default"/>
+      </w:rPr>
+    </w:lvl>
+    <w:lvl w:ilvl="8" w:tplc="40090005" w:tentative="1">
+      <w:start w:val="1"/>
+      <w:numFmt w:val="bullet"/>
+      <w:lvlText w:val=""/>
+      <w:lvlJc w:val="left"/>
+      <w:pPr>
+        <w:ind w:left="6480" w:hanging="360"/>
+      </w:pPr>
+      <w:rPr>
+        <w:rFonts w:ascii="Wingdings" w:hAnsi="Wingdings" w:hint="default"/>
+      </w:rPr>
+    </w:lvl>
+  </w:abstractNum>
+  <w:num w:numId="1">
+    <w:abstractNumId w:val="8"/>
+  </w:num>
+  <w:num w:numId="2">
+    <w:abstractNumId w:val="22"/>
+  </w:num>
+  <w:num w:numId="3">
+    <w:abstractNumId w:val="14"/>
+  </w:num>
+  <w:num w:numId="4">
+    <w:abstractNumId w:val="20"/>
+  </w:num>
+  <w:num w:numId="5">
+    <w:abstractNumId w:val="21"/>
+  </w:num>
+  <w:num w:numId="6">
+    <w:abstractNumId w:val="27"/>
+  </w:num>
+  <w:num w:numId="7">
+    <w:abstractNumId w:val="2"/>
+  </w:num>
+  <w:num w:numId="8">
+    <w:abstractNumId w:val="11"/>
+  </w:num>
+  <w:num w:numId="9">
+    <w:abstractNumId w:val="28"/>
+  </w:num>
+  <w:num w:numId="10">
+    <w:abstractNumId w:val="23"/>
+  </w:num>
+  <w:num w:numId="11">
+    <w:abstractNumId w:val="16"/>
+  </w:num>
+  <w:num w:numId="12">
+    <w:abstractNumId w:val="15"/>
+  </w:num>
+  <w:num w:numId="13">
+    <w:abstractNumId w:val="0"/>
+  </w:num>
+  <w:num w:numId="14">
+    <w:abstractNumId w:val="7"/>
+  </w:num>
+  <w:num w:numId="15">
+    <w:abstractNumId w:val="24"/>
+  </w:num>
+  <w:num w:numId="16">
+    <w:abstractNumId w:val="6"/>
+  </w:num>
+  <w:num w:numId="17">
+    <w:abstractNumId w:val="29"/>
+  </w:num>
+  <w:num w:numId="18">
+    <w:abstractNumId w:val="5"/>
+  </w:num>
+  <w:num w:numId="19">
+    <w:abstractNumId w:val="13"/>
+  </w:num>
+  <w:num w:numId="20">
+    <w:abstractNumId w:val="18"/>
+  </w:num>
+  <w:num w:numId="21">
+    <w:abstractNumId w:val="17"/>
+  </w:num>
+  <w:num w:numId="22">
+    <w:abstractNumId w:val="12"/>
+  </w:num>
+  <w:num w:numId="23">
+    <w:abstractNumId w:val="10"/>
+  </w:num>
+  <w:num w:numId="24">
+    <w:abstractNumId w:val="31"/>
+  </w:num>
+  <w:num w:numId="25">
     <w:abstractNumId w:val="3"/>
   </w:num>
-  <w:num w:numId="2" w16cid:durableId="1156994718">
-    <w:abstractNumId w:val="8"/>
+  <w:num w:numId="26">
+    <w:abstractNumId w:val="25"/>
   </w:num>
-  <w:num w:numId="3" w16cid:durableId="1226835847">
+  <w:num w:numId="27">
+    <w:abstractNumId w:val="4"/>
+  </w:num>
+  <w:num w:numId="28">
+    <w:abstractNumId w:val="9"/>
+  </w:num>
+  <w:num w:numId="29">
+    <w:abstractNumId w:val="26"/>
+  </w:num>
+  <w:num w:numId="30">
+    <w:abstractNumId w:val="30"/>
+  </w:num>
+  <w:num w:numId="31">
     <w:abstractNumId w:val="1"/>
   </w:num>
-  <w:num w:numId="4" w16cid:durableId="935201">
-    <w:abstractNumId w:val="5"/>
+  <w:num w:numId="32">
+    <w:abstractNumId w:val="19"/>
   </w:num>
-  <w:num w:numId="5" w16cid:durableId="197402606">
-    <w:abstractNumId w:val="0"/>
-  </w:num>
-  <w:num w:numId="6" w16cid:durableId="1770738917">
-    <w:abstractNumId w:val="6"/>
-  </w:num>
-  <w:num w:numId="7" w16cid:durableId="612833379">
-    <w:abstractNumId w:val="16"/>
-  </w:num>
-  <w:num w:numId="8" w16cid:durableId="1951818495">
-    <w:abstractNumId w:val="2"/>
-  </w:num>
-  <w:num w:numId="9" w16cid:durableId="1065493332">
-    <w:abstractNumId w:val="10"/>
-  </w:num>
-  <w:num w:numId="10" w16cid:durableId="1850751851">
-    <w:abstractNumId w:val="7"/>
-  </w:num>
-  <w:num w:numId="11" w16cid:durableId="585652539">
-    <w:abstractNumId w:val="9"/>
-  </w:num>
-  <w:num w:numId="12" w16cid:durableId="2037927122">
-    <w:abstractNumId w:val="15"/>
-  </w:num>
-  <w:num w:numId="13" w16cid:durableId="831529417">
-    <w:abstractNumId w:val="4"/>
-  </w:num>
-  <w:num w:numId="14" w16cid:durableId="38482169">
-    <w:abstractNumId w:val="14"/>
-  </w:num>
-  <w:num w:numId="15" w16cid:durableId="905534835">
-    <w:abstractNumId w:val="13"/>
-  </w:num>
-  <w:num w:numId="16" w16cid:durableId="523523844">
-    <w:abstractNumId w:val="12"/>
-  </w:num>
-  <w:num w:numId="17" w16cid:durableId="271474411">
-    <w:abstractNumId w:val="11"/>
-  </w:num>
+  <w:numIdMacAtCleanup w:val="3"/>
 </w:numbering>
 </file>
 
 <file path=word/styles.xml><?xml version="1.0" encoding="utf-8"?>
-<w:styles xmlns:mc="http://schemas.openxmlformats.org/markup-compatibility/2006" xmlns:r="http://schemas.openxmlformats.org/officeDocument/2006/relationships" xmlns:w="http://schemas.openxmlformats.org/wordprocessingml/2006/main" xmlns:w14="http://schemas.microsoft.com/office/word/2010/wordml" xmlns:w15="http://schemas.microsoft.com/office/word/2012/wordml" xmlns:w16cex="http://schemas.microsoft.com/office/word/2018/wordml/cex" xmlns:w16cid="http://schemas.microsoft.com/office/word/2016/wordml/cid" xmlns:w16="http://schemas.microsoft.com/office/word/2018/wordml" xmlns:w16du="http://schemas.microsoft.com/office/word/2023/wordml/word16du" xmlns:w16sdtdh="http://schemas.microsoft.com/office/word/2020/wordml/sdtdatahash" xmlns:w16sdtfl="http://schemas.microsoft.com/office/word/2024/wordml/sdtformatlock" xmlns:w16se="http://schemas.microsoft.com/office/word/2015/wordml/symex" mc:Ignorable="w14 w15 w16se w16cid w16 w16cex w16sdtdh w16sdtfl w16du">
+<w:styles xmlns:r="http://schemas.openxmlformats.org/officeDocument/2006/relationships" xmlns:w="http://schemas.openxmlformats.org/wordprocessingml/2006/main">
   <w:docDefaults>
     <w:rPrDefault>
       <w:rPr>
-        <w:rFonts w:asciiTheme="minorHAnsi" w:eastAsiaTheme="minorHAnsi" w:hAnsiTheme="minorHAnsi" w:cstheme="minorBidi"/>
-        <w:kern w:val="2"/>
+        <w:rFonts w:ascii="Arial" w:eastAsia="Arial" w:hAnsi="Arial" w:cs="Arial"/>
         <w:sz w:val="22"/>
         <w:szCs w:val="22"/>
-        <w:lang w:val="en-IN" w:eastAsia="en-US" w:bidi="ar-SA"/>
+        <w:lang w:val="en-US" w:eastAsia="en-IN" w:bidi="ar-SA"/>
       </w:rPr>
     </w:rPrDefault>
     <w:pPrDefault>
       <w:pPr>
-        <w:spacing w:after="160" w:line="259" w:lineRule="auto"/>
+        <w:spacing w:line="276" w:lineRule="auto"/>
       </w:pPr>
     </w:pPrDefault>
   </w:docDefaults>
-  <w:latentStyles w:defLockedState="0" w:defUIPriority="99" w:defSemiHidden="0" w:defUnhideWhenUsed="0" w:defQFormat="0" w:count="376">
-    <w:lsdException w:name="Normal" w:uiPriority="0" w:qFormat="1"/>
-    <w:lsdException w:name="heading 1" w:uiPriority="9" w:qFormat="1"/>
-    <w:lsdException w:name="heading 2" w:semiHidden="1" w:uiPriority="9" w:unhideWhenUsed="1" w:qFormat="1"/>
-    <w:lsdException w:name="heading 3" w:semiHidden="1" w:uiPriority="9" w:unhideWhenUsed="1" w:qFormat="1"/>
-    <w:lsdException w:name="heading 4" w:semiHidden="1" w:uiPriority="9" w:unhideWhenUsed="1" w:qFormat="1"/>
-    <w:lsdException w:name="heading 5" w:semiHidden="1" w:uiPriority="9" w:unhideWhenUsed="1" w:qFormat="1"/>
-    <w:lsdException w:name="heading 6" w:semiHidden="1" w:uiPriority="9" w:unhideWhenUsed="1" w:qFormat="1"/>
-    <w:lsdException w:name="heading 7" w:semiHidden="1" w:uiPriority="9" w:unhideWhenUsed="1" w:qFormat="1"/>
-    <w:lsdException w:name="heading 8" w:semiHidden="1" w:uiPriority="9" w:unhideWhenUsed="1" w:qFormat="1"/>
-    <w:lsdException w:name="heading 9" w:semiHidden="1" w:uiPriority="9" w:unhideWhenUsed="1" w:qFormat="1"/>
-    <w:lsdException w:name="index 1" w:semiHidden="1" w:unhideWhenUsed="1"/>
-    <w:lsdException w:name="index 2" w:semiHidden="1" w:unhideWhenUsed="1"/>
-    <w:lsdException w:name="index 3" w:semiHidden="1" w:unhideWhenUsed="1"/>
-    <w:lsdException w:name="index 4" w:semiHidden="1" w:unhideWhenUsed="1"/>
-    <w:lsdException w:name="index 5" w:semiHidden="1" w:unhideWhenUsed="1"/>
-    <w:lsdException w:name="index 6" w:semiHidden="1" w:unhideWhenUsed="1"/>
-    <w:lsdException w:name="index 7" w:semiHidden="1" w:unhideWhenUsed="1"/>
-    <w:lsdException w:name="index 8" w:semiHidden="1" w:unhideWhenUsed="1"/>
-    <w:lsdException w:name="index 9" w:semiHidden="1" w:unhideWhenUsed="1"/>
-    <w:lsdException w:name="toc 1" w:semiHidden="1" w:uiPriority="39" w:unhideWhenUsed="1"/>
-    <w:lsdException w:name="toc 2" w:semiHidden="1" w:uiPriority="39" w:unhideWhenUsed="1"/>
-    <w:lsdException w:name="toc 3" w:semiHidden="1" w:uiPriority="39" w:unhideWhenUsed="1"/>
-    <w:lsdException w:name="toc 4" w:semiHidden="1" w:uiPriority="39" w:unhideWhenUsed="1"/>
-    <w:lsdException w:name="toc 5" w:semiHidden="1" w:uiPriority="39" w:unhideWhenUsed="1"/>
-    <w:lsdException w:name="toc 6" w:semiHidden="1" w:uiPriority="39" w:unhideWhenUsed="1"/>
-    <w:lsdException w:name="toc 7" w:semiHidden="1" w:uiPriority="39" w:unhideWhenUsed="1"/>
-    <w:lsdException w:name="toc 8" w:semiHidden="1" w:uiPriority="39" w:unhideWhenUsed="1"/>
-    <w:lsdException w:name="toc 9" w:semiHidden="1" w:uiPriority="39" w:unhideWhenUsed="1"/>
-    <w:lsdException w:name="Normal Indent" w:semiHidden="1" w:unhideWhenUsed="1"/>
-    <w:lsdException w:name="footnote text" w:semiHidden="1" w:unhideWhenUsed="1"/>
-    <w:lsdException w:name="annotation text" w:semiHidden="1" w:unhideWhenUsed="1"/>
-    <w:lsdException w:name="header" w:semiHidden="1" w:unhideWhenUsed="1"/>
-    <w:lsdException w:name="footer" w:semiHidden="1" w:unhideWhenUsed="1"/>
-    <w:lsdException w:name="index heading" w:semiHidden="1" w:unhideWhenUsed="1"/>
-    <w:lsdException w:name="caption" w:semiHidden="1" w:uiPriority="35" w:unhideWhenUsed="1" w:qFormat="1"/>
-    <w:lsdException w:name="table of figures" w:semiHidden="1" w:unhideWhenUsed="1"/>
-    <w:lsdException w:name="envelope address" w:semiHidden="1" w:unhideWhenUsed="1"/>
-    <w:lsdException w:name="envelope return" w:semiHidden="1" w:unhideWhenUsed="1"/>
-    <w:lsdException w:name="footnote reference" w:semiHidden="1" w:unhideWhenUsed="1"/>
-    <w:lsdException w:name="annotation reference" w:semiHidden="1" w:unhideWhenUsed="1"/>
-    <w:lsdException w:name="line number" w:semiHidden="1" w:unhideWhenUsed="1"/>
-    <w:lsdException w:name="page number" w:semiHidden="1" w:unhideWhenUsed="1"/>
-    <w:lsdException w:name="endnote reference" w:semiHidden="1" w:unhideWhenUsed="1"/>
-    <w:lsdException w:name="endnote text" w:semiHidden="1" w:unhideWhenUsed="1"/>
-    <w:lsdException w:name="table of authorities" w:semiHidden="1" w:unhideWhenUsed="1"/>
-    <w:lsdException w:name="macro" w:semiHidden="1" w:unhideWhenUsed="1"/>
-    <w:lsdException w:name="toa heading" w:semiHidden="1" w:unhideWhenUsed="1"/>
-    <w:lsdException w:name="List" w:semiHidden="1" w:unhideWhenUsed="1"/>
-    <w:lsdException w:name="List Bullet" w:semiHidden="1" w:unhideWhenUsed="1"/>
-    <w:lsdException w:name="List Number" w:semiHidden="1" w:unhideWhenUsed="1"/>
-    <w:lsdException w:name="List 2" w:semiHidden="1" w:unhideWhenUsed="1"/>
-    <w:lsdException w:name="List 3" w:semiHidden="1" w:unhideWhenUsed="1"/>
-    <w:lsdException w:name="List 4" w:semiHidden="1" w:unhideWhenUsed="1"/>
-    <w:lsdException w:name="List 5" w:semiHidden="1" w:unhideWhenUsed="1"/>
-    <w:lsdException w:name="List Bullet 2" w:semiHidden="1" w:unhideWhenUsed="1"/>
-    <w:lsdException w:name="List Bullet 3" w:semiHidden="1" w:unhideWhenUsed="1"/>
-    <w:lsdException w:name="List Bullet 4" w:semiHidden="1" w:unhideWhenUsed="1"/>
-    <w:lsdException w:name="List Bullet 5" w:semiHidden="1" w:unhideWhenUsed="1"/>
-    <w:lsdException w:name="List Number 2" w:semiHidden="1" w:unhideWhenUsed="1"/>
-    <w:lsdException w:name="List Number 3" w:semiHidden="1" w:unhideWhenUsed="1"/>
-    <w:lsdException w:name="List Number 4" w:semiHidden="1" w:unhideWhenUsed="1"/>
-    <w:lsdException w:name="List Number 5" w:semiHidden="1" w:unhideWhenUsed="1"/>
-    <w:lsdException w:name="Title" w:uiPriority="10" w:qFormat="1"/>
-    <w:lsdException w:name="Closing" w:semiHidden="1" w:unhideWhenUsed="1"/>
-    <w:lsdException w:name="Signature" w:semiHidden="1" w:unhideWhenUsed="1"/>
-    <w:lsdException w:name="Default Paragraph Font" w:semiHidden="1" w:uiPriority="1" w:unhideWhenUsed="1"/>
-    <w:lsdException w:name="Body Text" w:semiHidden="1" w:unhideWhenUsed="1"/>
-    <w:lsdException w:name="Body Text Indent" w:semiHidden="1" w:unhideWhenUsed="1"/>
-    <w:lsdException w:name="List Continue" w:semiHidden="1" w:unhideWhenUsed="1"/>
-    <w:lsdException w:name="List Continue 2" w:semiHidden="1" w:unhideWhenUsed="1"/>
-    <w:lsdException w:name="List Continue 3" w:semiHidden="1" w:unhideWhenUsed="1"/>
-    <w:lsdException w:name="List Continue 4" w:semiHidden="1" w:unhideWhenUsed="1"/>
-    <w:lsdException w:name="List Continue 5" w:semiHidden="1" w:unhideWhenUsed="1"/>
-    <w:lsdException w:name="Message Header" w:semiHidden="1" w:unhideWhenUsed="1"/>
-    <w:lsdException w:name="Subtitle" w:uiPriority="11" w:qFormat="1"/>
-    <w:lsdException w:name="Salutation" w:semiHidden="1" w:unhideWhenUsed="1"/>
-    <w:lsdException w:name="Date" w:semiHidden="1" w:unhideWhenUsed="1"/>
-    <w:lsdException w:name="Body Text First Indent" w:semiHidden="1" w:unhideWhenUsed="1"/>
-    <w:lsdException w:name="Body Text First Indent 2" w:semiHidden="1" w:unhideWhenUsed="1"/>
-    <w:lsdException w:name="Note Heading" w:semiHidden="1" w:unhideWhenUsed="1"/>
-    <w:lsdException w:name="Body Text 2" w:semiHidden="1" w:unhideWhenUsed="1"/>
-    <w:lsdException w:name="Body Text 3" w:semiHidden="1" w:unhideWhenUsed="1"/>
-    <w:lsdException w:name="Body Text Indent 2" w:semiHidden="1" w:unhideWhenUsed="1"/>
-    <w:lsdException w:name="Body Text Indent 3" w:semiHidden="1" w:unhideWhenUsed="1"/>
-    <w:lsdException w:name="Block Text" w:semiHidden="1" w:unhideWhenUsed="1"/>
-    <w:lsdException w:name="Hyperlink" w:semiHidden="1" w:unhideWhenUsed="1"/>
-    <w:lsdException w:name="FollowedHyperlink" w:semiHidden="1" w:unhideWhenUsed="1"/>
-    <w:lsdException w:name="Strong" w:uiPriority="22" w:qFormat="1"/>
-    <w:lsdException w:name="Emphasis" w:uiPriority="20" w:qFormat="1"/>
-    <w:lsdException w:name="Document Map" w:semiHidden="1" w:unhideWhenUsed="1"/>
-    <w:lsdException w:name="Plain Text" w:semiHidden="1" w:unhideWhenUsed="1"/>
-    <w:lsdException w:name="E-mail Signature" w:semiHidden="1" w:unhideWhenUsed="1"/>
-    <w:lsdException w:name="HTML Top of Form" w:semiHidden="1" w:unhideWhenUsed="1"/>
-    <w:lsdException w:name="HTML Bottom of Form" w:semiHidden="1" w:unhideWhenUsed="1"/>
-    <w:lsdException w:name="Normal (Web)" w:semiHidden="1" w:unhideWhenUsed="1"/>
-    <w:lsdException w:name="HTML Acronym" w:semiHidden="1" w:unhideWhenUsed="1"/>
-    <w:lsdException w:name="HTML Address" w:semiHidden="1" w:unhideWhenUsed="1"/>
-    <w:lsdException w:name="HTML Cite" w:semiHidden="1" w:unhideWhenUsed="1"/>
-    <w:lsdException w:name="HTML Code" w:semiHidden="1" w:unhideWhenUsed="1"/>
-    <w:lsdException w:name="HTML Definition" w:semiHidden="1" w:unhideWhenUsed="1"/>
-    <w:lsdException w:name="HTML Keyboard" w:semiHidden="1" w:unhideWhenUsed="1"/>
-    <w:lsdException w:name="HTML Preformatted" w:semiHidden="1" w:unhideWhenUsed="1"/>
-    <w:lsdException w:name="HTML Sample" w:semiHidden="1" w:unhideWhenUsed="1"/>
-    <w:lsdException w:name="HTML Typewriter" w:semiHidden="1" w:unhideWhenUsed="1"/>
-    <w:lsdException w:name="HTML Variable" w:semiHidden="1" w:unhideWhenUsed="1"/>
-    <w:lsdException w:name="Normal Table" w:semiHidden="1" w:unhideWhenUsed="1"/>
-    <w:lsdException w:name="annotation subject" w:semiHidden="1" w:unhideWhenUsed="1"/>
-    <w:lsdException w:name="No List" w:semiHidden="1" w:unhideWhenUsed="1"/>
-    <w:lsdException w:name="Outline List 1" w:semiHidden="1" w:unhideWhenUsed="1"/>
-    <w:lsdException w:name="Outline List 2" w:semiHidden="1" w:unhideWhenUsed="1"/>
-    <w:lsdException w:name="Outline List 3" w:semiHidden="1" w:unhideWhenUsed="1"/>
-    <w:lsdException w:name="Table Simple 1" w:semiHidden="1" w:unhideWhenUsed="1"/>
-    <w:lsdException w:name="Table Simple 2" w:semiHidden="1" w:unhideWhenUsed="1"/>
-    <w:lsdException w:name="Table Simple 3" w:semiHidden="1" w:unhideWhenUsed="1"/>
-    <w:lsdException w:name="Table Classic 1" w:semiHidden="1" w:unhideWhenUsed="1"/>
-    <w:lsdException w:name="Table Classic 2" w:semiHidden="1" w:unhideWhenUsed="1"/>
-    <w:lsdException w:name="Table Classic 3" w:semiHidden="1" w:unhideWhenUsed="1"/>
-    <w:lsdException w:name="Table Classic 4" w:semiHidden="1" w:unhideWhenUsed="1"/>
-    <w:lsdException w:name="Table Colorful 1" w:semiHidden="1" w:unhideWhenUsed="1"/>
-    <w:lsdException w:name="Table Colorful 2" w:semiHidden="1" w:unhideWhenUsed="1"/>
-    <w:lsdException w:name="Table Colorful 3" w:semiHidden="1" w:unhideWhenUsed="1"/>
-    <w:lsdException w:name="Table Columns 1" w:semiHidden="1" w:unhideWhenUsed="1"/>
-    <w:lsdException w:name="Table Columns 2" w:semiHidden="1" w:unhideWhenUsed="1"/>
-    <w:lsdException w:name="Table Columns 3" w:semiHidden="1" w:unhideWhenUsed="1"/>
-    <w:lsdException w:name="Table Columns 4" w:semiHidden="1" w:unhideWhenUsed="1"/>
-    <w:lsdException w:name="Table Columns 5" w:semiHidden="1" w:unhideWhenUsed="1"/>
-    <w:lsdException w:name="Table Grid 1" w:semiHidden="1" w:unhideWhenUsed="1"/>
-    <w:lsdException w:name="Table Grid 2" w:semiHidden="1" w:unhideWhenUsed="1"/>
-    <w:lsdException w:name="Table Grid 3" w:semiHidden="1" w:unhideWhenUsed="1"/>
-    <w:lsdException w:name="Table Grid 4" w:semiHidden="1" w:unhideWhenUsed="1"/>
-    <w:lsdException w:name="Table Grid 5" w:semiHidden="1" w:unhideWhenUsed="1"/>
-    <w:lsdException w:name="Table Grid 6" w:semiHidden="1" w:unhideWhenUsed="1"/>
-    <w:lsdException w:name="Table Grid 7" w:semiHidden="1" w:unhideWhenUsed="1"/>
-    <w:lsdException w:name="Table Grid 8" w:semiHidden="1" w:unhideWhenUsed="1"/>
-    <w:lsdException w:name="Table List 1" w:semiHidden="1" w:unhideWhenUsed="1"/>
-    <w:lsdException w:name="Table List 2" w:semiHidden="1" w:unhideWhenUsed="1"/>
-    <w:lsdException w:name="Table List 3" w:semiHidden="1" w:unhideWhenUsed="1"/>
-    <w:lsdException w:name="Table List 4" w:semiHidden="1" w:unhideWhenUsed="1"/>
-    <w:lsdException w:name="Table List 5" w:semiHidden="1" w:unhideWhenUsed="1"/>
-    <w:lsdException w:name="Table List 6" w:semiHidden="1" w:unhideWhenUsed="1"/>
-    <w:lsdException w:name="Table List 7" w:semiHidden="1" w:unhideWhenUsed="1"/>
-    <w:lsdException w:name="Table List 8" w:semiHidden="1" w:unhideWhenUsed="1"/>
-    <w:lsdException w:name="Table 3D effects 1" w:semiHidden="1" w:unhideWhenUsed="1"/>
-    <w:lsdException w:name="Table 3D effects 2" w:semiHidden="1" w:unhideWhenUsed="1"/>
-    <w:lsdException w:name="Table 3D effects 3" w:semiHidden="1" w:unhideWhenUsed="1"/>
-    <w:lsdException w:name="Table Contemporary" w:semiHidden="1" w:unhideWhenUsed="1"/>
-    <w:lsdException w:name="Table Elegant" w:semiHidden="1" w:unhideWhenUsed="1"/>
-    <w:lsdException w:name="Table Professional" w:semiHidden="1" w:unhideWhenUsed="1"/>
-    <w:lsdException w:name="Table Subtle 1" w:semiHidden="1" w:unhideWhenUsed="1"/>
-    <w:lsdException w:name="Table Subtle 2" w:semiHidden="1" w:unhideWhenUsed="1"/>
-    <w:lsdException w:name="Table Web 1" w:semiHidden="1" w:unhideWhenUsed="1"/>
-    <w:lsdException w:name="Table Web 2" w:semiHidden="1" w:unhideWhenUsed="1"/>
-    <w:lsdException w:name="Table Web 3" w:semiHidden="1" w:unhideWhenUsed="1"/>
-    <w:lsdException w:name="Balloon Text" w:semiHidden="1" w:unhideWhenUsed="1"/>
-    <w:lsdException w:name="Table Grid" w:uiPriority="39"/>
-    <w:lsdException w:name="Table Theme" w:semiHidden="1" w:unhideWhenUsed="1"/>
-    <w:lsdException w:name="Placeholder Text" w:semiHidden="1"/>
-    <w:lsdException w:name="No Spacing" w:uiPriority="1" w:qFormat="1"/>
-    <w:lsdException w:name="Light Shading" w:uiPriority="60"/>
-    <w:lsdException w:name="Light List" w:uiPriority="61"/>
-    <w:lsdException w:name="Light Grid" w:uiPriority="62"/>
-    <w:lsdException w:name="Medium Shading 1" w:uiPriority="63"/>
-    <w:lsdException w:name="Medium Shading 2" w:uiPriority="64"/>
-    <w:lsdException w:name="Medium List 1" w:uiPriority="65"/>
-    <w:lsdException w:name="Medium List 2" w:uiPriority="66"/>
-    <w:lsdException w:name="Medium Grid 1" w:uiPriority="67"/>
-    <w:lsdException w:name="Medium Grid 2" w:uiPriority="68"/>
-    <w:lsdException w:name="Medium Grid 3" w:uiPriority="69"/>
-    <w:lsdException w:name="Dark List" w:uiPriority="70"/>
-    <w:lsdException w:name="Colorful Shading" w:uiPriority="71"/>
-    <w:lsdException w:name="Colorful List" w:uiPriority="72"/>
-    <w:lsdException w:name="Colorful Grid" w:uiPriority="73"/>
-    <w:lsdException w:name="Light Shading Accent 1" w:uiPriority="60"/>
-    <w:lsdException w:name="Light List Accent 1" w:uiPriority="61"/>
-    <w:lsdException w:name="Light Grid Accent 1" w:uiPriority="62"/>
-    <w:lsdException w:name="Medium Shading 1 Accent 1" w:uiPriority="63"/>
-    <w:lsdException w:name="Medium Shading 2 Accent 1" w:uiPriority="64"/>
-    <w:lsdException w:name="Medium List 1 Accent 1" w:uiPriority="65"/>
-    <w:lsdException w:name="Revision" w:semiHidden="1"/>
-    <w:lsdException w:name="List Paragraph" w:uiPriority="34" w:qFormat="1"/>
-    <w:lsdException w:name="Quote" w:uiPriority="29" w:qFormat="1"/>
-    <w:lsdException w:name="Intense Quote" w:uiPriority="30" w:qFormat="1"/>
-    <w:lsdException w:name="Medium List 2 Accent 1" w:uiPriority="66"/>
-    <w:lsdException w:name="Medium Grid 1 Accent 1" w:uiPriority="67"/>
-    <w:lsdException w:name="Medium Grid 2 Accent 1" w:uiPriority="68"/>
-    <w:lsdException w:name="Medium Grid 3 Accent 1" w:uiPriority="69"/>
-    <w:lsdException w:name="Dark List Accent 1" w:uiPriority="70"/>
-    <w:lsdException w:name="Colorful Shading Accent 1" w:uiPriority="71"/>
-    <w:lsdException w:name="Colorful List Accent 1" w:uiPriority="72"/>
-    <w:lsdException w:name="Colorful Grid Accent 1" w:uiPriority="73"/>
-    <w:lsdException w:name="Light Shading Accent 2" w:uiPriority="60"/>
-    <w:lsdException w:name="Light List Accent 2" w:uiPriority="61"/>
-    <w:lsdException w:name="Light Grid Accent 2" w:uiPriority="62"/>
-    <w:lsdException w:name="Medium Shading 1 Accent 2" w:uiPriority="63"/>
-    <w:lsdException w:name="Medium Shading 2 Accent 2" w:uiPriority="64"/>
-    <w:lsdException w:name="Medium List 1 Accent 2" w:uiPriority="65"/>
-    <w:lsdException w:name="Medium List 2 Accent 2" w:uiPriority="66"/>
-    <w:lsdException w:name="Medium Grid 1 Accent 2" w:uiPriority="67"/>
-    <w:lsdException w:name="Medium Grid 2 Accent 2" w:uiPriority="68"/>
-    <w:lsdException w:name="Medium Grid 3 Accent 2" w:uiPriority="69"/>
-    <w:lsdException w:name="Dark List Accent 2" w:uiPriority="70"/>
-    <w:lsdException w:name="Colorful Shading Accent 2" w:uiPriority="71"/>
-    <w:lsdException w:name="Colorful List Accent 2" w:uiPriority="72"/>
-    <w:lsdException w:name="Colorful Grid Accent 2" w:uiPriority="73"/>
-    <w:lsdException w:name="Light Shading Accent 3" w:uiPriority="60"/>
-    <w:lsdException w:name="Light List Accent 3" w:uiPriority="61"/>
-    <w:lsdException w:name="Light Grid Accent 3" w:uiPriority="62"/>
-    <w:lsdException w:name="Medium Shading 1 Accent 3" w:uiPriority="63"/>
-    <w:lsdException w:name="Medium Shading 2 Accent 3" w:uiPriority="64"/>
-    <w:lsdException w:name="Medium List 1 Accent 3" w:uiPriority="65"/>
-    <w:lsdException w:name="Medium List 2 Accent 3" w:uiPriority="66"/>
-    <w:lsdException w:name="Medium Grid 1 Accent 3" w:uiPriority="67"/>
-    <w:lsdException w:name="Medium Grid 2 Accent 3" w:uiPriority="68"/>
-    <w:lsdException w:name="Medium Grid 3 Accent 3" w:uiPriority="69"/>
-    <w:lsdException w:name="Dark List Accent 3" w:uiPriority="70"/>
-    <w:lsdException w:name="Colorful Shading Accent 3" w:uiPriority="71"/>
-    <w:lsdException w:name="Colorful List Accent 3" w:uiPriority="72"/>
-    <w:lsdException w:name="Colorful Grid Accent 3" w:uiPriority="73"/>
-    <w:lsdException w:name="Light Shading Accent 4" w:uiPriority="60"/>
-    <w:lsdException w:name="Light List Accent 4" w:uiPriority="61"/>
-    <w:lsdException w:name="Light Grid Accent 4" w:uiPriority="62"/>
-    <w:lsdException w:name="Medium Shading 1 Accent 4" w:uiPriority="63"/>
-    <w:lsdException w:name="Medium Shading 2 Accent 4" w:uiPriority="64"/>
-    <w:lsdException w:name="Medium List 1 Accent 4" w:uiPriority="65"/>
-    <w:lsdException w:name="Medium List 2 Accent 4" w:uiPriority="66"/>
-    <w:lsdException w:name="Medium Grid 1 Accent 4" w:uiPriority="67"/>
-    <w:lsdException w:name="Medium Grid 2 Accent 4" w:uiPriority="68"/>
-    <w:lsdException w:name="Medium Grid 3 Accent 4" w:uiPriority="69"/>
-    <w:lsdException w:name="Dark List Accent 4" w:uiPriority="70"/>
-    <w:lsdException w:name="Colorful Shading Accent 4" w:uiPriority="71"/>
-    <w:lsdException w:name="Colorful List Accent 4" w:uiPriority="72"/>
-    <w:lsdException w:name="Colorful Grid Accent 4" w:uiPriority="73"/>
-    <w:lsdException w:name="Light Shading Accent 5" w:uiPriority="60"/>
-    <w:lsdException w:name="Light List Accent 5" w:uiPriority="61"/>
-    <w:lsdException w:name="Light Grid Accent 5" w:uiPriority="62"/>
-    <w:lsdException w:name="Medium Shading 1 Accent 5" w:uiPriority="63"/>
-    <w:lsdException w:name="Medium Shading 2 Accent 5" w:uiPriority="64"/>
-    <w:lsdException w:name="Medium List 1 Accent 5" w:uiPriority="65"/>
-    <w:lsdException w:name="Medium List 2 Accent 5" w:uiPriority="66"/>
-    <w:lsdException w:name="Medium Grid 1 Accent 5" w:uiPriority="67"/>
-    <w:lsdException w:name="Medium Grid 2 Accent 5" w:uiPriority="68"/>
-    <w:lsdException w:name="Medium Grid 3 Accent 5" w:uiPriority="69"/>
-    <w:lsdException w:name="Dark List Accent 5" w:uiPriority="70"/>
-    <w:lsdException w:name="Colorful Shading Accent 5" w:uiPriority="71"/>
-    <w:lsdException w:name="Colorful List Accent 5" w:uiPriority="72"/>
-    <w:lsdException w:name="Colorful Grid Accent 5" w:uiPriority="73"/>
-    <w:lsdException w:name="Light Shading Accent 6" w:uiPriority="60"/>
-    <w:lsdException w:name="Light List Accent 6" w:uiPriority="61"/>
-    <w:lsdException w:name="Light Grid Accent 6" w:uiPriority="62"/>
-    <w:lsdException w:name="Medium Shading 1 Accent 6" w:uiPriority="63"/>
-    <w:lsdException w:name="Medium Shading 2 Accent 6" w:uiPriority="64"/>
-    <w:lsdException w:name="Medium List 1 Accent 6" w:uiPriority="65"/>
-    <w:lsdException w:name="Medium List 2 Accent 6" w:uiPriority="66"/>
-    <w:lsdException w:name="Medium Grid 1 Accent 6" w:uiPriority="67"/>
-    <w:lsdException w:name="Medium Grid 2 Accent 6" w:uiPriority="68"/>
-    <w:lsdException w:name="Medium Grid 3 Accent 6" w:uiPriority="69"/>
-    <w:lsdException w:name="Dark List Accent 6" w:uiPriority="70"/>
-    <w:lsdException w:name="Colorful Shading Accent 6" w:uiPriority="71"/>
-    <w:lsdException w:name="Colorful List Accent 6" w:uiPriority="72"/>
-    <w:lsdException w:name="Colorful Grid Accent 6" w:uiPriority="73"/>
-    <w:lsdException w:name="Subtle Emphasis" w:uiPriority="19" w:qFormat="1"/>
-    <w:lsdException w:name="Intense Emphasis" w:uiPriority="21" w:qFormat="1"/>
-    <w:lsdException w:name="Subtle Reference" w:uiPriority="31" w:qFormat="1"/>
-    <w:lsdException w:name="Intense Reference" w:uiPriority="32" w:qFormat="1"/>
-    <w:lsdException w:name="Book Title" w:uiPriority="33" w:qFormat="1"/>
-    <w:lsdException w:name="Bibliography" w:semiHidden="1" w:uiPriority="37" w:unhideWhenUsed="1"/>
-    <w:lsdException w:name="TOC Heading" w:semiHidden="1" w:uiPriority="39" w:unhideWhenUsed="1" w:qFormat="1"/>
-    <w:lsdException w:name="Plain Table 1" w:uiPriority="41"/>
-    <w:lsdException w:name="Plain Table 2" w:uiPriority="42"/>
-    <w:lsdException w:name="Plain Table 3" w:uiPriority="43"/>
-    <w:lsdException w:name="Plain Table 4" w:uiPriority="44"/>
-    <w:lsdException w:name="Plain Table 5" w:uiPriority="45"/>
-    <w:lsdException w:name="Grid Table Light" w:uiPriority="40"/>
-    <w:lsdException w:name="Grid Table 1 Light" w:uiPriority="46"/>
-    <w:lsdException w:name="Grid Table 2" w:uiPriority="47"/>
-    <w:lsdException w:name="Grid Table 3" w:uiPriority="48"/>
-    <w:lsdException w:name="Grid Table 4" w:uiPriority="49"/>
-    <w:lsdException w:name="Grid Table 5 Dark" w:uiPriority="50"/>
-    <w:lsdException w:name="Grid Table 6 Colorful" w:uiPriority="51"/>
-    <w:lsdException w:name="Grid Table 7 Colorful" w:uiPriority="52"/>
-    <w:lsdException w:name="Grid Table 1 Light Accent 1" w:uiPriority="46"/>
-    <w:lsdException w:name="Grid Table 2 Accent 1" w:uiPriority="47"/>
-    <w:lsdException w:name="Grid Table 3 Accent 1" w:uiPriority="48"/>
-    <w:lsdException w:name="Grid Table 4 Accent 1" w:uiPriority="49"/>
-    <w:lsdException w:name="Grid Table 5 Dark Accent 1" w:uiPriority="50"/>
-    <w:lsdException w:name="Grid Table 6 Colorful Accent 1" w:uiPriority="51"/>
-    <w:lsdException w:name="Grid Table 7 Colorful Accent 1" w:uiPriority="52"/>
-    <w:lsdException w:name="Grid Table 1 Light Accent 2" w:uiPriority="46"/>
-    <w:lsdException w:name="Grid Table 2 Accent 2" w:uiPriority="47"/>
-    <w:lsdException w:name="Grid Table 3 Accent 2" w:uiPriority="48"/>
-    <w:lsdException w:name="Grid Table 4 Accent 2" w:uiPriority="49"/>
-    <w:lsdException w:name="Grid Table 5 Dark Accent 2" w:uiPriority="50"/>
-    <w:lsdException w:name="Grid Table 6 Colorful Accent 2" w:uiPriority="51"/>
-    <w:lsdException w:name="Grid Table 7 Colorful Accent 2" w:uiPriority="52"/>
-    <w:lsdException w:name="Grid Table 1 Light Accent 3" w:uiPriority="46"/>
-    <w:lsdException w:name="Grid Table 2 Accent 3" w:uiPriority="47"/>
-    <w:lsdException w:name="Grid Table 3 Accent 3" w:uiPriority="48"/>
-    <w:lsdException w:name="Grid Table 4 Accent 3" w:uiPriority="49"/>
-    <w:lsdException w:name="Grid Table 5 Dark Accent 3" w:uiPriority="50"/>
-    <w:lsdException w:name="Grid Table 6 Colorful Accent 3" w:uiPriority="51"/>
-    <w:lsdException w:name="Grid Table 7 Colorful Accent 3" w:uiPriority="52"/>
-    <w:lsdException w:name="Grid Table 1 Light Accent 4" w:uiPriority="46"/>
-    <w:lsdException w:name="Grid Table 2 Accent 4" w:uiPriority="47"/>
-    <w:lsdException w:name="Grid Table 3 Accent 4" w:uiPriority="48"/>
-    <w:lsdException w:name="Grid Table 4 Accent 4" w:uiPriority="49"/>
-    <w:lsdException w:name="Grid Table 5 Dark Accent 4" w:uiPriority="50"/>
-    <w:lsdException w:name="Grid Table 6 Colorful Accent 4" w:uiPriority="51"/>
-    <w:lsdException w:name="Grid Table 7 Colorful Accent 4" w:uiPriority="52"/>
-    <w:lsdException w:name="Grid Table 1 Light Accent 5" w:uiPriority="46"/>
-    <w:lsdException w:name="Grid Table 2 Accent 5" w:uiPriority="47"/>
-    <w:lsdException w:name="Grid Table 3 Accent 5" w:uiPriority="48"/>
-    <w:lsdException w:name="Grid Table 4 Accent 5" w:uiPriority="49"/>
-    <w:lsdException w:name="Grid Table 5 Dark Accent 5" w:uiPriority="50"/>
-    <w:lsdException w:name="Grid Table 6 Colorful Accent 5" w:uiPriority="51"/>
-    <w:lsdException w:name="Grid Table 7 Colorful Accent 5" w:uiPriority="52"/>
-    <w:lsdException w:name="Grid Table 1 Light Accent 6" w:uiPriority="46"/>
-    <w:lsdException w:name="Grid Table 2 Accent 6" w:uiPriority="47"/>
-    <w:lsdException w:name="Grid Table 3 Accent 6" w:uiPriority="48"/>
-    <w:lsdException w:name="Grid Table 4 Accent 6" w:uiPriority="49"/>
-    <w:lsdException w:name="Grid Table 5 Dark Accent 6" w:uiPriority="50"/>
-    <w:lsdException w:name="Grid Table 6 Colorful Accent 6" w:uiPriority="51"/>
-    <w:lsdException w:name="Grid Table 7 Colorful Accent 6" w:uiPriority="52"/>
-    <w:lsdException w:name="List Table 1 Light" w:uiPriority="46"/>
-    <w:lsdException w:name="List Table 2" w:uiPriority="47"/>
-    <w:lsdException w:name="List Table 3" w:uiPriority="48"/>
-    <w:lsdException w:name="List Table 4" w:uiPriority="49"/>
-    <w:lsdException w:name="List Table 5 Dark" w:uiPriority="50"/>
-    <w:lsdException w:name="List Table 6 Colorful" w:uiPriority="51"/>
-    <w:lsdException w:name="List Table 7 Colorful" w:uiPriority="52"/>
-    <w:lsdException w:name="List Table 1 Light Accent 1" w:uiPriority="46"/>
-    <w:lsdException w:name="List Table 2 Accent 1" w:uiPriority="47"/>
-    <w:lsdException w:name="List Table 3 Accent 1" w:uiPriority="48"/>
-    <w:lsdException w:name="List Table 4 Accent 1" w:uiPriority="49"/>
-    <w:lsdException w:name="List Table 5 Dark Accent 1" w:uiPriority="50"/>
-    <w:lsdException w:name="List Table 6 Colorful Accent 1" w:uiPriority="51"/>
-    <w:lsdException w:name="List Table 7 Colorful Accent 1" w:uiPriority="52"/>
-    <w:lsdException w:name="List Table 1 Light Accent 2" w:uiPriority="46"/>
-    <w:lsdException w:name="List Table 2 Accent 2" w:uiPriority="47"/>
-    <w:lsdException w:name="List Table 3 Accent 2" w:uiPriority="48"/>
-    <w:lsdException w:name="List Table 4 Accent 2" w:uiPriority="49"/>
-    <w:lsdException w:name="List Table 5 Dark Accent 2" w:uiPriority="50"/>
-    <w:lsdException w:name="List Table 6 Colorful Accent 2" w:uiPriority="51"/>
-    <w:lsdException w:name="List Table 7 Colorful Accent 2" w:uiPriority="52"/>
-    <w:lsdException w:name="List Table 1 Light Accent 3" w:uiPriority="46"/>
-    <w:lsdException w:name="List Table 2 Accent 3" w:uiPriority="47"/>
-    <w:lsdException w:name="List Table 3 Accent 3" w:uiPriority="48"/>
-    <w:lsdException w:name="List Table 4 Accent 3" w:uiPriority="49"/>
-    <w:lsdException w:name="List Table 5 Dark Accent 3" w:uiPriority="50"/>
-    <w:lsdException w:name="List Table 6 Colorful Accent 3" w:uiPriority="51"/>
-    <w:lsdException w:name="List Table 7 Colorful Accent 3" w:uiPriority="52"/>
-    <w:lsdException w:name="List Table 1 Light Accent 4" w:uiPriority="46"/>
-    <w:lsdException w:name="List Table 2 Accent 4" w:uiPriority="47"/>
-    <w:lsdException w:name="List Table 3 Accent 4" w:uiPriority="48"/>
-    <w:lsdException w:name="List Table 4 Accent 4" w:uiPriority="49"/>
-    <w:lsdException w:name="List Table 5 Dark Accent 4" w:uiPriority="50"/>
-    <w:lsdException w:name="List Table 6 Colorful Accent 4" w:uiPriority="51"/>
-    <w:lsdException w:name="List Table 7 Colorful Accent 4" w:uiPriority="52"/>
-    <w:lsdException w:name="List Table 1 Light Accent 5" w:uiPriority="46"/>
-    <w:lsdException w:name="List Table 2 Accent 5" w:uiPriority="47"/>
-    <w:lsdException w:name="List Table 3 Accent 5" w:uiPriority="48"/>
-    <w:lsdException w:name="List Table 4 Accent 5" w:uiPriority="49"/>
-    <w:lsdException w:name="List Table 5 Dark Accent 5" w:uiPriority="50"/>
-    <w:lsdException w:name="List Table 6 Colorful Accent 5" w:uiPriority="51"/>
-    <w:lsdException w:name="List Table 7 Colorful Accent 5" w:uiPriority="52"/>
-    <w:lsdException w:name="List Table 1 Light Accent 6" w:uiPriority="46"/>
-    <w:lsdException w:name="List Table 2 Accent 6" w:uiPriority="47"/>
-    <w:lsdException w:name="List Table 3 Accent 6" w:uiPriority="48"/>
-    <w:lsdException w:name="List Table 4 Accent 6" w:uiPriority="49"/>
-    <w:lsdException w:name="List Table 5 Dark Accent 6" w:uiPriority="50"/>
-    <w:lsdException w:name="List Table 6 Colorful Accent 6" w:uiPriority="51"/>
-    <w:lsdException w:name="List Table 7 Colorful Accent 6" w:uiPriority="52"/>
-    <w:lsdException w:name="Mention" w:semiHidden="1" w:unhideWhenUsed="1"/>
-    <w:lsdException w:name="Smart Hyperlink" w:semiHidden="1" w:unhideWhenUsed="1"/>
-    <w:lsdException w:name="Hashtag" w:semiHidden="1" w:unhideWhenUsed="1"/>
-    <w:lsdException w:name="Unresolved Mention" w:semiHidden="1" w:unhideWhenUsed="1"/>
-    <w:lsdException w:name="Smart Link" w:semiHidden="1" w:unhideWhenUsed="1"/>
+  <w:latentStyles w:defLockedState="0" w:defUIPriority="99" w:defSemiHidden="1" w:defUnhideWhenUsed="1" w:defQFormat="0" w:count="267">
+    <w:lsdException w:name="Normal" w:semiHidden="0" w:uiPriority="0" w:unhideWhenUsed="0" w:qFormat="1"/>
+    <w:lsdException w:name="heading 1" w:semiHidden="0" w:uiPriority="9" w:unhideWhenUsed="0" w:qFormat="1"/>
+    <w:lsdException w:name="heading 2" w:uiPriority="9" w:qFormat="1"/>
+    <w:lsdException w:name="heading 3" w:uiPriority="9" w:qFormat="1"/>
+    <w:lsdException w:name="heading 4" w:uiPriority="9" w:qFormat="1"/>
+    <w:lsdException w:name="heading 5" w:uiPriority="9" w:qFormat="1"/>
+    <w:lsdException w:name="heading 6" w:uiPriority="9" w:qFormat="1"/>
+    <w:lsdException w:name="heading 7" w:uiPriority="9" w:qFormat="1"/>
+    <w:lsdException w:name="heading 8" w:uiPriority="9" w:qFormat="1"/>
+    <w:lsdException w:name="heading 9" w:uiPriority="9" w:qFormat="1"/>
+    <w:lsdException w:name="toc 1" w:uiPriority="39"/>
+    <w:lsdException w:name="toc 2" w:uiPriority="39"/>
+    <w:lsdException w:name="toc 3" w:uiPriority="39"/>
+    <w:lsdException w:name="toc 4" w:uiPriority="39"/>
+    <w:lsdException w:name="toc 5" w:uiPriority="39"/>
+    <w:lsdException w:name="toc 6" w:uiPriority="39"/>
+    <w:lsdException w:name="toc 7" w:uiPriority="39"/>
+    <w:lsdException w:name="toc 8" w:uiPriority="39"/>
+    <w:lsdException w:name="toc 9" w:uiPriority="39"/>
+    <w:lsdException w:name="caption" w:uiPriority="35" w:qFormat="1"/>
+    <w:lsdException w:name="Title" w:semiHidden="0" w:uiPriority="10" w:unhideWhenUsed="0" w:qFormat="1"/>
+    <w:lsdException w:name="Default Paragraph Font" w:uiPriority="1"/>
+    <w:lsdException w:name="Subtitle" w:semiHidden="0" w:uiPriority="11" w:unhideWhenUsed="0" w:qFormat="1"/>
+    <w:lsdException w:name="Strong" w:semiHidden="0" w:uiPriority="22" w:unhideWhenUsed="0" w:qFormat="1"/>
+    <w:lsdException w:name="Emphasis" w:semiHidden="0" w:uiPriority="20" w:unhideWhenUsed="0" w:qFormat="1"/>
+    <w:lsdException w:name="Table Grid" w:semiHidden="0" w:uiPriority="39" w:unhideWhenUsed="0"/>
+    <w:lsdException w:name="Placeholder Text" w:unhideWhenUsed="0"/>
+    <w:lsdException w:name="No Spacing" w:semiHidden="0" w:uiPriority="1" w:unhideWhenUsed="0" w:qFormat="1"/>
+    <w:lsdException w:name="Light Shading" w:semiHidden="0" w:uiPriority="60" w:unhideWhenUsed="0"/>
+    <w:lsdException w:name="Light List" w:semiHidden="0" w:uiPriority="61" w:unhideWhenUsed="0"/>
+    <w:lsdException w:name="Light Grid" w:semiHidden="0" w:uiPriority="62" w:unhideWhenUsed="0"/>
+    <w:lsdException w:name="Medium Shading 1" w:semiHidden="0" w:uiPriority="63" w:unhideWhenUsed="0"/>
+    <w:lsdException w:name="Medium Shading 2" w:semiHidden="0" w:uiPriority="64" w:unhideWhenUsed="0"/>
+    <w:lsdException w:name="Medium List 1" w:semiHidden="0" w:uiPriority="65" w:unhideWhenUsed="0"/>
+    <w:lsdException w:name="Medium List 2" w:semiHidden="0" w:uiPriority="66" w:unhideWhenUsed="0"/>
+    <w:lsdException w:name="Medium Grid 1" w:semiHidden="0" w:uiPriority="67" w:unhideWhenUsed="0"/>
+    <w:lsdException w:name="Medium Grid 2" w:semiHidden="0" w:uiPriority="68" w:unhideWhenUsed="0"/>
+    <w:lsdException w:name="Medium Grid 3" w:semiHidden="0" w:uiPriority="69" w:unhideWhenUsed="0"/>
+    <w:lsdException w:name="Dark List" w:semiHidden="0" w:uiPriority="70" w:unhideWhenUsed="0"/>
+    <w:lsdException w:name="Colorful Shading" w:semiHidden="0" w:uiPriority="71" w:unhideWhenUsed="0"/>
+    <w:lsdException w:name="Colorful List" w:semiHidden="0" w:uiPriority="72" w:unhideWhenUsed="0"/>
+    <w:lsdException w:name="Colorful Grid" w:semiHidden="0" w:uiPriority="73" w:unhideWhenUsed="0"/>
+    <w:lsdException w:name="Light Shading Accent 1" w:semiHidden="0" w:uiPriority="60" w:unhideWhenUsed="0"/>
+    <w:lsdException w:name="Light List Accent 1" w:semiHidden="0" w:uiPriority="61" w:unhideWhenUsed="0"/>
+    <w:lsdException w:name="Light Grid Accent 1" w:semiHidden="0" w:uiPriority="62" w:unhideWhenUsed="0"/>
+    <w:lsdException w:name="Medium Shading 1 Accent 1" w:semiHidden="0" w:uiPriority="63" w:unhideWhenUsed="0"/>
+    <w:lsdException w:name="Medium Shading 2 Accent 1" w:semiHidden="0" w:uiPriority="64" w:unhideWhenUsed="0"/>
+    <w:lsdException w:name="Medium List 1 Accent 1" w:semiHidden="0" w:uiPriority="65" w:unhideWhenUsed="0"/>
+    <w:lsdException w:name="Revision" w:unhideWhenUsed="0"/>
+    <w:lsdException w:name="List Paragraph" w:semiHidden="0" w:uiPriority="34" w:unhideWhenUsed="0" w:qFormat="1"/>
+    <w:lsdException w:name="Quote" w:semiHidden="0" w:uiPriority="29" w:unhideWhenUsed="0" w:qFormat="1"/>
+    <w:lsdException w:name="Intense Quote" w:semiHidden="0" w:uiPriority="30" w:unhideWhenUsed="0" w:qFormat="1"/>
+    <w:lsdException w:name="Medium List 2 Accent 1" w:semiHidden="0" w:uiPriority="66" w:unhideWhenUsed="0"/>
+    <w:lsdException w:name="Medium Grid 1 Accent 1" w:semiHidden="0" w:uiPriority="67" w:unhideWhenUsed="0"/>
+    <w:lsdException w:name="Medium Grid 2 Accent 1" w:semiHidden="0" w:uiPriority="68" w:unhideWhenUsed="0"/>
+    <w:lsdException w:name="Medium Grid 3 Accent 1" w:semiHidden="0" w:uiPriority="69" w:unhideWhenUsed="0"/>
+    <w:lsdException w:name="Dark List Accent 1" w:semiHidden="0" w:uiPriority="70" w:unhideWhenUsed="0"/>
+    <w:lsdException w:name="Colorful Shading Accent 1" w:semiHidden="0" w:uiPriority="71" w:unhideWhenUsed="0"/>
+    <w:lsdException w:name="Colorful List Accent 1" w:semiHidden="0" w:uiPriority="72" w:unhideWhenUsed="0"/>
+    <w:lsdException w:name="Colorful Grid Accent 1" w:semiHidden="0" w:uiPriority="73" w:unhideWhenUsed="0"/>
+    <w:lsdException w:name="Light Shading Accent 2" w:semiHidden="0" w:uiPriority="60" w:unhideWhenUsed="0"/>
+    <w:lsdException w:name="Light List Accent 2" w:semiHidden="0" w:uiPriority="61" w:unhideWhenUsed="0"/>
+    <w:lsdException w:name="Light Grid Accent 2" w:semiHidden="0" w:uiPriority="62" w:unhideWhenUsed="0"/>
+    <w:lsdException w:name="Medium Shading 1 Accent 2" w:semiHidden="0" w:uiPriority="63" w:unhideWhenUsed="0"/>
+    <w:lsdException w:name="Medium Shading 2 Accent 2" w:semiHidden="0" w:uiPriority="64" w:unhideWhenUsed="0"/>
+    <w:lsdException w:name="Medium List 1 Accent 2" w:semiHidden="0" w:uiPriority="65" w:unhideWhenUsed="0"/>
+    <w:lsdException w:name="Medium List 2 Accent 2" w:semiHidden="0" w:uiPriority="66" w:unhideWhenUsed="0"/>
+    <w:lsdException w:name="Medium Grid 1 Accent 2" w:semiHidden="0" w:uiPriority="67" w:unhideWhenUsed="0"/>
+    <w:lsdException w:name="Medium Grid 2 Accent 2" w:semiHidden="0" w:uiPriority="68" w:unhideWhenUsed="0"/>
+    <w:lsdException w:name="Medium Grid 3 Accent 2" w:semiHidden="0" w:uiPriority="69" w:unhideWhenUsed="0"/>
+    <w:lsdException w:name="Dark List Accent 2" w:semiHidden="0" w:uiPriority="70" w:unhideWhenUsed="0"/>
+    <w:lsdException w:name="Colorful Shading Accent 2" w:semiHidden="0" w:uiPriority="71" w:unhideWhenUsed="0"/>
+    <w:lsdException w:name="Colorful List Accent 2" w:semiHidden="0" w:uiPriority="72" w:unhideWhenUsed="0"/>
+    <w:lsdException w:name="Colorful Grid Accent 2" w:semiHidden="0" w:uiPriority="73" w:unhideWhenUsed="0"/>
+    <w:lsdException w:name="Light Shading Accent 3" w:semiHidden="0" w:uiPriority="60" w:unhideWhenUsed="0"/>
+    <w:lsdException w:name="Light List Accent 3" w:semiHidden="0" w:uiPriority="61" w:unhideWhenUsed="0"/>
+    <w:lsdException w:name="Light Grid Accent 3" w:semiHidden="0" w:uiPriority="62" w:unhideWhenUsed="0"/>
+    <w:lsdException w:name="Medium Shading 1 Accent 3" w:semiHidden="0" w:uiPriority="63" w:unhideWhenUsed="0"/>
+    <w:lsdException w:name="Medium Shading 2 Accent 3" w:semiHidden="0" w:uiPriority="64" w:unhideWhenUsed="0"/>
+    <w:lsdException w:name="Medium List 1 Accent 3" w:semiHidden="0" w:uiPriority="65" w:unhideWhenUsed="0"/>
+    <w:lsdException w:name="Medium List 2 Accent 3" w:semiHidden="0" w:uiPriority="66" w:unhideWhenUsed="0"/>
+    <w:lsdException w:name="Medium Grid 1 Accent 3" w:semiHidden="0" w:uiPriority="67" w:unhideWhenUsed="0"/>
+    <w:lsdException w:name="Medium Grid 2 Accent 3" w:semiHidden="0" w:uiPriority="68" w:unhideWhenUsed="0"/>
+    <w:lsdException w:name="Medium Grid 3 Accent 3" w:semiHidden="0" w:uiPriority="69" w:unhideWhenUsed="0"/>
+    <w:lsdException w:name="Dark List Accent 3" w:semiHidden="0" w:uiPriority="70" w:unhideWhenUsed="0"/>
+    <w:lsdException w:name="Colorful Shading Accent 3" w:semiHidden="0" w:uiPriority="71" w:unhideWhenUsed="0"/>
+    <w:lsdException w:name="Colorful List Accent 3" w:semiHidden="0" w:uiPriority="72" w:unhideWhenUsed="0"/>
+    <w:lsdException w:name="Colorful Grid Accent 3" w:semiHidden="0" w:uiPriority="73" w:unhideWhenUsed="0"/>
+    <w:lsdException w:name="Light Shading Accent 4" w:semiHidden="0" w:uiPriority="60" w:unhideWhenUsed="0"/>
+    <w:lsdException w:name="Light List Accent 4" w:semiHidden="0" w:uiPriority="61" w:unhideWhenUsed="0"/>
+    <w:lsdException w:name="Light Grid Accent 4" w:semiHidden="0" w:uiPriority="62" w:unhideWhenUsed="0"/>
+    <w:lsdException w:name="Medium Shading 1 Accent 4" w:semiHidden="0" w:uiPriority="63" w:unhideWhenUsed="0"/>
+    <w:lsdException w:name="Medium Shading 2 Accent 4" w:semiHidden="0" w:uiPriority="64" w:unhideWhenUsed="0"/>
+    <w:lsdException w:name="Medium List 1 Accent 4" w:semiHidden="0" w:uiPriority="65" w:unhideWhenUsed="0"/>
+    <w:lsdException w:name="Medium List 2 Accent 4" w:semiHidden="0" w:uiPriority="66" w:unhideWhenUsed="0"/>
+    <w:lsdException w:name="Medium Grid 1 Accent 4" w:semiHidden="0" w:uiPriority="67" w:unhideWhenUsed="0"/>
+    <w:lsdException w:name="Medium Grid 2 Accent 4" w:semiHidden="0" w:uiPriority="68" w:unhideWhenUsed="0"/>
+    <w:lsdException w:name="Medium Grid 3 Accent 4" w:semiHidden="0" w:uiPriority="69" w:unhideWhenUsed="0"/>
+    <w:lsdException w:name="Dark List Accent 4" w:semiHidden="0" w:uiPriority="70" w:unhideWhenUsed="0"/>
+    <w:lsdException w:name="Colorful Shading Accent 4" w:semiHidden="0" w:uiPriority="71" w:unhideWhenUsed="0"/>
+    <w:lsdException w:name="Colorful List Accent 4" w:semiHidden="0" w:uiPriority="72" w:unhideWhenUsed="0"/>
+    <w:lsdException w:name="Colorful Grid Accent 4" w:semiHidden="0" w:uiPriority="73" w:unhideWhenUsed="0"/>
+    <w:lsdException w:name="Light Shading Accent 5" w:semiHidden="0" w:uiPriority="60" w:unhideWhenUsed="0"/>
+    <w:lsdException w:name="Light List Accent 5" w:semiHidden="0" w:uiPriority="61" w:unhideWhenUsed="0"/>
+    <w:lsdException w:name="Light Grid Accent 5" w:semiHidden="0" w:uiPriority="62" w:unhideWhenUsed="0"/>
+    <w:lsdException w:name="Medium Shading 1 Accent 5" w:semiHidden="0" w:uiPriority="63" w:unhideWhenUsed="0"/>
+    <w:lsdException w:name="Medium Shading 2 Accent 5" w:semiHidden="0" w:uiPriority="64" w:unhideWhenUsed="0"/>
+    <w:lsdException w:name="Medium List 1 Accent 5" w:semiHidden="0" w:uiPriority="65" w:unhideWhenUsed="0"/>
+    <w:lsdException w:name="Medium List 2 Accent 5" w:semiHidden="0" w:uiPriority="66" w:unhideWhenUsed="0"/>
+    <w:lsdException w:name="Medium Grid 1 Accent 5" w:semiHidden="0" w:uiPriority="67" w:unhideWhenUsed="0"/>
+    <w:lsdException w:name="Medium Grid 2 Accent 5" w:semiHidden="0" w:uiPriority="68" w:unhideWhenUsed="0"/>
+    <w:lsdException w:name="Medium Grid 3 Accent 5" w:semiHidden="0" w:uiPriority="69" w:unhideWhenUsed="0"/>
+    <w:lsdException w:name="Dark List Accent 5" w:semiHidden="0" w:uiPriority="70" w:unhideWhenUsed="0"/>
+    <w:lsdException w:name="Colorful Shading Accent 5" w:semiHidden="0" w:uiPriority="71" w:unhideWhenUsed="0"/>
+    <w:lsdException w:name="Colorful List Accent 5" w:semiHidden="0" w:uiPriority="72" w:unhideWhenUsed="0"/>
+    <w:lsdException w:name="Colorful Grid Accent 5" w:semiHidden="0" w:uiPriority="73" w:unhideWhenUsed="0"/>
+    <w:lsdException w:name="Light Shading Accent 6" w:semiHidden="0" w:uiPriority="60" w:unhideWhenUsed="0"/>
+    <w:lsdException w:name="Light List Accent 6" w:semiHidden="0" w:uiPriority="61" w:unhideWhenUsed="0"/>
+    <w:lsdException w:name="Light Grid Accent 6" w:semiHidden="0" w:uiPriority="62" w:unhideWhenUsed="0"/>
+    <w:lsdException w:name="Medium Shading 1 Accent 6" w:semiHidden="0" w:uiPriority="63" w:unhideWhenUsed="0"/>
+    <w:lsdException w:name="Medium Shading 2 Accent 6" w:semiHidden="0" w:uiPriority="64" w:unhideWhenUsed="0"/>
+    <w:lsdException w:name="Medium List 1 Accent 6" w:semiHidden="0" w:uiPriority="65" w:unhideWhenUsed="0"/>
+    <w:lsdException w:name="Medium List 2 Accent 6" w:semiHidden="0" w:uiPriority="66" w:unhideWhenUsed="0"/>
+    <w:lsdException w:name="Medium Grid 1 Accent 6" w:semiHidden="0" w:uiPriority="67" w:unhideWhenUsed="0"/>
+    <w:lsdException w:name="Medium Grid 2 Accent 6" w:semiHidden="0" w:uiPriority="68" w:unhideWhenUsed="0"/>
+    <w:lsdException w:name="Medium Grid 3 Accent 6" w:semiHidden="0" w:uiPriority="69" w:unhideWhenUsed="0"/>
+    <w:lsdException w:name="Dark List Accent 6" w:semiHidden="0" w:uiPriority="70" w:unhideWhenUsed="0"/>
+    <w:lsdException w:name="Colorful Shading Accent 6" w:semiHidden="0" w:uiPriority="71" w:unhideWhenUsed="0"/>
+    <w:lsdException w:name="Colorful List Accent 6" w:semiHidden="0" w:uiPriority="72" w:unhideWhenUsed="0"/>
+    <w:lsdException w:name="Colorful Grid Accent 6" w:semiHidden="0" w:uiPriority="73" w:unhideWhenUsed="0"/>
+    <w:lsdException w:name="Subtle Emphasis" w:semiHidden="0" w:uiPriority="19" w:unhideWhenUsed="0" w:qFormat="1"/>
+    <w:lsdException w:name="Intense Emphasis" w:semiHidden="0" w:uiPriority="21" w:unhideWhenUsed="0" w:qFormat="1"/>
+    <w:lsdException w:name="Subtle Reference" w:semiHidden="0" w:uiPriority="31" w:unhideWhenUsed="0" w:qFormat="1"/>
+    <w:lsdException w:name="Intense Reference" w:semiHidden="0" w:uiPriority="32" w:unhideWhenUsed="0" w:qFormat="1"/>
+    <w:lsdException w:name="Book Title" w:semiHidden="0" w:uiPriority="33" w:unhideWhenUsed="0" w:qFormat="1"/>
+    <w:lsdException w:name="Bibliography" w:uiPriority="37"/>
+    <w:lsdException w:name="TOC Heading" w:uiPriority="39" w:qFormat="1"/>
   </w:latentStyles>
   <w:style w:type="paragraph" w:default="1" w:styleId="Normal">
     <w:name w:val="Normal"/>
     <w:qFormat/>
-    <w:rsid w:val="00C05993"/>
+    <w:rsid w:val="004F75CA"/>
+  </w:style>
+  <w:style w:type="paragraph" w:styleId="Heading1">
+    <w:name w:val="heading 1"/>
+    <w:basedOn w:val="Normal"/>
+    <w:next w:val="Normal"/>
+    <w:uiPriority w:val="9"/>
+    <w:qFormat/>
+    <w:rsid w:val="004F75CA"/>
+    <w:pPr>
+      <w:keepNext/>
+      <w:keepLines/>
+      <w:spacing w:before="400" w:after="120"/>
+      <w:outlineLvl w:val="0"/>
+    </w:pPr>
+    <w:rPr>
+      <w:sz w:val="40"/>
+      <w:szCs w:val="40"/>
+    </w:rPr>
   </w:style>
   <w:style w:type="paragraph" w:styleId="Heading2">
     <w:name w:val="heading 2"/>
     <w:basedOn w:val="Normal"/>
-    <w:link w:val="Heading2Char"/>
+    <w:next w:val="Normal"/>
     <w:uiPriority w:val="9"/>
+    <w:semiHidden/>
+    <w:unhideWhenUsed/>
     <w:qFormat/>
-    <w:rsid w:val="004407C8"/>
+    <w:rsid w:val="004F75CA"/>
     <w:pPr>
-      <w:spacing w:before="100" w:beforeAutospacing="1" w:after="100" w:afterAutospacing="1" w:line="240" w:lineRule="auto"/>
+      <w:keepNext/>
+      <w:keepLines/>
+      <w:spacing w:before="360" w:after="120"/>
       <w:outlineLvl w:val="1"/>
     </w:pPr>
     <w:rPr>
-      <w:rFonts w:ascii="Times New Roman" w:eastAsia="Times New Roman" w:hAnsi="Times New Roman" w:cs="Times New Roman"/>
-      <w:b/>
-      <w:bCs/>
-      <w:kern w:val="0"/>
-      <w:sz w:val="36"/>
-      <w:szCs w:val="36"/>
-      <w:lang w:eastAsia="en-IN"/>
+      <w:sz w:val="32"/>
+      <w:szCs w:val="32"/>
     </w:rPr>
   </w:style>
   <w:style w:type="paragraph" w:styleId="Heading3">
     <w:name w:val="heading 3"/>
     <w:basedOn w:val="Normal"/>
     <w:next w:val="Normal"/>
-    <w:link w:val="Heading3Char"/>
     <w:uiPriority w:val="9"/>
     <w:semiHidden/>
     <w:unhideWhenUsed/>
     <w:qFormat/>
-    <w:rsid w:val="00815FBE"/>
+    <w:rsid w:val="004F75CA"/>
     <w:pPr>
       <w:keepNext/>
       <w:keepLines/>
-      <w:spacing w:before="40" w:after="0"/>
+      <w:spacing w:before="320" w:after="80"/>
       <w:outlineLvl w:val="2"/>
     </w:pPr>
     <w:rPr>
-      <w:rFonts w:asciiTheme="majorHAnsi" w:eastAsiaTheme="majorEastAsia" w:hAnsiTheme="majorHAnsi" w:cstheme="majorBidi"/>
-      <w:color w:val="1F3763" w:themeColor="accent1" w:themeShade="7F"/>
+      <w:color w:val="434343"/>
+      <w:sz w:val="28"/>
+      <w:szCs w:val="28"/>
+    </w:rPr>
+  </w:style>
+  <w:style w:type="paragraph" w:styleId="Heading4">
+    <w:name w:val="heading 4"/>
+    <w:basedOn w:val="Normal"/>
+    <w:next w:val="Normal"/>
+    <w:uiPriority w:val="9"/>
+    <w:semiHidden/>
+    <w:unhideWhenUsed/>
+    <w:qFormat/>
+    <w:rsid w:val="004F75CA"/>
+    <w:pPr>
+      <w:keepNext/>
+      <w:keepLines/>
+      <w:spacing w:before="280" w:after="80"/>
+      <w:outlineLvl w:val="3"/>
+    </w:pPr>
+    <w:rPr>
+      <w:color w:val="666666"/>
       <w:sz w:val="24"/>
       <w:szCs w:val="24"/>
+    </w:rPr>
+  </w:style>
+  <w:style w:type="paragraph" w:styleId="Heading5">
+    <w:name w:val="heading 5"/>
+    <w:basedOn w:val="Normal"/>
+    <w:next w:val="Normal"/>
+    <w:uiPriority w:val="9"/>
+    <w:semiHidden/>
+    <w:unhideWhenUsed/>
+    <w:qFormat/>
+    <w:rsid w:val="004F75CA"/>
+    <w:pPr>
+      <w:keepNext/>
+      <w:keepLines/>
+      <w:spacing w:before="240" w:after="80"/>
+      <w:outlineLvl w:val="4"/>
+    </w:pPr>
+    <w:rPr>
+      <w:color w:val="666666"/>
+    </w:rPr>
+  </w:style>
+  <w:style w:type="paragraph" w:styleId="Heading6">
+    <w:name w:val="heading 6"/>
+    <w:basedOn w:val="Normal"/>
+    <w:next w:val="Normal"/>
+    <w:uiPriority w:val="9"/>
+    <w:semiHidden/>
+    <w:unhideWhenUsed/>
+    <w:qFormat/>
+    <w:rsid w:val="004F75CA"/>
+    <w:pPr>
+      <w:keepNext/>
+      <w:keepLines/>
+      <w:spacing w:before="240" w:after="80"/>
+      <w:outlineLvl w:val="5"/>
+    </w:pPr>
+    <w:rPr>
+      <w:i/>
+      <w:color w:val="666666"/>
     </w:rPr>
   </w:style>
   <w:style w:type="character" w:default="1" w:styleId="DefaultParagraphFont">
@@ -3424,6 +7396,7 @@
     <w:uiPriority w:val="99"/>
     <w:semiHidden/>
     <w:unhideWhenUsed/>
+    <w:qFormat/>
     <w:tblPr>
       <w:tblInd w:w="0" w:type="dxa"/>
       <w:tblCellMar>
@@ -3440,53 +7413,55 @@
     <w:semiHidden/>
     <w:unhideWhenUsed/>
   </w:style>
-  <w:style w:type="paragraph" w:styleId="ListParagraph">
-    <w:name w:val="List Paragraph"/>
+  <w:style w:type="paragraph" w:styleId="Title">
+    <w:name w:val="Title"/>
     <w:basedOn w:val="Normal"/>
-    <w:uiPriority w:val="34"/>
+    <w:next w:val="Normal"/>
+    <w:uiPriority w:val="10"/>
     <w:qFormat/>
-    <w:rsid w:val="005A63E9"/>
+    <w:rsid w:val="004F75CA"/>
     <w:pPr>
-      <w:ind w:left="720"/>
-      <w:contextualSpacing/>
+      <w:keepNext/>
+      <w:keepLines/>
+      <w:spacing w:after="60"/>
     </w:pPr>
-  </w:style>
-  <w:style w:type="character" w:customStyle="1" w:styleId="Heading2Char">
-    <w:name w:val="Heading 2 Char"/>
-    <w:basedOn w:val="DefaultParagraphFont"/>
-    <w:link w:val="Heading2"/>
-    <w:uiPriority w:val="9"/>
-    <w:rsid w:val="004407C8"/>
     <w:rPr>
-      <w:rFonts w:ascii="Times New Roman" w:eastAsia="Times New Roman" w:hAnsi="Times New Roman" w:cs="Times New Roman"/>
-      <w:b/>
-      <w:bCs/>
-      <w:kern w:val="0"/>
-      <w:sz w:val="36"/>
-      <w:szCs w:val="36"/>
-      <w:lang w:eastAsia="en-IN"/>
+      <w:sz w:val="52"/>
+      <w:szCs w:val="52"/>
     </w:rPr>
   </w:style>
-  <w:style w:type="character" w:customStyle="1" w:styleId="devsite-heading">
-    <w:name w:val="devsite-heading"/>
-    <w:basedOn w:val="DefaultParagraphFont"/>
-    <w:rsid w:val="004407C8"/>
+  <w:style w:type="paragraph" w:styleId="Subtitle">
+    <w:name w:val="Subtitle"/>
+    <w:basedOn w:val="Normal"/>
+    <w:next w:val="Normal"/>
+    <w:uiPriority w:val="11"/>
+    <w:qFormat/>
+    <w:rsid w:val="004F75CA"/>
+    <w:pPr>
+      <w:keepNext/>
+      <w:keepLines/>
+      <w:spacing w:after="320"/>
+    </w:pPr>
+    <w:rPr>
+      <w:color w:val="666666"/>
+      <w:sz w:val="30"/>
+      <w:szCs w:val="30"/>
+    </w:rPr>
   </w:style>
   <w:style w:type="paragraph" w:styleId="NormalWeb">
     <w:name w:val="Normal (Web)"/>
     <w:basedOn w:val="Normal"/>
     <w:uiPriority w:val="99"/>
     <w:unhideWhenUsed/>
-    <w:rsid w:val="00E076EF"/>
+    <w:rsid w:val="00D31C62"/>
     <w:pPr>
       <w:spacing w:before="100" w:beforeAutospacing="1" w:after="100" w:afterAutospacing="1" w:line="240" w:lineRule="auto"/>
     </w:pPr>
     <w:rPr>
       <w:rFonts w:ascii="Times New Roman" w:eastAsia="Times New Roman" w:hAnsi="Times New Roman" w:cs="Times New Roman"/>
-      <w:kern w:val="0"/>
       <w:sz w:val="24"/>
       <w:szCs w:val="24"/>
-      <w:lang w:eastAsia="en-IN"/>
+      <w:lang w:val="en-IN"/>
     </w:rPr>
   </w:style>
   <w:style w:type="paragraph" w:styleId="HTMLPreformatted">
@@ -3495,7 +7470,7 @@
     <w:link w:val="HTMLPreformattedChar"/>
     <w:uiPriority w:val="99"/>
     <w:unhideWhenUsed/>
-    <w:rsid w:val="00E076EF"/>
+    <w:rsid w:val="0019228A"/>
     <w:pPr>
       <w:tabs>
         <w:tab w:val="left" w:pos="916"/>
@@ -3515,14 +7490,13 @@
         <w:tab w:val="left" w:pos="13740"/>
         <w:tab w:val="left" w:pos="14656"/>
       </w:tabs>
-      <w:spacing w:after="0" w:line="240" w:lineRule="auto"/>
+      <w:spacing w:line="240" w:lineRule="auto"/>
     </w:pPr>
     <w:rPr>
       <w:rFonts w:ascii="Courier New" w:eastAsia="Times New Roman" w:hAnsi="Courier New" w:cs="Courier New"/>
-      <w:kern w:val="0"/>
       <w:sz w:val="20"/>
       <w:szCs w:val="20"/>
-      <w:lang w:eastAsia="en-IN"/>
+      <w:lang w:val="en-IN"/>
     </w:rPr>
   </w:style>
   <w:style w:type="character" w:customStyle="1" w:styleId="HTMLPreformattedChar">
@@ -3530,134 +7504,45 @@
     <w:basedOn w:val="DefaultParagraphFont"/>
     <w:link w:val="HTMLPreformatted"/>
     <w:uiPriority w:val="99"/>
-    <w:rsid w:val="00E076EF"/>
-    <w:rPr>
-      <w:rFonts w:ascii="Courier New" w:eastAsia="Times New Roman" w:hAnsi="Courier New" w:cs="Courier New"/>
-      <w:kern w:val="0"/>
-      <w:sz w:val="20"/>
-      <w:szCs w:val="20"/>
-      <w:lang w:eastAsia="en-IN"/>
-    </w:rPr>
-  </w:style>
-  <w:style w:type="character" w:styleId="HTMLCode">
-    <w:name w:val="HTML Code"/>
-    <w:basedOn w:val="DefaultParagraphFont"/>
-    <w:uiPriority w:val="99"/>
-    <w:semiHidden/>
-    <w:unhideWhenUsed/>
-    <w:rsid w:val="00E076EF"/>
+    <w:rsid w:val="0019228A"/>
     <w:rPr>
       <w:rFonts w:ascii="Courier New" w:eastAsia="Times New Roman" w:hAnsi="Courier New" w:cs="Courier New"/>
       <w:sz w:val="20"/>
       <w:szCs w:val="20"/>
+      <w:lang w:val="en-IN"/>
     </w:rPr>
+  </w:style>
+  <w:style w:type="character" w:customStyle="1" w:styleId="tag">
+    <w:name w:val="tag"/>
+    <w:basedOn w:val="DefaultParagraphFont"/>
+    <w:rsid w:val="0019228A"/>
   </w:style>
   <w:style w:type="character" w:customStyle="1" w:styleId="pln">
     <w:name w:val="pln"/>
     <w:basedOn w:val="DefaultParagraphFont"/>
-    <w:rsid w:val="00E076EF"/>
+    <w:rsid w:val="0019228A"/>
+  </w:style>
+  <w:style w:type="character" w:customStyle="1" w:styleId="atn">
+    <w:name w:val="atn"/>
+    <w:basedOn w:val="DefaultParagraphFont"/>
+    <w:rsid w:val="0019228A"/>
   </w:style>
   <w:style w:type="character" w:customStyle="1" w:styleId="pun">
     <w:name w:val="pun"/>
     <w:basedOn w:val="DefaultParagraphFont"/>
-    <w:rsid w:val="00E076EF"/>
+    <w:rsid w:val="0019228A"/>
   </w:style>
-  <w:style w:type="character" w:customStyle="1" w:styleId="com">
-    <w:name w:val="com"/>
+  <w:style w:type="character" w:customStyle="1" w:styleId="atv">
+    <w:name w:val="atv"/>
     <w:basedOn w:val="DefaultParagraphFont"/>
-    <w:rsid w:val="00E076EF"/>
-  </w:style>
-  <w:style w:type="character" w:customStyle="1" w:styleId="typ">
-    <w:name w:val="typ"/>
-    <w:basedOn w:val="DefaultParagraphFont"/>
-    <w:rsid w:val="00E076EF"/>
-  </w:style>
-  <w:style w:type="character" w:customStyle="1" w:styleId="lit">
-    <w:name w:val="lit"/>
-    <w:basedOn w:val="DefaultParagraphFont"/>
-    <w:rsid w:val="00E076EF"/>
-  </w:style>
-  <w:style w:type="character" w:customStyle="1" w:styleId="Heading3Char">
-    <w:name w:val="Heading 3 Char"/>
-    <w:basedOn w:val="DefaultParagraphFont"/>
-    <w:link w:val="Heading3"/>
-    <w:uiPriority w:val="9"/>
-    <w:semiHidden/>
-    <w:rsid w:val="00815FBE"/>
-    <w:rPr>
-      <w:rFonts w:asciiTheme="majorHAnsi" w:eastAsiaTheme="majorEastAsia" w:hAnsiTheme="majorHAnsi" w:cstheme="majorBidi"/>
-      <w:color w:val="1F3763" w:themeColor="accent1" w:themeShade="7F"/>
-      <w:sz w:val="24"/>
-      <w:szCs w:val="24"/>
-    </w:rPr>
-  </w:style>
-  <w:style w:type="character" w:customStyle="1" w:styleId="str">
-    <w:name w:val="str"/>
-    <w:basedOn w:val="DefaultParagraphFont"/>
-    <w:rsid w:val="00815FBE"/>
-  </w:style>
-  <w:style w:type="character" w:styleId="Hyperlink">
-    <w:name w:val="Hyperlink"/>
-    <w:basedOn w:val="DefaultParagraphFont"/>
-    <w:uiPriority w:val="99"/>
-    <w:semiHidden/>
-    <w:unhideWhenUsed/>
-    <w:rsid w:val="00815FBE"/>
-    <w:rPr>
-      <w:color w:val="0000FF"/>
-      <w:u w:val="single"/>
-    </w:rPr>
-  </w:style>
-  <w:style w:type="paragraph" w:styleId="Header">
-    <w:name w:val="header"/>
-    <w:basedOn w:val="Normal"/>
-    <w:link w:val="HeaderChar"/>
-    <w:uiPriority w:val="99"/>
-    <w:unhideWhenUsed/>
-    <w:rsid w:val="00447D92"/>
-    <w:pPr>
-      <w:tabs>
-        <w:tab w:val="center" w:pos="4513"/>
-        <w:tab w:val="right" w:pos="9026"/>
-      </w:tabs>
-      <w:spacing w:after="0" w:line="240" w:lineRule="auto"/>
-    </w:pPr>
-  </w:style>
-  <w:style w:type="character" w:customStyle="1" w:styleId="HeaderChar">
-    <w:name w:val="Header Char"/>
-    <w:basedOn w:val="DefaultParagraphFont"/>
-    <w:link w:val="Header"/>
-    <w:uiPriority w:val="99"/>
-    <w:rsid w:val="00447D92"/>
-  </w:style>
-  <w:style w:type="paragraph" w:styleId="Footer">
-    <w:name w:val="footer"/>
-    <w:basedOn w:val="Normal"/>
-    <w:link w:val="FooterChar"/>
-    <w:uiPriority w:val="99"/>
-    <w:unhideWhenUsed/>
-    <w:rsid w:val="00447D92"/>
-    <w:pPr>
-      <w:tabs>
-        <w:tab w:val="center" w:pos="4513"/>
-        <w:tab w:val="right" w:pos="9026"/>
-      </w:tabs>
-      <w:spacing w:after="0" w:line="240" w:lineRule="auto"/>
-    </w:pPr>
-  </w:style>
-  <w:style w:type="character" w:customStyle="1" w:styleId="FooterChar">
-    <w:name w:val="Footer Char"/>
-    <w:basedOn w:val="DefaultParagraphFont"/>
-    <w:link w:val="Footer"/>
-    <w:uiPriority w:val="99"/>
-    <w:rsid w:val="00447D92"/>
+    <w:rsid w:val="0019228A"/>
   </w:style>
   <w:style w:type="character" w:styleId="Strong">
     <w:name w:val="Strong"/>
     <w:basedOn w:val="DefaultParagraphFont"/>
     <w:uiPriority w:val="22"/>
     <w:qFormat/>
-    <w:rsid w:val="009D4194"/>
+    <w:rsid w:val="00644768"/>
     <w:rPr>
       <w:b/>
       <w:bCs/>
@@ -3668,11 +7553,106 @@
     <w:basedOn w:val="DefaultParagraphFont"/>
     <w:uiPriority w:val="20"/>
     <w:qFormat/>
-    <w:rsid w:val="009D4194"/>
+    <w:rsid w:val="00644768"/>
     <w:rPr>
       <w:i/>
       <w:iCs/>
     </w:rPr>
+  </w:style>
+  <w:style w:type="character" w:styleId="Hyperlink">
+    <w:name w:val="Hyperlink"/>
+    <w:basedOn w:val="DefaultParagraphFont"/>
+    <w:uiPriority w:val="99"/>
+    <w:unhideWhenUsed/>
+    <w:rsid w:val="00B62F46"/>
+    <w:rPr>
+      <w:color w:val="0000FF"/>
+      <w:u w:val="single"/>
+    </w:rPr>
+  </w:style>
+  <w:style w:type="paragraph" w:customStyle="1" w:styleId="alt">
+    <w:name w:val="alt"/>
+    <w:basedOn w:val="Normal"/>
+    <w:rsid w:val="00B66B0C"/>
+    <w:pPr>
+      <w:spacing w:before="100" w:beforeAutospacing="1" w:after="100" w:afterAutospacing="1" w:line="240" w:lineRule="auto"/>
+    </w:pPr>
+    <w:rPr>
+      <w:rFonts w:ascii="Times New Roman" w:eastAsia="Times New Roman" w:hAnsi="Times New Roman" w:cs="Times New Roman"/>
+      <w:sz w:val="24"/>
+      <w:szCs w:val="24"/>
+      <w:lang w:val="en-IN"/>
+    </w:rPr>
+  </w:style>
+  <w:style w:type="character" w:customStyle="1" w:styleId="tag-name">
+    <w:name w:val="tag-name"/>
+    <w:basedOn w:val="DefaultParagraphFont"/>
+    <w:rsid w:val="00B66B0C"/>
+  </w:style>
+  <w:style w:type="character" w:customStyle="1" w:styleId="attribute">
+    <w:name w:val="attribute"/>
+    <w:basedOn w:val="DefaultParagraphFont"/>
+    <w:rsid w:val="00B66B0C"/>
+  </w:style>
+  <w:style w:type="character" w:customStyle="1" w:styleId="attribute-value">
+    <w:name w:val="attribute-value"/>
+    <w:basedOn w:val="DefaultParagraphFont"/>
+    <w:rsid w:val="00B66B0C"/>
+  </w:style>
+  <w:style w:type="paragraph" w:styleId="ListParagraph">
+    <w:name w:val="List Paragraph"/>
+    <w:basedOn w:val="Normal"/>
+    <w:uiPriority w:val="34"/>
+    <w:qFormat/>
+    <w:rsid w:val="004E51A1"/>
+    <w:pPr>
+      <w:ind w:left="720"/>
+      <w:contextualSpacing/>
+    </w:pPr>
+  </w:style>
+  <w:style w:type="paragraph" w:styleId="Header">
+    <w:name w:val="header"/>
+    <w:basedOn w:val="Normal"/>
+    <w:link w:val="HeaderChar"/>
+    <w:uiPriority w:val="99"/>
+    <w:unhideWhenUsed/>
+    <w:rsid w:val="00246BC7"/>
+    <w:pPr>
+      <w:tabs>
+        <w:tab w:val="center" w:pos="4513"/>
+        <w:tab w:val="right" w:pos="9026"/>
+      </w:tabs>
+      <w:spacing w:line="240" w:lineRule="auto"/>
+    </w:pPr>
+  </w:style>
+  <w:style w:type="character" w:customStyle="1" w:styleId="HeaderChar">
+    <w:name w:val="Header Char"/>
+    <w:basedOn w:val="DefaultParagraphFont"/>
+    <w:link w:val="Header"/>
+    <w:uiPriority w:val="99"/>
+    <w:rsid w:val="00246BC7"/>
+  </w:style>
+  <w:style w:type="paragraph" w:styleId="Footer">
+    <w:name w:val="footer"/>
+    <w:basedOn w:val="Normal"/>
+    <w:link w:val="FooterChar"/>
+    <w:uiPriority w:val="99"/>
+    <w:unhideWhenUsed/>
+    <w:rsid w:val="00246BC7"/>
+    <w:pPr>
+      <w:tabs>
+        <w:tab w:val="center" w:pos="4513"/>
+        <w:tab w:val="right" w:pos="9026"/>
+      </w:tabs>
+      <w:spacing w:line="240" w:lineRule="auto"/>
+    </w:pPr>
+  </w:style>
+  <w:style w:type="character" w:customStyle="1" w:styleId="FooterChar">
+    <w:name w:val="Footer Char"/>
+    <w:basedOn w:val="DefaultParagraphFont"/>
+    <w:link w:val="Footer"/>
+    <w:uiPriority w:val="99"/>
+    <w:rsid w:val="00246BC7"/>
   </w:style>
   <w:style w:type="paragraph" w:styleId="BalloonText">
     <w:name w:val="Balloon Text"/>
@@ -3681,9 +7661,9 @@
     <w:uiPriority w:val="99"/>
     <w:semiHidden/>
     <w:unhideWhenUsed/>
-    <w:rsid w:val="00520A13"/>
+    <w:rsid w:val="00675DF7"/>
     <w:pPr>
-      <w:spacing w:after="0" w:line="240" w:lineRule="auto"/>
+      <w:spacing w:line="240" w:lineRule="auto"/>
     </w:pPr>
     <w:rPr>
       <w:rFonts w:ascii="Tahoma" w:hAnsi="Tahoma" w:cs="Tahoma"/>
@@ -3697,7 +7677,7 @@
     <w:link w:val="BalloonText"/>
     <w:uiPriority w:val="99"/>
     <w:semiHidden/>
-    <w:rsid w:val="00520A13"/>
+    <w:rsid w:val="00675DF7"/>
     <w:rPr>
       <w:rFonts w:ascii="Tahoma" w:hAnsi="Tahoma" w:cs="Tahoma"/>
       <w:sz w:val="16"/>
@@ -3718,44 +7698,44 @@
         <a:sysClr val="window" lastClr="FFFFFF"/>
       </a:lt1>
       <a:dk2>
-        <a:srgbClr val="44546A"/>
+        <a:srgbClr val="1F497D"/>
       </a:dk2>
       <a:lt2>
-        <a:srgbClr val="E7E6E6"/>
+        <a:srgbClr val="EEECE1"/>
       </a:lt2>
       <a:accent1>
-        <a:srgbClr val="4472C4"/>
+        <a:srgbClr val="4F81BD"/>
       </a:accent1>
       <a:accent2>
-        <a:srgbClr val="ED7D31"/>
+        <a:srgbClr val="C0504D"/>
       </a:accent2>
       <a:accent3>
-        <a:srgbClr val="A5A5A5"/>
+        <a:srgbClr val="9BBB59"/>
       </a:accent3>
       <a:accent4>
-        <a:srgbClr val="FFC000"/>
+        <a:srgbClr val="8064A2"/>
       </a:accent4>
       <a:accent5>
-        <a:srgbClr val="5B9BD5"/>
+        <a:srgbClr val="4BACC6"/>
       </a:accent5>
       <a:accent6>
-        <a:srgbClr val="70AD47"/>
+        <a:srgbClr val="F79646"/>
       </a:accent6>
       <a:hlink>
-        <a:srgbClr val="0563C1"/>
+        <a:srgbClr val="0000FF"/>
       </a:hlink>
       <a:folHlink>
-        <a:srgbClr val="954F72"/>
+        <a:srgbClr val="800080"/>
       </a:folHlink>
     </a:clrScheme>
     <a:fontScheme name="Office">
       <a:majorFont>
-        <a:latin typeface="Calibri Light"/>
+        <a:latin typeface="Calibri"/>
         <a:ea typeface=""/>
         <a:cs typeface=""/>
-        <a:font script="Jpan" typeface="游ゴシック Light"/>
+        <a:font script="Jpan" typeface="ＭＳ ゴシック"/>
         <a:font script="Hang" typeface="맑은 고딕"/>
-        <a:font script="Hans" typeface="等线 Light"/>
+        <a:font script="Hans" typeface="宋体"/>
         <a:font script="Hant" typeface="新細明體"/>
         <a:font script="Arab" typeface="Times New Roman"/>
         <a:font script="Hebr" typeface="Times New Roman"/>
@@ -3783,31 +7763,14 @@
         <a:font script="Viet" typeface="Times New Roman"/>
         <a:font script="Uigh" typeface="Microsoft Uighur"/>
         <a:font script="Geor" typeface="Sylfaen"/>
-        <a:font script="Armn" typeface="Arial"/>
-        <a:font script="Bugi" typeface="Leelawadee UI"/>
-        <a:font script="Bopo" typeface="Microsoft JhengHei"/>
-        <a:font script="Java" typeface="Javanese Text"/>
-        <a:font script="Lisu" typeface="Segoe UI"/>
-        <a:font script="Mymr" typeface="Myanmar Text"/>
-        <a:font script="Nkoo" typeface="Ebrima"/>
-        <a:font script="Olck" typeface="Nirmala UI"/>
-        <a:font script="Osma" typeface="Ebrima"/>
-        <a:font script="Phag" typeface="Phagspa"/>
-        <a:font script="Syrn" typeface="Estrangelo Edessa"/>
-        <a:font script="Syrj" typeface="Estrangelo Edessa"/>
-        <a:font script="Syre" typeface="Estrangelo Edessa"/>
-        <a:font script="Sora" typeface="Nirmala UI"/>
-        <a:font script="Tale" typeface="Microsoft Tai Le"/>
-        <a:font script="Talu" typeface="Microsoft New Tai Lue"/>
-        <a:font script="Tfng" typeface="Ebrima"/>
       </a:majorFont>
       <a:minorFont>
-        <a:latin typeface="Calibri"/>
+        <a:latin typeface="Cambria"/>
         <a:ea typeface=""/>
         <a:cs typeface=""/>
-        <a:font script="Jpan" typeface="游明朝"/>
+        <a:font script="Jpan" typeface="ＭＳ 明朝"/>
         <a:font script="Hang" typeface="맑은 고딕"/>
-        <a:font script="Hans" typeface="等线"/>
+        <a:font script="Hans" typeface="宋体"/>
         <a:font script="Hant" typeface="新細明體"/>
         <a:font script="Arab" typeface="Arial"/>
         <a:font script="Hebr" typeface="Arial"/>
@@ -3835,23 +7798,6 @@
         <a:font script="Viet" typeface="Arial"/>
         <a:font script="Uigh" typeface="Microsoft Uighur"/>
         <a:font script="Geor" typeface="Sylfaen"/>
-        <a:font script="Armn" typeface="Arial"/>
-        <a:font script="Bugi" typeface="Leelawadee UI"/>
-        <a:font script="Bopo" typeface="Microsoft JhengHei"/>
-        <a:font script="Java" typeface="Javanese Text"/>
-        <a:font script="Lisu" typeface="Segoe UI"/>
-        <a:font script="Mymr" typeface="Myanmar Text"/>
-        <a:font script="Nkoo" typeface="Ebrima"/>
-        <a:font script="Olck" typeface="Nirmala UI"/>
-        <a:font script="Osma" typeface="Ebrima"/>
-        <a:font script="Phag" typeface="Phagspa"/>
-        <a:font script="Syrn" typeface="Estrangelo Edessa"/>
-        <a:font script="Syrj" typeface="Estrangelo Edessa"/>
-        <a:font script="Syre" typeface="Estrangelo Edessa"/>
-        <a:font script="Sora" typeface="Nirmala UI"/>
-        <a:font script="Tale" typeface="Microsoft Tai Le"/>
-        <a:font script="Talu" typeface="Microsoft New Tai Lue"/>
-        <a:font script="Tfng" typeface="Ebrima"/>
       </a:minorFont>
     </a:fontScheme>
     <a:fmtScheme name="Office">
@@ -3863,141 +7809,250 @@
           <a:gsLst>
             <a:gs pos="0">
               <a:schemeClr val="phClr">
-                <a:lumMod val="110000"/>
-                <a:satMod val="105000"/>
-                <a:tint val="67000"/>
+                <a:tint val="50000"/>
+                <a:satMod val="300000"/>
               </a:schemeClr>
             </a:gs>
-            <a:gs pos="50000">
+            <a:gs pos="35000">
               <a:schemeClr val="phClr">
-                <a:lumMod val="105000"/>
-                <a:satMod val="103000"/>
-                <a:tint val="73000"/>
+                <a:tint val="37000"/>
+                <a:satMod val="300000"/>
               </a:schemeClr>
             </a:gs>
             <a:gs pos="100000">
               <a:schemeClr val="phClr">
-                <a:lumMod val="105000"/>
-                <a:satMod val="109000"/>
-                <a:tint val="81000"/>
+                <a:tint val="15000"/>
+                <a:satMod val="350000"/>
               </a:schemeClr>
             </a:gs>
           </a:gsLst>
-          <a:lin ang="5400000" scaled="0"/>
+          <a:lin ang="16200000" scaled="1"/>
         </a:gradFill>
         <a:gradFill rotWithShape="1">
           <a:gsLst>
             <a:gs pos="0">
               <a:schemeClr val="phClr">
-                <a:satMod val="103000"/>
-                <a:lumMod val="102000"/>
-                <a:tint val="94000"/>
-              </a:schemeClr>
-            </a:gs>
-            <a:gs pos="50000">
-              <a:schemeClr val="phClr">
-                <a:satMod val="110000"/>
-                <a:lumMod val="100000"/>
+                <a:tint val="100000"/>
                 <a:shade val="100000"/>
+                <a:satMod val="130000"/>
               </a:schemeClr>
             </a:gs>
             <a:gs pos="100000">
               <a:schemeClr val="phClr">
-                <a:lumMod val="99000"/>
-                <a:satMod val="120000"/>
-                <a:shade val="78000"/>
+                <a:tint val="50000"/>
+                <a:shade val="100000"/>
+                <a:satMod val="350000"/>
               </a:schemeClr>
             </a:gs>
           </a:gsLst>
-          <a:lin ang="5400000" scaled="0"/>
+          <a:lin ang="16200000" scaled="0"/>
         </a:gradFill>
       </a:fillStyleLst>
       <a:lnStyleLst>
-        <a:ln w="6350" cap="flat" cmpd="sng" algn="ctr">
+        <a:ln w="9525" cap="flat" cmpd="sng" algn="ctr">
+          <a:solidFill>
+            <a:schemeClr val="phClr">
+              <a:shade val="95000"/>
+              <a:satMod val="105000"/>
+            </a:schemeClr>
+          </a:solidFill>
+          <a:prstDash val="solid"/>
+        </a:ln>
+        <a:ln w="25400" cap="flat" cmpd="sng" algn="ctr">
           <a:solidFill>
             <a:schemeClr val="phClr"/>
           </a:solidFill>
           <a:prstDash val="solid"/>
-          <a:miter lim="800000"/>
         </a:ln>
-        <a:ln w="12700" cap="flat" cmpd="sng" algn="ctr">
+        <a:ln w="38100" cap="flat" cmpd="sng" algn="ctr">
           <a:solidFill>
             <a:schemeClr val="phClr"/>
           </a:solidFill>
           <a:prstDash val="solid"/>
-          <a:miter lim="800000"/>
-        </a:ln>
-        <a:ln w="19050" cap="flat" cmpd="sng" algn="ctr">
-          <a:solidFill>
-            <a:schemeClr val="phClr"/>
-          </a:solidFill>
-          <a:prstDash val="solid"/>
-          <a:miter lim="800000"/>
         </a:ln>
       </a:lnStyleLst>
       <a:effectStyleLst>
         <a:effectStyle>
-          <a:effectLst/>
-        </a:effectStyle>
-        <a:effectStyle>
-          <a:effectLst/>
+          <a:effectLst>
+            <a:outerShdw blurRad="40000" dist="20000" dir="5400000" rotWithShape="0">
+              <a:srgbClr val="000000">
+                <a:alpha val="38000"/>
+              </a:srgbClr>
+            </a:outerShdw>
+          </a:effectLst>
         </a:effectStyle>
         <a:effectStyle>
           <a:effectLst>
-            <a:outerShdw blurRad="57150" dist="19050" dir="5400000" algn="ctr" rotWithShape="0">
+            <a:outerShdw blurRad="40000" dist="23000" dir="5400000" rotWithShape="0">
               <a:srgbClr val="000000">
-                <a:alpha val="63000"/>
+                <a:alpha val="35000"/>
               </a:srgbClr>
             </a:outerShdw>
           </a:effectLst>
+        </a:effectStyle>
+        <a:effectStyle>
+          <a:effectLst>
+            <a:outerShdw blurRad="40000" dist="23000" dir="5400000" rotWithShape="0">
+              <a:srgbClr val="000000">
+                <a:alpha val="35000"/>
+              </a:srgbClr>
+            </a:outerShdw>
+          </a:effectLst>
+          <a:scene3d>
+            <a:camera prst="orthographicFront">
+              <a:rot lat="0" lon="0" rev="0"/>
+            </a:camera>
+            <a:lightRig rig="threePt" dir="t">
+              <a:rot lat="0" lon="0" rev="1200000"/>
+            </a:lightRig>
+          </a:scene3d>
+          <a:sp3d>
+            <a:bevelT w="63500" h="25400"/>
+          </a:sp3d>
         </a:effectStyle>
       </a:effectStyleLst>
       <a:bgFillStyleLst>
         <a:solidFill>
           <a:schemeClr val="phClr"/>
         </a:solidFill>
-        <a:solidFill>
-          <a:schemeClr val="phClr">
-            <a:tint val="95000"/>
-            <a:satMod val="170000"/>
-          </a:schemeClr>
-        </a:solidFill>
         <a:gradFill rotWithShape="1">
           <a:gsLst>
             <a:gs pos="0">
               <a:schemeClr val="phClr">
-                <a:tint val="93000"/>
-                <a:satMod val="150000"/>
-                <a:shade val="98000"/>
-                <a:lumMod val="102000"/>
+                <a:tint val="40000"/>
+                <a:satMod val="350000"/>
               </a:schemeClr>
             </a:gs>
-            <a:gs pos="50000">
+            <a:gs pos="40000">
               <a:schemeClr val="phClr">
-                <a:tint val="98000"/>
-                <a:satMod val="130000"/>
-                <a:shade val="90000"/>
-                <a:lumMod val="103000"/>
+                <a:tint val="45000"/>
+                <a:shade val="99000"/>
+                <a:satMod val="350000"/>
               </a:schemeClr>
             </a:gs>
             <a:gs pos="100000">
               <a:schemeClr val="phClr">
-                <a:shade val="63000"/>
-                <a:satMod val="120000"/>
+                <a:shade val="20000"/>
+                <a:satMod val="255000"/>
               </a:schemeClr>
             </a:gs>
           </a:gsLst>
-          <a:lin ang="5400000" scaled="0"/>
+          <a:path path="circle">
+            <a:fillToRect l="50000" t="-80000" r="50000" b="180000"/>
+          </a:path>
+        </a:gradFill>
+        <a:gradFill rotWithShape="1">
+          <a:gsLst>
+            <a:gs pos="0">
+              <a:schemeClr val="phClr">
+                <a:tint val="80000"/>
+                <a:satMod val="300000"/>
+              </a:schemeClr>
+            </a:gs>
+            <a:gs pos="100000">
+              <a:schemeClr val="phClr">
+                <a:shade val="30000"/>
+                <a:satMod val="200000"/>
+              </a:schemeClr>
+            </a:gs>
+          </a:gsLst>
+          <a:path path="circle">
+            <a:fillToRect l="50000" t="50000" r="50000" b="50000"/>
+          </a:path>
         </a:gradFill>
       </a:bgFillStyleLst>
     </a:fmtScheme>
   </a:themeElements>
-  <a:objectDefaults/>
+  <a:objectDefaults>
+    <a:spDef>
+      <a:spPr/>
+      <a:bodyPr/>
+      <a:lstStyle/>
+      <a:style>
+        <a:lnRef idx="1">
+          <a:schemeClr val="accent1"/>
+        </a:lnRef>
+        <a:fillRef idx="3">
+          <a:schemeClr val="accent1"/>
+        </a:fillRef>
+        <a:effectRef idx="2">
+          <a:schemeClr val="accent1"/>
+        </a:effectRef>
+        <a:fontRef idx="minor">
+          <a:schemeClr val="lt1"/>
+        </a:fontRef>
+      </a:style>
+    </a:spDef>
+    <a:lnDef>
+      <a:spPr/>
+      <a:bodyPr/>
+      <a:lstStyle/>
+      <a:style>
+        <a:lnRef idx="2">
+          <a:schemeClr val="accent1"/>
+        </a:lnRef>
+        <a:fillRef idx="0">
+          <a:schemeClr val="accent1"/>
+        </a:fillRef>
+        <a:effectRef idx="1">
+          <a:schemeClr val="accent1"/>
+        </a:effectRef>
+        <a:fontRef idx="minor">
+          <a:schemeClr val="tx1"/>
+        </a:fontRef>
+      </a:style>
+    </a:lnDef>
+  </a:objectDefaults>
   <a:extraClrSchemeLst/>
-  <a:extLst>
-    <a:ext uri="{05A4C25C-085E-4340-85A3-A5531E510DB2}">
-      <thm15:themeFamily xmlns:thm15="http://schemas.microsoft.com/office/thememl/2012/main" name="Office Theme" id="{62F939B6-93AF-4DB8-9C6B-D6C7DFDC589F}" vid="{4A3C46E8-61CC-4603-A589-7422A47A8E4A}"/>
-    </a:ext>
-  </a:extLst>
 </a:theme>
+</file>
+
+<file path=customXml/item1.xml><?xml version="1.0" encoding="utf-8"?>
+<inkml:ink xmlns:inkml="http://www.w3.org/2003/InkML">
+  <inkml:definitions>
+    <inkml:context xml:id="ctx0">
+      <inkml:inkSource xml:id="inkSrc0">
+        <inkml:traceFormat>
+          <inkml:channel name="X" type="integer" min="-2.14748E9" max="2.14748E9" units="cm"/>
+          <inkml:channel name="Y" type="integer" min="-2.14748E9" max="2.14748E9" units="cm"/>
+          <inkml:channel name="F" type="integer" max="32767" units="dev"/>
+        </inkml:traceFormat>
+        <inkml:channelProperties>
+          <inkml:channelProperty channel="X" name="resolution" value="1000" units="1/cm"/>
+          <inkml:channelProperty channel="Y" name="resolution" value="1000" units="1/cm"/>
+          <inkml:channelProperty channel="F" name="resolution" value="0" units="1/dev"/>
+        </inkml:channelProperties>
+      </inkml:inkSource>
+      <inkml:timestamp xml:id="ts0" timeString="2026-02-07T11:52:10.343"/>
+    </inkml:context>
+    <inkml:brush xml:id="br0">
+      <inkml:brushProperty name="width" value="0.025" units="cm"/>
+      <inkml:brushProperty name="height" value="0.025" units="cm"/>
+    </inkml:brush>
+  </inkml:definitions>
+  <inkml:trace contextRef="#ctx0" brushRef="#br0">1 1 1624,'0'0'0</inkml:trace>
+</inkml:ink>
+</file>
+
+<file path=customXml/item2.xml><?xml version="1.0" encoding="utf-8"?>
+<go:gDocsCustomXmlDataStorage xmlns:go="http://customooxmlschemas.google.com/" xmlns:r="http://schemas.openxmlformats.org/officeDocument/2006/relationships">
+  <go:docsCustomData xmlns:go="http://customooxmlschemas.google.com/" roundtripDataSignature="AMtx7mgDzxl2onolYnvxBjzWvsjc8Y8Sig==">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</go:docsCustomData>
+</go:gDocsCustomXmlDataStorage>
+</file>
+
+<file path=customXml/itemProps1.xml><?xml version="1.0" encoding="utf-8"?>
+<ds:datastoreItem xmlns:ds="http://schemas.openxmlformats.org/officeDocument/2006/customXml" ds:itemID="{63D8AA16-2F8B-41AC-A4FA-03D3F6AF2E3D}">
+  <ds:schemaRefs>
+    <ds:schemaRef ds:uri="http://www.w3.org/2003/InkML"/>
+  </ds:schemaRefs>
+</ds:datastoreItem>
+</file>
+
+<file path=customXml/itemProps2.xml><?xml version="1.0" encoding="utf-8"?>
+<ds:datastoreItem xmlns:ds="http://schemas.openxmlformats.org/officeDocument/2006/customXml" ds:itemID="{11111111-1234-1234-1234-123412341234}">
+  <ds:schemaRefs>
+    <ds:schemaRef ds:uri="http://customooxmlschemas.google.com/"/>
+    <ds:schemaRef ds:uri="http://schemas.openxmlformats.org/officeDocument/2006/relationships"/>
+  </ds:schemaRefs>
+</ds:datastoreItem>
 </file>